--- a/app/templates/tldn/LLC2/002_Điều lệ.docx
+++ b/app/templates/tldn/LLC2/002_Điều lệ.docx
@@ -108,7 +108,7 @@
               </wp:anchor>
             </w:drawing>
           </mc:Choice>
-          <mc:Fallback xmlns:cr="http://schemas.microsoft.com/office/comments/2020/reactions" xmlns="http://schemas.microsoft.com/office/tasks/2019/documenttasks" xmlns:dgm="http://schemas.openxmlformats.org/drawingml/2006/diagram" xmlns:lc="http://schemas.openxmlformats.org/drawingml/2006/lockedCanvas" xmlns:c="http://schemas.openxmlformats.org/drawingml/2006/chart" xmlns:pic="http://schemas.openxmlformats.org/drawingml/2006/picture" xmlns:a="http://schemas.openxmlformats.org/drawingml/2006/main" xmlns:sl="http://schemas.openxmlformats.org/schemaLibrary/2006/main">
+          <mc:Fallback xmlns:sl="http://schemas.openxmlformats.org/schemaLibrary/2006/main" xmlns:a="http://schemas.openxmlformats.org/drawingml/2006/main" xmlns:pic="http://schemas.openxmlformats.org/drawingml/2006/picture" xmlns:c="http://schemas.openxmlformats.org/drawingml/2006/chart" xmlns:lc="http://schemas.openxmlformats.org/drawingml/2006/lockedCanvas" xmlns:dgm="http://schemas.openxmlformats.org/drawingml/2006/diagram" xmlns="http://schemas.microsoft.com/office/tasks/2019/documenttasks" xmlns:cr="http://schemas.microsoft.com/office/comments/2020/reactions">
             <w:drawing>
               <wp:anchor allowOverlap="1" behindDoc="0" distB="0" distT="0" distL="114300" distR="114300" hidden="0" layoutInCell="1" locked="0" relativeHeight="0" simplePos="0">
                 <wp:simplePos x="0" y="0"/>
@@ -2343,18 +2343,8 @@
           <w:szCs w:val="22"/>
           <w:lang w:val="en-US"/>
         </w:rPr>
-        <w:t xml:space="preserve"> endfor </w:t>
-      </w:r>
-      <w:proofErr w:type="gramStart"/>
-      <w:r>
-        <w:rPr>
-          <w:sz w:val="22"/>
-          <w:szCs w:val="22"/>
-          <w:lang w:val="en-US"/>
-        </w:rPr>
-        <w:t>-%}</w:t>
-      </w:r>
-      <w:proofErr w:type="gramEnd"/>
+        <w:t xml:space="preserve"> endfor %}</w:t>
+      </w:r>
     </w:p>
     <w:p>
       <w:pPr>

--- a/app/templates/tldn/LLC2/002_Điều lệ.docx
+++ b/app/templates/tldn/LLC2/002_Điều lệ.docx
@@ -298,19 +298,8 @@
           <w:sz w:val="22"/>
           <w:szCs w:val="22"/>
         </w:rPr>
-        <w:t>và Luật Doanh nghiệp sửa đổi số 76/2025/</w:t>
-      </w:r>
-      <w:proofErr w:type="gramStart"/>
-      <w:r>
-        <w:rPr>
-          <w:i/>
-          <w:color w:val="000000"/>
-          <w:sz w:val="22"/>
-          <w:szCs w:val="22"/>
-        </w:rPr>
-        <w:t>QH15;</w:t>
-      </w:r>
-      <w:proofErr w:type="gramEnd"/>
+        <w:t>và Luật Doanh nghiệp sửa đổi số 76/2025/QH15;</w:t>
+      </w:r>
     </w:p>
     <w:p>
       <w:pPr>
@@ -796,7 +785,7 @@
           <w:p>
             <w:pPr>
               <w:widowControl w:val="0"/>
-              <w:spacing w:line="324" w:lineRule="auto"/>
+              <w:spacing w:line="276" w:lineRule="auto"/>
               <w:rPr>
                 <w:sz w:val="22"/>
                 <w:szCs w:val="22"/>
@@ -851,7 +840,7 @@
           <w:p>
             <w:pPr>
               <w:widowControl w:val="0"/>
-              <w:spacing w:line="324" w:lineRule="auto"/>
+              <w:spacing w:line="276" w:lineRule="auto"/>
               <w:rPr>
                 <w:sz w:val="22"/>
                 <w:szCs w:val="22"/>
@@ -862,31 +851,7 @@
                 <w:sz w:val="22"/>
                 <w:szCs w:val="22"/>
               </w:rPr>
-              <w:t>Số fax (</w:t>
-            </w:r>
-            <w:r>
-              <w:rPr>
-                <w:i/>
-                <w:sz w:val="22"/>
-                <w:szCs w:val="22"/>
-              </w:rPr>
-              <w:t>nếu có</w:t>
-            </w:r>
-            <w:proofErr w:type="gramStart"/>
-            <w:r>
-              <w:rPr>
-                <w:sz w:val="22"/>
-                <w:szCs w:val="22"/>
-              </w:rPr>
-              <w:t>): {{</w:t>
-            </w:r>
-            <w:proofErr w:type="gramEnd"/>
-            <w:r>
-              <w:rPr>
-                <w:sz w:val="22"/>
-                <w:szCs w:val="22"/>
-              </w:rPr>
-              <w:t>company_info.contact.fax}}</w:t>
+              <w:t>Số fax: {{company_info.contact.fax}}</w:t>
             </w:r>
           </w:p>
         </w:tc>
@@ -900,42 +865,18 @@
           <w:p>
             <w:pPr>
               <w:widowControl w:val="0"/>
-              <w:spacing w:line="324" w:lineRule="auto"/>
+              <w:spacing w:line="276" w:lineRule="auto"/>
               <w:rPr>
                 <w:sz w:val="22"/>
                 <w:szCs w:val="22"/>
               </w:rPr>
             </w:pPr>
-            <w:proofErr w:type="gramStart"/>
             <w:r>
               <w:rPr>
                 <w:sz w:val="22"/>
                 <w:szCs w:val="22"/>
               </w:rPr>
-              <w:t>Thư điện tử (</w:t>
-            </w:r>
-            <w:r>
-              <w:rPr>
-                <w:i/>
-                <w:sz w:val="22"/>
-                <w:szCs w:val="22"/>
-              </w:rPr>
-              <w:t>nếu có</w:t>
-            </w:r>
-            <w:r>
-              <w:rPr>
-                <w:sz w:val="22"/>
-                <w:szCs w:val="22"/>
-              </w:rPr>
-              <w:t>): {{</w:t>
-            </w:r>
-            <w:proofErr w:type="gramEnd"/>
-            <w:r>
-              <w:rPr>
-                <w:sz w:val="22"/>
-                <w:szCs w:val="22"/>
-              </w:rPr>
-              <w:t>company_</w:t>
+              <w:t>Thư điện tử: {{company_</w:t>
             </w:r>
             <w:proofErr w:type="gramStart"/>
             <w:r>
@@ -963,35 +904,34 @@
           <w:p>
             <w:pPr>
               <w:widowControl w:val="0"/>
-              <w:spacing w:line="324" w:lineRule="auto"/>
+              <w:spacing w:line="276" w:lineRule="auto"/>
               <w:rPr>
                 <w:b/>
                 <w:sz w:val="22"/>
                 <w:szCs w:val="22"/>
               </w:rPr>
             </w:pPr>
+            <w:proofErr w:type="gramStart"/>
             <w:r>
               <w:rPr>
                 <w:sz w:val="22"/>
                 <w:szCs w:val="22"/>
               </w:rPr>
-              <w:t>Website (</w:t>
+              <w:t>Websit</w:t>
             </w:r>
             <w:r>
               <w:rPr>
-                <w:i/>
-                <w:sz w:val="22"/>
-                <w:szCs w:val="22"/>
-              </w:rPr>
-              <w:t>nếu có</w:t>
+                <w:sz w:val="22"/>
+                <w:szCs w:val="22"/>
+              </w:rPr>
+              <w:t>e</w:t>
             </w:r>
-            <w:proofErr w:type="gramStart"/>
             <w:r>
               <w:rPr>
                 <w:sz w:val="22"/>
                 <w:szCs w:val="22"/>
               </w:rPr>
-              <w:t>): {{</w:t>
+              <w:t>: {{</w:t>
             </w:r>
             <w:proofErr w:type="gramEnd"/>
             <w:r>
@@ -1226,32 +1166,25 @@
           <w:sz w:val="22"/>
           <w:szCs w:val="22"/>
         </w:rPr>
-        <w:t xml:space="preserve">Công ty trách nhiệm hữu hạn hai thành viên trở lên được phát hành trái phiếu theo quy định của </w:t>
-      </w:r>
+        <w:t>Công ty trách nhiệm hữu hạn hai thành viên trở lên được phát hành trái phiếu theo quy định của Luật Doanh nghiệp 2020 và quy định khác của pháp luật có liên quan, việc phát hành trái phiếu riêng lẻ phải tuân thủ quy định tại Điều 128 và Điều 129 của Luật Doanh nghiệp 2020.</w:t>
+      </w:r>
+    </w:p>
+    <w:p>
+      <w:pPr>
+        <w:widowControl w:val="0"/>
+        <w:spacing w:line="324" w:lineRule="auto"/>
+        <w:jc w:val="both"/>
+        <w:rPr>
+          <w:sz w:val="22"/>
+          <w:szCs w:val="22"/>
+        </w:rPr>
+      </w:pPr>
       <w:r>
         <w:rPr>
           <w:sz w:val="22"/>
           <w:szCs w:val="22"/>
         </w:rPr>
         <w:lastRenderedPageBreak/>
-        <w:t>Luật Doanh nghiệp 2020 và quy định khác của pháp luật có liên quan, việc phát hành trái phiếu riêng lẻ phải tuân thủ quy định tại Điều 128 và Điều 129 của Luật Doanh nghiệp 2020.</w:t>
-      </w:r>
-    </w:p>
-    <w:p>
-      <w:pPr>
-        <w:widowControl w:val="0"/>
-        <w:spacing w:line="324" w:lineRule="auto"/>
-        <w:jc w:val="both"/>
-        <w:rPr>
-          <w:sz w:val="22"/>
-          <w:szCs w:val="22"/>
-        </w:rPr>
-      </w:pPr>
-      <w:r>
-        <w:rPr>
-          <w:sz w:val="22"/>
-          <w:szCs w:val="22"/>
-        </w:rPr>
         <w:t>2.6.</w:t>
       </w:r>
       <w:r>
@@ -3343,17 +3276,8 @@
           <w:sz w:val="22"/>
           <w:szCs w:val="22"/>
         </w:rPr>
-        <w:t xml:space="preserve">6.1.  Khi góp đủ giá trị phần vốn góp, Thành viên được ghi vào sổ thành viên công </w:t>
-      </w:r>
-      <w:proofErr w:type="gramStart"/>
-      <w:r>
-        <w:rPr>
-          <w:sz w:val="22"/>
-          <w:szCs w:val="22"/>
-        </w:rPr>
-        <w:t>ty;</w:t>
-      </w:r>
-      <w:proofErr w:type="gramEnd"/>
+        <w:t>6.1.  Khi góp đủ giá trị phần vốn góp, Thành viên được ghi vào sổ thành viên công ty;</w:t>
+      </w:r>
     </w:p>
     <w:p>
       <w:pPr>
@@ -3388,98 +3312,62 @@
           <w:sz w:val="22"/>
           <w:szCs w:val="22"/>
         </w:rPr>
-        <w:t xml:space="preserve">a) Tên, mã số doanh nghiệp, địa chỉ trụ sở chính của công </w:t>
-      </w:r>
-      <w:proofErr w:type="gramStart"/>
-      <w:r>
-        <w:rPr>
-          <w:sz w:val="22"/>
-          <w:szCs w:val="22"/>
-        </w:rPr>
-        <w:t>ty;</w:t>
-      </w:r>
-      <w:proofErr w:type="gramEnd"/>
-    </w:p>
-    <w:p>
-      <w:pPr>
-        <w:widowControl w:val="0"/>
-        <w:spacing w:line="324" w:lineRule="auto"/>
-        <w:jc w:val="both"/>
-        <w:rPr>
-          <w:sz w:val="22"/>
-          <w:szCs w:val="22"/>
-        </w:rPr>
-      </w:pPr>
-      <w:r>
-        <w:rPr>
-          <w:sz w:val="22"/>
-          <w:szCs w:val="22"/>
-        </w:rPr>
-        <w:t xml:space="preserve">b) Họ, tên, địa chỉ liên lạc, quốc tịch, số giấy tờ pháp lý của cá nhân đối với thành viên là cá nhân; tên, mã số doanh nghiệp hoặc số giấy tờ pháp lý của tổ chức, địa chỉ trụ sở chính đối với thành viên là tổ </w:t>
-      </w:r>
-      <w:proofErr w:type="gramStart"/>
-      <w:r>
-        <w:rPr>
-          <w:sz w:val="22"/>
-          <w:szCs w:val="22"/>
-        </w:rPr>
-        <w:t>chức;</w:t>
-      </w:r>
-      <w:proofErr w:type="gramEnd"/>
-    </w:p>
-    <w:p>
-      <w:pPr>
-        <w:widowControl w:val="0"/>
-        <w:spacing w:line="324" w:lineRule="auto"/>
-        <w:jc w:val="both"/>
-        <w:rPr>
-          <w:sz w:val="22"/>
-          <w:szCs w:val="22"/>
-        </w:rPr>
-      </w:pPr>
-      <w:r>
-        <w:rPr>
-          <w:sz w:val="22"/>
-          <w:szCs w:val="22"/>
-        </w:rPr>
-        <w:t xml:space="preserve">c) Phần vốn góp, giá trị vốn đã góp, thời điểm góp vốn, loại tài sản góp vốn, số lượng, giá trị của từng loại tài sản góp vốn của từng thành </w:t>
-      </w:r>
-      <w:proofErr w:type="gramStart"/>
-      <w:r>
-        <w:rPr>
-          <w:sz w:val="22"/>
-          <w:szCs w:val="22"/>
-        </w:rPr>
-        <w:t>viên;</w:t>
-      </w:r>
-      <w:proofErr w:type="gramEnd"/>
-    </w:p>
-    <w:p>
-      <w:pPr>
-        <w:widowControl w:val="0"/>
-        <w:spacing w:line="324" w:lineRule="auto"/>
-        <w:jc w:val="both"/>
-        <w:rPr>
-          <w:sz w:val="22"/>
-          <w:szCs w:val="22"/>
-        </w:rPr>
-      </w:pPr>
-      <w:r>
-        <w:rPr>
-          <w:sz w:val="22"/>
-          <w:szCs w:val="22"/>
-        </w:rPr>
-        <w:t xml:space="preserve">d) Chữ ký của thành viên là cá nhân hoặc của người đại diện theo pháp luật của thành viên là tổ </w:t>
-      </w:r>
-      <w:proofErr w:type="gramStart"/>
-      <w:r>
-        <w:rPr>
-          <w:sz w:val="22"/>
-          <w:szCs w:val="22"/>
-        </w:rPr>
-        <w:t>chức;</w:t>
-      </w:r>
-      <w:proofErr w:type="gramEnd"/>
+        <w:t>a) Tên, mã số doanh nghiệp, địa chỉ trụ sở chính của công ty;</w:t>
+      </w:r>
+    </w:p>
+    <w:p>
+      <w:pPr>
+        <w:widowControl w:val="0"/>
+        <w:spacing w:line="324" w:lineRule="auto"/>
+        <w:jc w:val="both"/>
+        <w:rPr>
+          <w:sz w:val="22"/>
+          <w:szCs w:val="22"/>
+        </w:rPr>
+      </w:pPr>
+      <w:r>
+        <w:rPr>
+          <w:sz w:val="22"/>
+          <w:szCs w:val="22"/>
+        </w:rPr>
+        <w:t>b) Họ, tên, địa chỉ liên lạc, quốc tịch, số giấy tờ pháp lý của cá nhân đối với thành viên là cá nhân; tên, mã số doanh nghiệp hoặc số giấy tờ pháp lý của tổ chức, địa chỉ trụ sở chính đối với thành viên là tổ chức;</w:t>
+      </w:r>
+    </w:p>
+    <w:p>
+      <w:pPr>
+        <w:widowControl w:val="0"/>
+        <w:spacing w:line="324" w:lineRule="auto"/>
+        <w:jc w:val="both"/>
+        <w:rPr>
+          <w:sz w:val="22"/>
+          <w:szCs w:val="22"/>
+        </w:rPr>
+      </w:pPr>
+      <w:r>
+        <w:rPr>
+          <w:sz w:val="22"/>
+          <w:szCs w:val="22"/>
+        </w:rPr>
+        <w:t>c) Phần vốn góp, giá trị vốn đã góp, thời điểm góp vốn, loại tài sản góp vốn, số lượng, giá trị của từng loại tài sản góp vốn của từng thành viên;</w:t>
+      </w:r>
+    </w:p>
+    <w:p>
+      <w:pPr>
+        <w:widowControl w:val="0"/>
+        <w:spacing w:line="324" w:lineRule="auto"/>
+        <w:jc w:val="both"/>
+        <w:rPr>
+          <w:sz w:val="22"/>
+          <w:szCs w:val="22"/>
+        </w:rPr>
+      </w:pPr>
+      <w:r>
+        <w:rPr>
+          <w:sz w:val="22"/>
+          <w:szCs w:val="22"/>
+        </w:rPr>
+        <w:t>d) Chữ ký của thành viên là cá nhân hoặc của người đại diện theo pháp luật của thành viên là tổ chức;</w:t>
+      </w:r>
     </w:p>
     <w:p>
       <w:pPr>
@@ -3633,18 +3521,8 @@
           <w:sz w:val="22"/>
           <w:szCs w:val="22"/>
         </w:rPr>
-        <w:t xml:space="preserve">Có số phiếu biểu quyết tương ứng với phần vốn góp, trừ trường hợp quy định tại khoản 2 Điều 47 của Luật Doanh nghiệp </w:t>
-      </w:r>
-      <w:proofErr w:type="gramStart"/>
-      <w:r>
-        <w:rPr>
-          <w:color w:val="000000"/>
-          <w:sz w:val="22"/>
-          <w:szCs w:val="22"/>
-        </w:rPr>
-        <w:t>2020;</w:t>
-      </w:r>
-      <w:proofErr w:type="gramEnd"/>
+        <w:t>Có số phiếu biểu quyết tương ứng với phần vốn góp, trừ trường hợp quy định tại khoản 2 Điều 47 của Luật Doanh nghiệp 2020;</w:t>
+      </w:r>
     </w:p>
     <w:p>
       <w:pPr>
@@ -3678,18 +3556,8 @@
           <w:sz w:val="22"/>
           <w:szCs w:val="22"/>
         </w:rPr>
-        <w:t xml:space="preserve">Được chia lợi nhuận tương ứng với phần vốn góp sau khi công ty đã nộp đủ thuế và hoàn thành các nghĩa vụ tài chính khác theo quy định của pháp </w:t>
-      </w:r>
-      <w:proofErr w:type="gramStart"/>
-      <w:r>
-        <w:rPr>
-          <w:color w:val="000000"/>
-          <w:sz w:val="22"/>
-          <w:szCs w:val="22"/>
-        </w:rPr>
-        <w:t>luật;</w:t>
-      </w:r>
-      <w:proofErr w:type="gramEnd"/>
+        <w:t>Được chia lợi nhuận tương ứng với phần vốn góp sau khi công ty đã nộp đủ thuế và hoàn thành các nghĩa vụ tài chính khác theo quy định của pháp luật;</w:t>
+      </w:r>
     </w:p>
     <w:p>
       <w:pPr>
@@ -3723,18 +3591,8 @@
           <w:sz w:val="22"/>
           <w:szCs w:val="22"/>
         </w:rPr>
-        <w:t xml:space="preserve">Được chia giá trị tài sản còn lại của công ty tương ứng với phần vốn góp khi công ty giải thể hoặc phá </w:t>
-      </w:r>
-      <w:proofErr w:type="gramStart"/>
-      <w:r>
-        <w:rPr>
-          <w:color w:val="000000"/>
-          <w:sz w:val="22"/>
-          <w:szCs w:val="22"/>
-        </w:rPr>
-        <w:t>sản;</w:t>
-      </w:r>
-      <w:proofErr w:type="gramEnd"/>
+        <w:t>Được chia giá trị tài sản còn lại của công ty tương ứng với phần vốn góp khi công ty giải thể hoặc phá sản;</w:t>
+      </w:r>
     </w:p>
     <w:p>
       <w:pPr>
@@ -3768,18 +3626,8 @@
           <w:sz w:val="22"/>
           <w:szCs w:val="22"/>
         </w:rPr>
-        <w:t xml:space="preserve">Được ưu tiên góp thêm vốn vào công ty khi công ty tăng vốn điều </w:t>
-      </w:r>
-      <w:proofErr w:type="gramStart"/>
-      <w:r>
-        <w:rPr>
-          <w:color w:val="000000"/>
-          <w:sz w:val="22"/>
-          <w:szCs w:val="22"/>
-        </w:rPr>
-        <w:t>lệ;</w:t>
-      </w:r>
-      <w:proofErr w:type="gramEnd"/>
+        <w:t>Được ưu tiên góp thêm vốn vào công ty khi công ty tăng vốn điều lệ;</w:t>
+      </w:r>
     </w:p>
     <w:p>
       <w:pPr>
@@ -3813,18 +3661,8 @@
           <w:sz w:val="22"/>
           <w:szCs w:val="22"/>
         </w:rPr>
-        <w:t xml:space="preserve"> Định đoạt phần vốn góp của mình bằng cách chuyển nhượng một phần hoặc toàn bộ, tặng cho và hình thức khác theo quy định của pháp luật và Điều lệ công </w:t>
-      </w:r>
-      <w:proofErr w:type="gramStart"/>
-      <w:r>
-        <w:rPr>
-          <w:color w:val="000000"/>
-          <w:sz w:val="22"/>
-          <w:szCs w:val="22"/>
-        </w:rPr>
-        <w:t>ty;</w:t>
-      </w:r>
-      <w:proofErr w:type="gramEnd"/>
+        <w:t> Định đoạt phần vốn góp của mình bằng cách chuyển nhượng một phần hoặc toàn bộ, tặng cho và hình thức khác theo quy định của pháp luật và Điều lệ công ty;</w:t>
+      </w:r>
     </w:p>
     <w:p>
       <w:pPr>
@@ -3961,18 +3799,8 @@
           <w:szCs w:val="22"/>
         </w:rPr>
         <w:lastRenderedPageBreak/>
-        <w:t xml:space="preserve">Yêu cầu triệu tập họp Hội đồng thành viên để giải quyết những vấn đề thuộc thẩm </w:t>
-      </w:r>
-      <w:proofErr w:type="gramStart"/>
-      <w:r>
-        <w:rPr>
-          <w:color w:val="000000"/>
-          <w:sz w:val="22"/>
-          <w:szCs w:val="22"/>
-        </w:rPr>
-        <w:t>quyền;</w:t>
-      </w:r>
-      <w:proofErr w:type="gramEnd"/>
+        <w:t>Yêu cầu triệu tập họp Hội đồng thành viên để giải quyết những vấn đề thuộc thẩm quyền;</w:t>
+      </w:r>
     </w:p>
     <w:p>
       <w:pPr>
@@ -4002,18 +3830,8 @@
           <w:sz w:val="22"/>
           <w:szCs w:val="22"/>
         </w:rPr>
-        <w:t xml:space="preserve">Kiểm tra, xem xét, tra cứu sổ ghi chép và theo dõi các giao dịch, sổ kế toán, báo cáo tài chính hằng </w:t>
-      </w:r>
-      <w:proofErr w:type="gramStart"/>
-      <w:r>
-        <w:rPr>
-          <w:color w:val="000000"/>
-          <w:sz w:val="22"/>
-          <w:szCs w:val="22"/>
-        </w:rPr>
-        <w:t>năm;</w:t>
-      </w:r>
-      <w:proofErr w:type="gramEnd"/>
+        <w:t>Kiểm tra, xem xét, tra cứu sổ ghi chép và theo dõi các giao dịch, sổ kế toán, báo cáo tài chính hằng năm;</w:t>
+      </w:r>
     </w:p>
     <w:p>
       <w:pPr>
@@ -4043,18 +3861,8 @@
           <w:sz w:val="22"/>
           <w:szCs w:val="22"/>
         </w:rPr>
-        <w:t xml:space="preserve">Kiểm tra, xem xét, tra cứu và sao chụp sổ đăng ký thành viên, biên bản họp và nghị quyết của Hội đồng thành viên và các hồ sơ khác của công </w:t>
-      </w:r>
-      <w:proofErr w:type="gramStart"/>
-      <w:r>
-        <w:rPr>
-          <w:color w:val="000000"/>
-          <w:sz w:val="22"/>
-          <w:szCs w:val="22"/>
-        </w:rPr>
-        <w:t>ty;</w:t>
-      </w:r>
-      <w:proofErr w:type="gramEnd"/>
+        <w:t>Kiểm tra, xem xét, tra cứu và sao chụp sổ đăng ký thành viên, biên bản họp và nghị quyết của Hội đồng thành viên và các hồ sơ khác của công ty;</w:t>
+      </w:r>
     </w:p>
     <w:p>
       <w:pPr>
@@ -4431,18 +4239,8 @@
           <w:sz w:val="22"/>
           <w:szCs w:val="22"/>
         </w:rPr>
-        <w:t xml:space="preserve">Vi phạm pháp </w:t>
-      </w:r>
-      <w:proofErr w:type="gramStart"/>
-      <w:r>
-        <w:rPr>
-          <w:color w:val="000000"/>
-          <w:sz w:val="22"/>
-          <w:szCs w:val="22"/>
-        </w:rPr>
-        <w:t>luật;</w:t>
-      </w:r>
-      <w:proofErr w:type="gramEnd"/>
+        <w:t>Vi phạm pháp luật;</w:t>
+      </w:r>
     </w:p>
     <w:p>
       <w:pPr>
@@ -4472,18 +4270,8 @@
           <w:sz w:val="22"/>
           <w:szCs w:val="22"/>
         </w:rPr>
-        <w:t xml:space="preserve">Tiến hành kinh doanh hoặc giao dịch khác không nhằm phục vụ lợi ích của công ty và gây thiệt hại cho người </w:t>
-      </w:r>
-      <w:proofErr w:type="gramStart"/>
-      <w:r>
-        <w:rPr>
-          <w:color w:val="000000"/>
-          <w:sz w:val="22"/>
-          <w:szCs w:val="22"/>
-        </w:rPr>
-        <w:t>khác;</w:t>
-      </w:r>
-      <w:proofErr w:type="gramEnd"/>
+        <w:t>Tiến hành kinh doanh hoặc giao dịch khác không nhằm phục vụ lợi ích của công ty và gây thiệt hại cho người khác;</w:t>
+      </w:r>
     </w:p>
     <w:p>
       <w:pPr>
@@ -4687,7 +4475,94 @@
           <w:sz w:val="22"/>
           <w:szCs w:val="22"/>
         </w:rPr>
-        <w:t xml:space="preserve">a) Quyết định chiến lược phát triển và kế hoạch kinh doanh hằng năm của công </w:t>
+        <w:t>a) Quyết định chiến lược phát triển và kế hoạch kinh doanh hằng năm của công ty;</w:t>
+      </w:r>
+    </w:p>
+    <w:p>
+      <w:pPr>
+        <w:widowControl w:val="0"/>
+        <w:spacing w:line="324" w:lineRule="auto"/>
+        <w:jc w:val="both"/>
+        <w:rPr>
+          <w:sz w:val="22"/>
+          <w:szCs w:val="22"/>
+        </w:rPr>
+      </w:pPr>
+      <w:r>
+        <w:rPr>
+          <w:sz w:val="22"/>
+          <w:szCs w:val="22"/>
+        </w:rPr>
+        <w:t>b) Quyết định tăng hoặc giảm vốn điều lệ, quyết định thời điểm và phương thức huy động thêm vốn;</w:t>
+      </w:r>
+    </w:p>
+    <w:p>
+      <w:pPr>
+        <w:widowControl w:val="0"/>
+        <w:spacing w:line="324" w:lineRule="auto"/>
+        <w:jc w:val="both"/>
+        <w:rPr>
+          <w:sz w:val="22"/>
+          <w:szCs w:val="22"/>
+        </w:rPr>
+      </w:pPr>
+      <w:r>
+        <w:rPr>
+          <w:sz w:val="22"/>
+          <w:szCs w:val="22"/>
+        </w:rPr>
+        <w:t>c) Quyết định dự án đầu tư phát triển của công ty; giải pháp phát triển thị trường, tiếp thị và chuyển giao công nghệ;</w:t>
+      </w:r>
+    </w:p>
+    <w:p>
+      <w:pPr>
+        <w:widowControl w:val="0"/>
+        <w:spacing w:line="324" w:lineRule="auto"/>
+        <w:jc w:val="both"/>
+        <w:rPr>
+          <w:sz w:val="22"/>
+          <w:szCs w:val="22"/>
+        </w:rPr>
+      </w:pPr>
+      <w:r>
+        <w:rPr>
+          <w:sz w:val="22"/>
+          <w:szCs w:val="22"/>
+        </w:rPr>
+        <w:t xml:space="preserve">d) Thông qua hợp đồng vay, cho vay, bán tài sản và hợp đồng khác do Điều lệ công ty quy định có giá trị </w:t>
+      </w:r>
+      <w:r>
+        <w:rPr>
+          <w:sz w:val="22"/>
+          <w:szCs w:val="22"/>
+        </w:rPr>
+        <w:lastRenderedPageBreak/>
+        <w:t>từ 50% tổng giá trị tài sản trở lên được ghi trong báo cáo tài chính tại thời điểm công bố gần nhất của công ty hoặc một tỷ lệ hoặc giá trị khác nhỏ hơn quy định tại Điều lệ công ty;</w:t>
+      </w:r>
+    </w:p>
+    <w:p>
+      <w:pPr>
+        <w:widowControl w:val="0"/>
+        <w:spacing w:line="324" w:lineRule="auto"/>
+        <w:jc w:val="both"/>
+        <w:rPr>
+          <w:sz w:val="22"/>
+          <w:szCs w:val="22"/>
+        </w:rPr>
+      </w:pPr>
+      <w:r>
+        <w:rPr>
+          <w:sz w:val="22"/>
+          <w:szCs w:val="22"/>
+        </w:rPr>
+        <w:t xml:space="preserve">đ) Bầu, miễn nhiệm, bãi nhiệm Chủ tịch Hội đồng thành viên; quyết định bổ nhiệm, miễn nhiệm, bãi nhiệm, ký và chấm dứt hợp đồng đối với </w:t>
+      </w:r>
+      <w:r>
+        <w:rPr>
+          <w:sz w:val="22"/>
+          <w:szCs w:val="22"/>
+        </w:rPr>
+        <w:t>{{rep_</w:t>
       </w:r>
       <w:proofErr w:type="gramStart"/>
       <w:r>
@@ -4695,26 +4570,47 @@
           <w:sz w:val="22"/>
           <w:szCs w:val="22"/>
         </w:rPr>
-        <w:t>ty;</w:t>
+        <w:t>ceo.position</w:t>
       </w:r>
       <w:proofErr w:type="gramEnd"/>
-    </w:p>
-    <w:p>
-      <w:pPr>
-        <w:widowControl w:val="0"/>
-        <w:spacing w:line="324" w:lineRule="auto"/>
-        <w:jc w:val="both"/>
-        <w:rPr>
-          <w:sz w:val="22"/>
-          <w:szCs w:val="22"/>
-        </w:rPr>
-      </w:pPr>
-      <w:r>
-        <w:rPr>
-          <w:sz w:val="22"/>
-          <w:szCs w:val="22"/>
-        </w:rPr>
-        <w:t xml:space="preserve">b) Quyết định tăng hoặc giảm vốn điều lệ, quyết định thời điểm và phương thức huy động thêm </w:t>
+      <w:r>
+        <w:rPr>
+          <w:sz w:val="22"/>
+          <w:szCs w:val="22"/>
+        </w:rPr>
+        <w:t>.text}}</w:t>
+      </w:r>
+      <w:r>
+        <w:rPr>
+          <w:sz w:val="22"/>
+          <w:szCs w:val="22"/>
+        </w:rPr>
+        <w:t>, Kế toán trưởng, Kiểm soát viên và người quản lý khác quy định tại Điều lệ công ty;</w:t>
+      </w:r>
+    </w:p>
+    <w:p>
+      <w:pPr>
+        <w:widowControl w:val="0"/>
+        <w:spacing w:line="324" w:lineRule="auto"/>
+        <w:jc w:val="both"/>
+        <w:rPr>
+          <w:sz w:val="22"/>
+          <w:szCs w:val="22"/>
+        </w:rPr>
+      </w:pPr>
+      <w:r>
+        <w:rPr>
+          <w:sz w:val="22"/>
+          <w:szCs w:val="22"/>
+        </w:rPr>
+        <w:t xml:space="preserve">e) Quyết định mức lương, thù lao, thưởng và lợi ích khác đối với Chủ tịch Hội đồng thành viên, </w:t>
+      </w:r>
+      <w:r>
+        <w:rPr>
+          <w:sz w:val="22"/>
+          <w:szCs w:val="22"/>
+        </w:rPr>
+        <w:t>{{rep_</w:t>
       </w:r>
       <w:proofErr w:type="gramStart"/>
       <w:r>
@@ -4722,105 +4618,9 @@
           <w:sz w:val="22"/>
           <w:szCs w:val="22"/>
         </w:rPr>
-        <w:t>vốn;</w:t>
+        <w:t>ceo.position</w:t>
       </w:r>
       <w:proofErr w:type="gramEnd"/>
-    </w:p>
-    <w:p>
-      <w:pPr>
-        <w:widowControl w:val="0"/>
-        <w:spacing w:line="324" w:lineRule="auto"/>
-        <w:jc w:val="both"/>
-        <w:rPr>
-          <w:sz w:val="22"/>
-          <w:szCs w:val="22"/>
-        </w:rPr>
-      </w:pPr>
-      <w:r>
-        <w:rPr>
-          <w:sz w:val="22"/>
-          <w:szCs w:val="22"/>
-        </w:rPr>
-        <w:t xml:space="preserve">c) Quyết định dự án đầu tư phát triển của công ty; giải pháp phát triển thị trường, tiếp thị và chuyển giao công </w:t>
-      </w:r>
-      <w:proofErr w:type="gramStart"/>
-      <w:r>
-        <w:rPr>
-          <w:sz w:val="22"/>
-          <w:szCs w:val="22"/>
-        </w:rPr>
-        <w:t>nghệ;</w:t>
-      </w:r>
-      <w:proofErr w:type="gramEnd"/>
-    </w:p>
-    <w:p>
-      <w:pPr>
-        <w:widowControl w:val="0"/>
-        <w:spacing w:line="324" w:lineRule="auto"/>
-        <w:jc w:val="both"/>
-        <w:rPr>
-          <w:sz w:val="22"/>
-          <w:szCs w:val="22"/>
-        </w:rPr>
-      </w:pPr>
-      <w:r>
-        <w:rPr>
-          <w:sz w:val="22"/>
-          <w:szCs w:val="22"/>
-        </w:rPr>
-        <w:t xml:space="preserve">d) Thông qua hợp đồng vay, cho vay, bán tài sản và hợp đồng khác do Điều lệ công ty quy định có giá trị </w:t>
-      </w:r>
-      <w:r>
-        <w:rPr>
-          <w:sz w:val="22"/>
-          <w:szCs w:val="22"/>
-        </w:rPr>
-        <w:lastRenderedPageBreak/>
-        <w:t xml:space="preserve">từ 50% tổng giá trị tài sản trở lên được ghi trong báo cáo tài chính tại thời điểm công bố gần nhất của công ty hoặc một tỷ lệ hoặc giá trị khác nhỏ hơn quy định tại Điều lệ công </w:t>
-      </w:r>
-      <w:proofErr w:type="gramStart"/>
-      <w:r>
-        <w:rPr>
-          <w:sz w:val="22"/>
-          <w:szCs w:val="22"/>
-        </w:rPr>
-        <w:t>ty;</w:t>
-      </w:r>
-      <w:proofErr w:type="gramEnd"/>
-    </w:p>
-    <w:p>
-      <w:pPr>
-        <w:widowControl w:val="0"/>
-        <w:spacing w:line="324" w:lineRule="auto"/>
-        <w:jc w:val="both"/>
-        <w:rPr>
-          <w:sz w:val="22"/>
-          <w:szCs w:val="22"/>
-        </w:rPr>
-      </w:pPr>
-      <w:r>
-        <w:rPr>
-          <w:sz w:val="22"/>
-          <w:szCs w:val="22"/>
-        </w:rPr>
-        <w:t xml:space="preserve">đ) Bầu, miễn nhiệm, bãi nhiệm Chủ tịch Hội đồng thành viên; quyết định bổ nhiệm, miễn nhiệm, bãi nhiệm, ký và chấm dứt hợp đồng đối với </w:t>
-      </w:r>
-      <w:r>
-        <w:rPr>
-          <w:sz w:val="22"/>
-          <w:szCs w:val="22"/>
-        </w:rPr>
-        <w:t>{{rep_</w:t>
-      </w:r>
-      <w:proofErr w:type="gramStart"/>
-      <w:r>
-        <w:rPr>
-          <w:sz w:val="22"/>
-          <w:szCs w:val="22"/>
-        </w:rPr>
-        <w:t>ceo.position</w:t>
-      </w:r>
-      <w:proofErr w:type="gramEnd"/>
       <w:r>
         <w:rPr>
           <w:sz w:val="22"/>
@@ -4833,236 +4633,116 @@
           <w:sz w:val="22"/>
           <w:szCs w:val="22"/>
         </w:rPr>
-        <w:t xml:space="preserve">, Kế toán trưởng, Kiểm soát viên và người quản lý khác quy định tại Điều lệ công </w:t>
-      </w:r>
-      <w:proofErr w:type="gramStart"/>
-      <w:r>
-        <w:rPr>
-          <w:sz w:val="22"/>
-          <w:szCs w:val="22"/>
-        </w:rPr>
-        <w:t>ty;</w:t>
-      </w:r>
-      <w:proofErr w:type="gramEnd"/>
-    </w:p>
-    <w:p>
-      <w:pPr>
-        <w:widowControl w:val="0"/>
-        <w:spacing w:line="324" w:lineRule="auto"/>
-        <w:jc w:val="both"/>
-        <w:rPr>
-          <w:sz w:val="22"/>
-          <w:szCs w:val="22"/>
-        </w:rPr>
-      </w:pPr>
-      <w:r>
-        <w:rPr>
-          <w:sz w:val="22"/>
-          <w:szCs w:val="22"/>
-        </w:rPr>
-        <w:t xml:space="preserve">e) Quyết định mức lương, thù lao, thưởng và lợi ích khác đối với Chủ tịch Hội đồng thành viên, </w:t>
-      </w:r>
-      <w:r>
-        <w:rPr>
-          <w:sz w:val="22"/>
-          <w:szCs w:val="22"/>
-        </w:rPr>
-        <w:t>{{rep_</w:t>
-      </w:r>
-      <w:proofErr w:type="gramStart"/>
-      <w:r>
-        <w:rPr>
-          <w:sz w:val="22"/>
-          <w:szCs w:val="22"/>
-        </w:rPr>
-        <w:t>ceo.position</w:t>
-      </w:r>
-      <w:proofErr w:type="gramEnd"/>
-      <w:r>
-        <w:rPr>
-          <w:sz w:val="22"/>
-          <w:szCs w:val="22"/>
-        </w:rPr>
-        <w:t>.text}}</w:t>
-      </w:r>
-      <w:r>
-        <w:rPr>
-          <w:sz w:val="22"/>
-          <w:szCs w:val="22"/>
-        </w:rPr>
-        <w:t xml:space="preserve">, Kế toán trưởng và người quản lý khác quy định tại Điều lệ công </w:t>
-      </w:r>
-      <w:proofErr w:type="gramStart"/>
-      <w:r>
-        <w:rPr>
-          <w:sz w:val="22"/>
-          <w:szCs w:val="22"/>
-        </w:rPr>
-        <w:t>ty;</w:t>
-      </w:r>
-      <w:proofErr w:type="gramEnd"/>
-    </w:p>
-    <w:p>
-      <w:pPr>
-        <w:widowControl w:val="0"/>
-        <w:spacing w:line="324" w:lineRule="auto"/>
-        <w:jc w:val="both"/>
-        <w:rPr>
-          <w:sz w:val="22"/>
-          <w:szCs w:val="22"/>
-        </w:rPr>
-      </w:pPr>
-      <w:r>
-        <w:rPr>
-          <w:sz w:val="22"/>
-          <w:szCs w:val="22"/>
-        </w:rPr>
-        <w:t xml:space="preserve">g) Thông qua báo cáo tài chính hằng năm, phương án sử dụng và phân chia lợi nhuận hoặc phương án xử lý lỗ của công </w:t>
-      </w:r>
-      <w:proofErr w:type="gramStart"/>
-      <w:r>
-        <w:rPr>
-          <w:sz w:val="22"/>
-          <w:szCs w:val="22"/>
-        </w:rPr>
-        <w:t>ty;</w:t>
-      </w:r>
-      <w:proofErr w:type="gramEnd"/>
-    </w:p>
-    <w:p>
-      <w:pPr>
-        <w:widowControl w:val="0"/>
-        <w:spacing w:line="324" w:lineRule="auto"/>
-        <w:jc w:val="both"/>
-        <w:rPr>
-          <w:sz w:val="22"/>
-          <w:szCs w:val="22"/>
-        </w:rPr>
-      </w:pPr>
-      <w:r>
-        <w:rPr>
-          <w:sz w:val="22"/>
-          <w:szCs w:val="22"/>
-        </w:rPr>
-        <w:t xml:space="preserve">h) Quyết định cơ cấu tổ chức quản lý công </w:t>
-      </w:r>
-      <w:proofErr w:type="gramStart"/>
-      <w:r>
-        <w:rPr>
-          <w:sz w:val="22"/>
-          <w:szCs w:val="22"/>
-        </w:rPr>
-        <w:t>ty;</w:t>
-      </w:r>
-      <w:proofErr w:type="gramEnd"/>
-    </w:p>
-    <w:p>
-      <w:pPr>
-        <w:widowControl w:val="0"/>
-        <w:spacing w:line="324" w:lineRule="auto"/>
-        <w:jc w:val="both"/>
-        <w:rPr>
-          <w:sz w:val="22"/>
-          <w:szCs w:val="22"/>
-        </w:rPr>
-      </w:pPr>
-      <w:r>
-        <w:rPr>
-          <w:sz w:val="22"/>
-          <w:szCs w:val="22"/>
-        </w:rPr>
-        <w:t xml:space="preserve">i) Quyết định thành lập công ty con, chi nhánh, văn phòng đại </w:t>
-      </w:r>
-      <w:proofErr w:type="gramStart"/>
-      <w:r>
-        <w:rPr>
-          <w:sz w:val="22"/>
-          <w:szCs w:val="22"/>
-        </w:rPr>
-        <w:t>diện;</w:t>
-      </w:r>
-      <w:proofErr w:type="gramEnd"/>
-    </w:p>
-    <w:p>
-      <w:pPr>
-        <w:widowControl w:val="0"/>
-        <w:spacing w:line="324" w:lineRule="auto"/>
-        <w:jc w:val="both"/>
-        <w:rPr>
-          <w:sz w:val="22"/>
-          <w:szCs w:val="22"/>
-        </w:rPr>
-      </w:pPr>
-      <w:r>
-        <w:rPr>
-          <w:sz w:val="22"/>
-          <w:szCs w:val="22"/>
-        </w:rPr>
-        <w:t xml:space="preserve">k) Sửa đổi, bổ sung Điều lệ công </w:t>
-      </w:r>
-      <w:proofErr w:type="gramStart"/>
-      <w:r>
-        <w:rPr>
-          <w:sz w:val="22"/>
-          <w:szCs w:val="22"/>
-        </w:rPr>
-        <w:t>ty;</w:t>
-      </w:r>
-      <w:proofErr w:type="gramEnd"/>
-    </w:p>
-    <w:p>
-      <w:pPr>
-        <w:widowControl w:val="0"/>
-        <w:spacing w:line="324" w:lineRule="auto"/>
-        <w:jc w:val="both"/>
-        <w:rPr>
-          <w:sz w:val="22"/>
-          <w:szCs w:val="22"/>
-        </w:rPr>
-      </w:pPr>
-      <w:r>
-        <w:rPr>
-          <w:sz w:val="22"/>
-          <w:szCs w:val="22"/>
-        </w:rPr>
-        <w:t xml:space="preserve">l) Quyết định tổ chức lại công </w:t>
-      </w:r>
-      <w:proofErr w:type="gramStart"/>
-      <w:r>
-        <w:rPr>
-          <w:sz w:val="22"/>
-          <w:szCs w:val="22"/>
-        </w:rPr>
-        <w:t>ty;</w:t>
-      </w:r>
-      <w:proofErr w:type="gramEnd"/>
-    </w:p>
-    <w:p>
-      <w:pPr>
-        <w:widowControl w:val="0"/>
-        <w:spacing w:line="324" w:lineRule="auto"/>
-        <w:jc w:val="both"/>
-        <w:rPr>
-          <w:sz w:val="22"/>
-          <w:szCs w:val="22"/>
-        </w:rPr>
-      </w:pPr>
-      <w:r>
-        <w:rPr>
-          <w:sz w:val="22"/>
-          <w:szCs w:val="22"/>
-        </w:rPr>
-        <w:t xml:space="preserve">m) Quyết định giải thể hoặc yêu cầu phá sản công </w:t>
-      </w:r>
-      <w:proofErr w:type="gramStart"/>
-      <w:r>
-        <w:rPr>
-          <w:sz w:val="22"/>
-          <w:szCs w:val="22"/>
-        </w:rPr>
-        <w:t>ty;</w:t>
-      </w:r>
-      <w:proofErr w:type="gramEnd"/>
+        <w:t>, Kế toán trưởng và người quản lý khác quy định tại Điều lệ công ty;</w:t>
+      </w:r>
+    </w:p>
+    <w:p>
+      <w:pPr>
+        <w:widowControl w:val="0"/>
+        <w:spacing w:line="324" w:lineRule="auto"/>
+        <w:jc w:val="both"/>
+        <w:rPr>
+          <w:sz w:val="22"/>
+          <w:szCs w:val="22"/>
+        </w:rPr>
+      </w:pPr>
+      <w:r>
+        <w:rPr>
+          <w:sz w:val="22"/>
+          <w:szCs w:val="22"/>
+        </w:rPr>
+        <w:t>g) Thông qua báo cáo tài chính hằng năm, phương án sử dụng và phân chia lợi nhuận hoặc phương án xử lý lỗ của công ty;</w:t>
+      </w:r>
+    </w:p>
+    <w:p>
+      <w:pPr>
+        <w:widowControl w:val="0"/>
+        <w:spacing w:line="324" w:lineRule="auto"/>
+        <w:jc w:val="both"/>
+        <w:rPr>
+          <w:sz w:val="22"/>
+          <w:szCs w:val="22"/>
+        </w:rPr>
+      </w:pPr>
+      <w:r>
+        <w:rPr>
+          <w:sz w:val="22"/>
+          <w:szCs w:val="22"/>
+        </w:rPr>
+        <w:t>h) Quyết định cơ cấu tổ chức quản lý công ty;</w:t>
+      </w:r>
+    </w:p>
+    <w:p>
+      <w:pPr>
+        <w:widowControl w:val="0"/>
+        <w:spacing w:line="324" w:lineRule="auto"/>
+        <w:jc w:val="both"/>
+        <w:rPr>
+          <w:sz w:val="22"/>
+          <w:szCs w:val="22"/>
+        </w:rPr>
+      </w:pPr>
+      <w:r>
+        <w:rPr>
+          <w:sz w:val="22"/>
+          <w:szCs w:val="22"/>
+        </w:rPr>
+        <w:t>i) Quyết định thành lập công ty con, chi nhánh, văn phòng đại diện;</w:t>
+      </w:r>
+    </w:p>
+    <w:p>
+      <w:pPr>
+        <w:widowControl w:val="0"/>
+        <w:spacing w:line="324" w:lineRule="auto"/>
+        <w:jc w:val="both"/>
+        <w:rPr>
+          <w:sz w:val="22"/>
+          <w:szCs w:val="22"/>
+        </w:rPr>
+      </w:pPr>
+      <w:r>
+        <w:rPr>
+          <w:sz w:val="22"/>
+          <w:szCs w:val="22"/>
+        </w:rPr>
+        <w:t>k) Sửa đổi, bổ sung Điều lệ công ty;</w:t>
+      </w:r>
+    </w:p>
+    <w:p>
+      <w:pPr>
+        <w:widowControl w:val="0"/>
+        <w:spacing w:line="324" w:lineRule="auto"/>
+        <w:jc w:val="both"/>
+        <w:rPr>
+          <w:sz w:val="22"/>
+          <w:szCs w:val="22"/>
+        </w:rPr>
+      </w:pPr>
+      <w:r>
+        <w:rPr>
+          <w:sz w:val="22"/>
+          <w:szCs w:val="22"/>
+        </w:rPr>
+        <w:t>l) Quyết định tổ chức lại công ty;</w:t>
+      </w:r>
+    </w:p>
+    <w:p>
+      <w:pPr>
+        <w:widowControl w:val="0"/>
+        <w:spacing w:line="324" w:lineRule="auto"/>
+        <w:jc w:val="both"/>
+        <w:rPr>
+          <w:sz w:val="22"/>
+          <w:szCs w:val="22"/>
+        </w:rPr>
+      </w:pPr>
+      <w:r>
+        <w:rPr>
+          <w:sz w:val="22"/>
+          <w:szCs w:val="22"/>
+        </w:rPr>
+        <w:t>m) Quyết định giải thể hoặc yêu cầu phá sản công ty;</w:t>
+      </w:r>
     </w:p>
     <w:p>
       <w:pPr>
@@ -5171,125 +4851,80 @@
           <w:sz w:val="22"/>
           <w:szCs w:val="22"/>
         </w:rPr>
-        <w:t xml:space="preserve">a) Chuẩn bị hoặc tổ chức việc chuẩn bi chương trình, kế hoạch hoạt động của Hội đồng thành </w:t>
-      </w:r>
-      <w:proofErr w:type="gramStart"/>
-      <w:r>
-        <w:rPr>
-          <w:sz w:val="22"/>
-          <w:szCs w:val="22"/>
-        </w:rPr>
-        <w:t>viên;</w:t>
-      </w:r>
-      <w:proofErr w:type="gramEnd"/>
-    </w:p>
-    <w:p>
-      <w:pPr>
-        <w:widowControl w:val="0"/>
-        <w:spacing w:line="324" w:lineRule="auto"/>
-        <w:jc w:val="both"/>
-        <w:rPr>
-          <w:sz w:val="22"/>
-          <w:szCs w:val="22"/>
-        </w:rPr>
-      </w:pPr>
-      <w:r>
-        <w:rPr>
-          <w:sz w:val="22"/>
-          <w:szCs w:val="22"/>
-        </w:rPr>
-        <w:t xml:space="preserve">b) Chuẩn bị hoặc tổ chức việc chuẩn bị chương trình, nội dung, tài liệu họp Hội đồng thành viên hoặc để lấy ý kiến các thành </w:t>
-      </w:r>
-      <w:proofErr w:type="gramStart"/>
-      <w:r>
-        <w:rPr>
-          <w:sz w:val="22"/>
-          <w:szCs w:val="22"/>
-        </w:rPr>
-        <w:t>viên;</w:t>
-      </w:r>
-      <w:proofErr w:type="gramEnd"/>
-    </w:p>
-    <w:p>
-      <w:pPr>
-        <w:widowControl w:val="0"/>
-        <w:spacing w:line="324" w:lineRule="auto"/>
-        <w:jc w:val="both"/>
-        <w:rPr>
-          <w:sz w:val="22"/>
-          <w:szCs w:val="22"/>
-        </w:rPr>
-      </w:pPr>
-      <w:r>
-        <w:rPr>
-          <w:sz w:val="22"/>
-          <w:szCs w:val="22"/>
-        </w:rPr>
-        <w:t xml:space="preserve">c) Triệu tập và chủ trì cuộc họp Hội đồng thành viên hoặc tổ chức việc lấy ý kiến các thành </w:t>
-      </w:r>
-      <w:proofErr w:type="gramStart"/>
-      <w:r>
-        <w:rPr>
-          <w:sz w:val="22"/>
-          <w:szCs w:val="22"/>
-        </w:rPr>
-        <w:t>viên;</w:t>
-      </w:r>
-      <w:proofErr w:type="gramEnd"/>
-    </w:p>
-    <w:p>
-      <w:pPr>
-        <w:widowControl w:val="0"/>
-        <w:spacing w:line="324" w:lineRule="auto"/>
-        <w:jc w:val="both"/>
-        <w:rPr>
-          <w:sz w:val="22"/>
-          <w:szCs w:val="22"/>
-        </w:rPr>
-      </w:pPr>
-      <w:r>
-        <w:rPr>
-          <w:sz w:val="22"/>
-          <w:szCs w:val="22"/>
-        </w:rPr>
-        <w:t xml:space="preserve">d) Giám sát hoặc tổ chức giám sát việc thực hiện các nghị quyết, quyết định của Hội đồng thành </w:t>
-      </w:r>
-      <w:proofErr w:type="gramStart"/>
-      <w:r>
-        <w:rPr>
-          <w:sz w:val="22"/>
-          <w:szCs w:val="22"/>
-        </w:rPr>
-        <w:t>viên;</w:t>
-      </w:r>
-      <w:proofErr w:type="gramEnd"/>
-    </w:p>
-    <w:p>
-      <w:pPr>
-        <w:widowControl w:val="0"/>
-        <w:spacing w:line="324" w:lineRule="auto"/>
-        <w:jc w:val="both"/>
-        <w:rPr>
-          <w:sz w:val="22"/>
-          <w:szCs w:val="22"/>
-        </w:rPr>
-      </w:pPr>
-      <w:r>
-        <w:rPr>
-          <w:sz w:val="22"/>
-          <w:szCs w:val="22"/>
-        </w:rPr>
-        <w:t xml:space="preserve">đ) Thay mặt Hội đồng thành viên ký các quyết nghị, quyết định của Hội đồng thành </w:t>
-      </w:r>
-      <w:proofErr w:type="gramStart"/>
-      <w:r>
-        <w:rPr>
-          <w:sz w:val="22"/>
-          <w:szCs w:val="22"/>
-        </w:rPr>
-        <w:t>viên;</w:t>
-      </w:r>
-      <w:proofErr w:type="gramEnd"/>
+        <w:t>a) Chuẩn bị hoặc tổ chức việc chuẩn bi chương trình, kế hoạch hoạt động của Hội đồng thành viên;</w:t>
+      </w:r>
+    </w:p>
+    <w:p>
+      <w:pPr>
+        <w:widowControl w:val="0"/>
+        <w:spacing w:line="324" w:lineRule="auto"/>
+        <w:jc w:val="both"/>
+        <w:rPr>
+          <w:sz w:val="22"/>
+          <w:szCs w:val="22"/>
+        </w:rPr>
+      </w:pPr>
+      <w:r>
+        <w:rPr>
+          <w:sz w:val="22"/>
+          <w:szCs w:val="22"/>
+        </w:rPr>
+        <w:t>b) Chuẩn bị hoặc tổ chức việc chuẩn bị chương trình, nội dung, tài liệu họp Hội đồng thành viên hoặc để lấy ý kiến các thành viên;</w:t>
+      </w:r>
+    </w:p>
+    <w:p>
+      <w:pPr>
+        <w:widowControl w:val="0"/>
+        <w:spacing w:line="324" w:lineRule="auto"/>
+        <w:jc w:val="both"/>
+        <w:rPr>
+          <w:sz w:val="22"/>
+          <w:szCs w:val="22"/>
+        </w:rPr>
+      </w:pPr>
+      <w:r>
+        <w:rPr>
+          <w:sz w:val="22"/>
+          <w:szCs w:val="22"/>
+        </w:rPr>
+        <w:t>c) Triệu tập và chủ trì cuộc họp Hội đồng thành viên hoặc tổ chức việc lấy ý kiến các thành viên;</w:t>
+      </w:r>
+    </w:p>
+    <w:p>
+      <w:pPr>
+        <w:widowControl w:val="0"/>
+        <w:spacing w:line="324" w:lineRule="auto"/>
+        <w:jc w:val="both"/>
+        <w:rPr>
+          <w:sz w:val="22"/>
+          <w:szCs w:val="22"/>
+        </w:rPr>
+      </w:pPr>
+      <w:r>
+        <w:rPr>
+          <w:sz w:val="22"/>
+          <w:szCs w:val="22"/>
+        </w:rPr>
+        <w:t>d) Giám sát hoặc tổ chức giám sát việc thực hiện các nghị quyết, quyết định của Hội đồng thành viên;</w:t>
+      </w:r>
+    </w:p>
+    <w:p>
+      <w:pPr>
+        <w:widowControl w:val="0"/>
+        <w:spacing w:line="324" w:lineRule="auto"/>
+        <w:jc w:val="both"/>
+        <w:rPr>
+          <w:sz w:val="22"/>
+          <w:szCs w:val="22"/>
+        </w:rPr>
+      </w:pPr>
+      <w:r>
+        <w:rPr>
+          <w:sz w:val="22"/>
+          <w:szCs w:val="22"/>
+        </w:rPr>
+        <w:t>đ) Thay mặt Hội đồng thành viên ký các quyết nghị, quyết định của Hội đồng thành viên;</w:t>
+      </w:r>
     </w:p>
     <w:p>
       <w:pPr>
@@ -5407,17 +5042,8 @@
           <w:sz w:val="22"/>
           <w:szCs w:val="22"/>
         </w:rPr>
-        <w:t xml:space="preserve">Họ, tên, địa chỉ liên lạc, quốc tịch, số giấy tờ pháp lý của cá nhân đối với thành viên là cá nhân; tên, mã số doanh nghiệp hoặc số giấy tờ pháp lý của tổ chức, địa chỉ trụ sở chính đối với thành viên là tổ chức; họ, tên, chữ ký của thành viên kiến nghị hoặc người đại diện theo ủy quyền của </w:t>
-      </w:r>
-      <w:proofErr w:type="gramStart"/>
-      <w:r>
-        <w:rPr>
-          <w:sz w:val="22"/>
-          <w:szCs w:val="22"/>
-        </w:rPr>
-        <w:t>họ;</w:t>
-      </w:r>
-      <w:proofErr w:type="gramEnd"/>
+        <w:t>Họ, tên, địa chỉ liên lạc, quốc tịch, số giấy tờ pháp lý của cá nhân đối với thành viên là cá nhân; tên, mã số doanh nghiệp hoặc số giấy tờ pháp lý của tổ chức, địa chỉ trụ sở chính đối với thành viên là tổ chức; họ, tên, chữ ký của thành viên kiến nghị hoặc người đại diện theo ủy quyền của họ;</w:t>
+      </w:r>
     </w:p>
     <w:p>
       <w:pPr>
@@ -5443,17 +5069,8 @@
           <w:sz w:val="22"/>
           <w:szCs w:val="22"/>
         </w:rPr>
-        <w:t xml:space="preserve">Tỷ lệ phần vốn góp, số và ngày cấp Giấy chứng nhận phần vốn </w:t>
-      </w:r>
-      <w:proofErr w:type="gramStart"/>
-      <w:r>
-        <w:rPr>
-          <w:sz w:val="22"/>
-          <w:szCs w:val="22"/>
-        </w:rPr>
-        <w:t>góp;</w:t>
-      </w:r>
-      <w:proofErr w:type="gramEnd"/>
+        <w:t>Tỷ lệ phần vốn góp, số và ngày cấp Giấy chứng nhận phần vốn góp;</w:t>
+      </w:r>
     </w:p>
     <w:p>
       <w:pPr>
@@ -5480,17 +5097,8 @@
           <w:szCs w:val="22"/>
         </w:rPr>
         <w:lastRenderedPageBreak/>
-        <w:t xml:space="preserve">Nội dung kiến nghị đưa vào chương trình </w:t>
-      </w:r>
-      <w:proofErr w:type="gramStart"/>
-      <w:r>
-        <w:rPr>
-          <w:sz w:val="22"/>
-          <w:szCs w:val="22"/>
-        </w:rPr>
-        <w:t>họp;</w:t>
-      </w:r>
-      <w:proofErr w:type="gramEnd"/>
+        <w:t>Nội dung kiến nghị đưa vào chương trình họp;</w:t>
+      </w:r>
     </w:p>
     <w:p>
       <w:pPr>
@@ -5624,7 +5232,314 @@
           <w:sz w:val="22"/>
           <w:szCs w:val="22"/>
         </w:rPr>
-        <w:t xml:space="preserve">a) Họ, tên, địa chỉ thường trú, quốc tịch, số Giấy chứng minh nhân dân, Hộ chiếu hoặc chứng thực cá nhân hợp pháp khác đối với thành viên là cá nhân; tên, địa chỉ thường trú, quốc tịch, số quyết định thành lập hoặc số đăng ký kinh doanh đối với thành viên là tổ chức; tỷ lệ vốn góp, số và ngày cấp giấy chứng nhận phần vốn góp của từng thành viên yêu </w:t>
+        <w:t>a) Họ, tên, địa chỉ thường trú, quốc tịch, số Giấy chứng minh nhân dân, Hộ chiếu hoặc chứng thực cá nhân hợp pháp khác đối với thành viên là cá nhân; tên, địa chỉ thường trú, quốc tịch, số quyết định thành lập hoặc số đăng ký kinh doanh đối với thành viên là tổ chức; tỷ lệ vốn góp, số và ngày cấp giấy chứng nhận phần vốn góp của từng thành viên yêu cầu;</w:t>
+      </w:r>
+    </w:p>
+    <w:p>
+      <w:pPr>
+        <w:widowControl w:val="0"/>
+        <w:spacing w:line="324" w:lineRule="auto"/>
+        <w:jc w:val="both"/>
+        <w:rPr>
+          <w:sz w:val="22"/>
+          <w:szCs w:val="22"/>
+        </w:rPr>
+      </w:pPr>
+      <w:r>
+        <w:rPr>
+          <w:sz w:val="22"/>
+          <w:szCs w:val="22"/>
+        </w:rPr>
+        <w:t>b) Lý do yêu cầu triệu tập họp Hội đồng thành viên và vấn đề cần giải quyết;</w:t>
+      </w:r>
+    </w:p>
+    <w:p>
+      <w:pPr>
+        <w:widowControl w:val="0"/>
+        <w:spacing w:line="324" w:lineRule="auto"/>
+        <w:jc w:val="both"/>
+        <w:rPr>
+          <w:sz w:val="22"/>
+          <w:szCs w:val="22"/>
+        </w:rPr>
+      </w:pPr>
+      <w:r>
+        <w:rPr>
+          <w:sz w:val="22"/>
+          <w:szCs w:val="22"/>
+        </w:rPr>
+        <w:t>c) Dự kiến chương trình họp;</w:t>
+      </w:r>
+    </w:p>
+    <w:p>
+      <w:pPr>
+        <w:widowControl w:val="0"/>
+        <w:spacing w:line="324" w:lineRule="auto"/>
+        <w:jc w:val="both"/>
+        <w:rPr>
+          <w:sz w:val="22"/>
+          <w:szCs w:val="22"/>
+        </w:rPr>
+      </w:pPr>
+      <w:r>
+        <w:rPr>
+          <w:sz w:val="22"/>
+          <w:szCs w:val="22"/>
+        </w:rPr>
+        <w:t>d) Họ, tên, chữ ký của từng thành viên yêu cầu hoặc người đại diện theo uỷ quyền của họ.</w:t>
+      </w:r>
+    </w:p>
+    <w:p>
+      <w:pPr>
+        <w:widowControl w:val="0"/>
+        <w:spacing w:line="324" w:lineRule="auto"/>
+        <w:jc w:val="both"/>
+        <w:rPr>
+          <w:sz w:val="22"/>
+          <w:szCs w:val="22"/>
+        </w:rPr>
+      </w:pPr>
+      <w:r>
+        <w:rPr>
+          <w:sz w:val="22"/>
+          <w:szCs w:val="22"/>
+        </w:rPr>
+        <w:t>10.5.  Trường hợp yêu cầu triệu tập họp Hội đồng thành viên không có đủ nội dung theo quy định tại khoản 10.4 Điều này thì Chủ tịch Hội đồng thành viên phải thông báo bằng văn bản cho thành viên, nhóm thành viên có liên quan biết trong thời hạn bảy ngày làm việc, kể từ ngày nhận được yêu cầu.</w:t>
+      </w:r>
+    </w:p>
+    <w:p>
+      <w:pPr>
+        <w:widowControl w:val="0"/>
+        <w:spacing w:line="324" w:lineRule="auto"/>
+        <w:jc w:val="both"/>
+        <w:rPr>
+          <w:sz w:val="22"/>
+          <w:szCs w:val="22"/>
+        </w:rPr>
+      </w:pPr>
+      <w:r>
+        <w:rPr>
+          <w:sz w:val="22"/>
+          <w:szCs w:val="22"/>
+        </w:rPr>
+        <w:t>Trong các trường hợp khác, Chủ tịch Hội đồng thành viên phải triệu tập họp Hội đồng thành viên trong thời hạn mười lăm ngày, kể từ ngày nhận được yêu cầu.</w:t>
+      </w:r>
+    </w:p>
+    <w:p>
+      <w:pPr>
+        <w:widowControl w:val="0"/>
+        <w:spacing w:line="324" w:lineRule="auto"/>
+        <w:jc w:val="both"/>
+        <w:rPr>
+          <w:sz w:val="22"/>
+          <w:szCs w:val="22"/>
+        </w:rPr>
+      </w:pPr>
+      <w:r>
+        <w:rPr>
+          <w:sz w:val="22"/>
+          <w:szCs w:val="22"/>
+        </w:rPr>
+        <w:t>Trường hợp Chủ tịch Hội đồng thành viên không triệu tập họp Hội đồng thành viên theo quy định thì phải chịu trách nhiệm cá nhân trước pháp luật về thiệt hại xảy ra đối với công ty và thành viên có liên quan của công ty. Trong trường hợp này, thành viên hoặc nhóm thành viên đã yêu cầu có quyền triệu tập họp Hội đồng thành viên. Chi phí hợp lý cho việc triệu tập và tiến hành họp Hội đồng thành viên sẽ được công ty hoàn lại.</w:t>
+      </w:r>
+    </w:p>
+    <w:p>
+      <w:pPr>
+        <w:widowControl w:val="0"/>
+        <w:spacing w:line="324" w:lineRule="auto"/>
+        <w:jc w:val="both"/>
+        <w:rPr>
+          <w:b/>
+          <w:sz w:val="22"/>
+          <w:szCs w:val="22"/>
+        </w:rPr>
+      </w:pPr>
+      <w:r>
+        <w:rPr>
+          <w:b/>
+          <w:sz w:val="22"/>
+          <w:szCs w:val="22"/>
+        </w:rPr>
+        <w:t>Điều 11: Điều kiện và thể thức họp Hội đồng thành viên.</w:t>
+      </w:r>
+    </w:p>
+    <w:p>
+      <w:pPr>
+        <w:widowControl w:val="0"/>
+        <w:spacing w:line="324" w:lineRule="auto"/>
+        <w:jc w:val="both"/>
+        <w:rPr>
+          <w:sz w:val="22"/>
+          <w:szCs w:val="22"/>
+        </w:rPr>
+      </w:pPr>
+      <w:r>
+        <w:rPr>
+          <w:sz w:val="22"/>
+          <w:szCs w:val="22"/>
+        </w:rPr>
+        <w:t xml:space="preserve">11.1.  Cuộc họp Hội đồng thành viên được tiến hành khi có số thành viên dự họp sở hữu từ 65% vốn điều </w:t>
+      </w:r>
+      <w:r>
+        <w:rPr>
+          <w:sz w:val="22"/>
+          <w:szCs w:val="22"/>
+        </w:rPr>
+        <w:lastRenderedPageBreak/>
+        <w:t>lệ trở lên; tỷ lệ cụ thể do Điều lệ công ty quy định;</w:t>
+      </w:r>
+    </w:p>
+    <w:p>
+      <w:pPr>
+        <w:widowControl w:val="0"/>
+        <w:spacing w:line="324" w:lineRule="auto"/>
+        <w:jc w:val="both"/>
+        <w:rPr>
+          <w:sz w:val="22"/>
+          <w:szCs w:val="22"/>
+        </w:rPr>
+      </w:pPr>
+      <w:r>
+        <w:rPr>
+          <w:sz w:val="22"/>
+          <w:szCs w:val="22"/>
+        </w:rPr>
+        <w:t>11.2. Trường hợp cuộc họp lần thứ nhất không đủ điều kiện tiến hành theo quy định tại khoản 11.1 Điều này thì được triệu tập họp lần thứ hai trong thời hạn mười lăm ngày, kể từ ngày dự định họp lần thứ nhất. Cuộc họp Hội đồng thành viên triệu tập lần thứ hai được tiến hành khi có số thành viên dự họp đại diện ít nhất 50% vốn điều lệ;</w:t>
+      </w:r>
+    </w:p>
+    <w:p>
+      <w:pPr>
+        <w:widowControl w:val="0"/>
+        <w:spacing w:line="324" w:lineRule="auto"/>
+        <w:jc w:val="both"/>
+        <w:rPr>
+          <w:sz w:val="22"/>
+          <w:szCs w:val="22"/>
+        </w:rPr>
+      </w:pPr>
+      <w:r>
+        <w:rPr>
+          <w:sz w:val="22"/>
+          <w:szCs w:val="22"/>
+        </w:rPr>
+        <w:t>11.3. Trường hợp cuộc họp lần thứ hai không đủ điều kiện tiến hành theo quy định tại khoản 11.2 Điều này thì được triệu tập họp lần thứ ba trong thời hạn mười ngày làm việc, kể từ ngày dự định họp thứ hai. Trong trường hợp này, cuộc họp Hội đồng thành viên được tiến hành không phụ thuộc số thành viên dự họp và số vốn điều lệ được đại diện bởi số thành viên dự họp.</w:t>
+      </w:r>
+    </w:p>
+    <w:p>
+      <w:pPr>
+        <w:widowControl w:val="0"/>
+        <w:spacing w:line="324" w:lineRule="auto"/>
+        <w:jc w:val="both"/>
+        <w:rPr>
+          <w:sz w:val="22"/>
+          <w:szCs w:val="22"/>
+        </w:rPr>
+      </w:pPr>
+      <w:r>
+        <w:rPr>
+          <w:sz w:val="22"/>
+          <w:szCs w:val="22"/>
+        </w:rPr>
+        <w:t>11.4. Thành viên, người đại diện theo uỷ quyền của thành viên phải tham dự và biểu quyết tại cuộc họp Hội đồng thành viên.</w:t>
+      </w:r>
+    </w:p>
+    <w:p>
+      <w:pPr>
+        <w:widowControl w:val="0"/>
+        <w:spacing w:line="324" w:lineRule="auto"/>
+        <w:jc w:val="both"/>
+        <w:rPr>
+          <w:b/>
+          <w:sz w:val="22"/>
+          <w:szCs w:val="22"/>
+        </w:rPr>
+      </w:pPr>
+      <w:r>
+        <w:rPr>
+          <w:b/>
+          <w:sz w:val="22"/>
+          <w:szCs w:val="22"/>
+        </w:rPr>
+        <w:t>Điều 12: Nghị quyết, Quyết định của Hội đồng thành viên.</w:t>
+      </w:r>
+    </w:p>
+    <w:p>
+      <w:pPr>
+        <w:widowControl w:val="0"/>
+        <w:spacing w:line="324" w:lineRule="auto"/>
+        <w:jc w:val="both"/>
+        <w:rPr>
+          <w:sz w:val="22"/>
+          <w:szCs w:val="22"/>
+        </w:rPr>
+      </w:pPr>
+      <w:r>
+        <w:rPr>
+          <w:sz w:val="22"/>
+          <w:szCs w:val="22"/>
+        </w:rPr>
+        <w:t>12.1. Hội đồng thành viên thông qua các quyết định thuộc thẩm quyền bằng hình thức biểu quyết tại cuộc họp, hoặc lấy ý kiến bằng văn bản về các vấn đề sau:</w:t>
+      </w:r>
+    </w:p>
+    <w:p>
+      <w:pPr>
+        <w:widowControl w:val="0"/>
+        <w:spacing w:line="324" w:lineRule="auto"/>
+        <w:jc w:val="both"/>
+        <w:rPr>
+          <w:sz w:val="22"/>
+          <w:szCs w:val="22"/>
+        </w:rPr>
+      </w:pPr>
+      <w:r>
+        <w:rPr>
+          <w:sz w:val="22"/>
+          <w:szCs w:val="22"/>
+        </w:rPr>
+        <w:t>a) Sửa đổi, bổ sung Điều lệ công ty;</w:t>
+      </w:r>
+    </w:p>
+    <w:p>
+      <w:pPr>
+        <w:widowControl w:val="0"/>
+        <w:spacing w:line="324" w:lineRule="auto"/>
+        <w:jc w:val="both"/>
+        <w:rPr>
+          <w:sz w:val="22"/>
+          <w:szCs w:val="22"/>
+        </w:rPr>
+      </w:pPr>
+      <w:r>
+        <w:rPr>
+          <w:sz w:val="22"/>
+          <w:szCs w:val="22"/>
+        </w:rPr>
+        <w:t>b) Quyết định phương hướng phát triển công ty;</w:t>
+      </w:r>
+    </w:p>
+    <w:p>
+      <w:pPr>
+        <w:widowControl w:val="0"/>
+        <w:spacing w:line="324" w:lineRule="auto"/>
+        <w:jc w:val="both"/>
+        <w:rPr>
+          <w:sz w:val="22"/>
+          <w:szCs w:val="22"/>
+        </w:rPr>
+      </w:pPr>
+      <w:r>
+        <w:rPr>
+          <w:sz w:val="22"/>
+          <w:szCs w:val="22"/>
+        </w:rPr>
+        <w:t xml:space="preserve">c) Bầu, miễn nhiệm, bãi nhiệm Chủ tịch Hội đồng thành viên; bổ nhiệm, miễn nhiệm, cách chức </w:t>
+      </w:r>
+      <w:r>
+        <w:rPr>
+          <w:sz w:val="22"/>
+          <w:szCs w:val="22"/>
+        </w:rPr>
+        <w:t>{{rep_</w:t>
       </w:r>
       <w:proofErr w:type="gramStart"/>
       <w:r>
@@ -5632,393 +5547,15 @@
           <w:sz w:val="22"/>
           <w:szCs w:val="22"/>
         </w:rPr>
-        <w:t>cầu;</w:t>
+        <w:t>ceo.position</w:t>
       </w:r>
       <w:proofErr w:type="gramEnd"/>
-    </w:p>
-    <w:p>
-      <w:pPr>
-        <w:widowControl w:val="0"/>
-        <w:spacing w:line="324" w:lineRule="auto"/>
-        <w:jc w:val="both"/>
-        <w:rPr>
-          <w:sz w:val="22"/>
-          <w:szCs w:val="22"/>
-        </w:rPr>
-      </w:pPr>
-      <w:r>
-        <w:rPr>
-          <w:sz w:val="22"/>
-          <w:szCs w:val="22"/>
-        </w:rPr>
-        <w:t xml:space="preserve">b) Lý do yêu cầu triệu tập họp Hội đồng thành viên và vấn đề cần giải </w:t>
-      </w:r>
-      <w:proofErr w:type="gramStart"/>
-      <w:r>
-        <w:rPr>
-          <w:sz w:val="22"/>
-          <w:szCs w:val="22"/>
-        </w:rPr>
-        <w:t>quyết;</w:t>
-      </w:r>
-      <w:proofErr w:type="gramEnd"/>
-    </w:p>
-    <w:p>
-      <w:pPr>
-        <w:widowControl w:val="0"/>
-        <w:spacing w:line="324" w:lineRule="auto"/>
-        <w:jc w:val="both"/>
-        <w:rPr>
-          <w:sz w:val="22"/>
-          <w:szCs w:val="22"/>
-        </w:rPr>
-      </w:pPr>
-      <w:r>
-        <w:rPr>
-          <w:sz w:val="22"/>
-          <w:szCs w:val="22"/>
-        </w:rPr>
-        <w:t xml:space="preserve">c) Dự kiến chương trình </w:t>
-      </w:r>
-      <w:proofErr w:type="gramStart"/>
-      <w:r>
-        <w:rPr>
-          <w:sz w:val="22"/>
-          <w:szCs w:val="22"/>
-        </w:rPr>
-        <w:t>họp;</w:t>
-      </w:r>
-      <w:proofErr w:type="gramEnd"/>
-    </w:p>
-    <w:p>
-      <w:pPr>
-        <w:widowControl w:val="0"/>
-        <w:spacing w:line="324" w:lineRule="auto"/>
-        <w:jc w:val="both"/>
-        <w:rPr>
-          <w:sz w:val="22"/>
-          <w:szCs w:val="22"/>
-        </w:rPr>
-      </w:pPr>
-      <w:r>
-        <w:rPr>
-          <w:sz w:val="22"/>
-          <w:szCs w:val="22"/>
-        </w:rPr>
-        <w:t>d) Họ, tên, chữ ký của từng thành viên yêu cầu hoặc người đại diện theo uỷ quyền của họ.</w:t>
-      </w:r>
-    </w:p>
-    <w:p>
-      <w:pPr>
-        <w:widowControl w:val="0"/>
-        <w:spacing w:line="324" w:lineRule="auto"/>
-        <w:jc w:val="both"/>
-        <w:rPr>
-          <w:sz w:val="22"/>
-          <w:szCs w:val="22"/>
-        </w:rPr>
-      </w:pPr>
-      <w:r>
-        <w:rPr>
-          <w:sz w:val="22"/>
-          <w:szCs w:val="22"/>
-        </w:rPr>
-        <w:t>10.5.  Trường hợp yêu cầu triệu tập họp Hội đồng thành viên không có đủ nội dung theo quy định tại khoản 10.4 Điều này thì Chủ tịch Hội đồng thành viên phải thông báo bằng văn bản cho thành viên, nhóm thành viên có liên quan biết trong thời hạn bảy ngày làm việc, kể từ ngày nhận được yêu cầu.</w:t>
-      </w:r>
-    </w:p>
-    <w:p>
-      <w:pPr>
-        <w:widowControl w:val="0"/>
-        <w:spacing w:line="324" w:lineRule="auto"/>
-        <w:jc w:val="both"/>
-        <w:rPr>
-          <w:sz w:val="22"/>
-          <w:szCs w:val="22"/>
-        </w:rPr>
-      </w:pPr>
-      <w:r>
-        <w:rPr>
-          <w:sz w:val="22"/>
-          <w:szCs w:val="22"/>
-        </w:rPr>
-        <w:t>Trong các trường hợp khác, Chủ tịch Hội đồng thành viên phải triệu tập họp Hội đồng thành viên trong thời hạn mười lăm ngày, kể từ ngày nhận được yêu cầu.</w:t>
-      </w:r>
-    </w:p>
-    <w:p>
-      <w:pPr>
-        <w:widowControl w:val="0"/>
-        <w:spacing w:line="324" w:lineRule="auto"/>
-        <w:jc w:val="both"/>
-        <w:rPr>
-          <w:sz w:val="22"/>
-          <w:szCs w:val="22"/>
-        </w:rPr>
-      </w:pPr>
-      <w:r>
-        <w:rPr>
-          <w:sz w:val="22"/>
-          <w:szCs w:val="22"/>
-        </w:rPr>
-        <w:t>Trường hợp Chủ tịch Hội đồng thành viên không triệu tập họp Hội đồng thành viên theo quy định thì phải chịu trách nhiệm cá nhân trước pháp luật về thiệt hại xảy ra đối với công ty và thành viên có liên quan của công ty. Trong trường hợp này, thành viên hoặc nhóm thành viên đã yêu cầu có quyền triệu tập họp Hội đồng thành viên. Chi phí hợp lý cho việc triệu tập và tiến hành họp Hội đồng thành viên sẽ được công ty hoàn lại.</w:t>
-      </w:r>
-    </w:p>
-    <w:p>
-      <w:pPr>
-        <w:widowControl w:val="0"/>
-        <w:spacing w:line="324" w:lineRule="auto"/>
-        <w:jc w:val="both"/>
-        <w:rPr>
-          <w:b/>
-          <w:sz w:val="22"/>
-          <w:szCs w:val="22"/>
-        </w:rPr>
-      </w:pPr>
-      <w:r>
-        <w:rPr>
-          <w:b/>
-          <w:sz w:val="22"/>
-          <w:szCs w:val="22"/>
-        </w:rPr>
-        <w:t>Điều 11: Điều kiện và thể thức họp Hội đồng thành viên.</w:t>
-      </w:r>
-    </w:p>
-    <w:p>
-      <w:pPr>
-        <w:widowControl w:val="0"/>
-        <w:spacing w:line="324" w:lineRule="auto"/>
-        <w:jc w:val="both"/>
-        <w:rPr>
-          <w:sz w:val="22"/>
-          <w:szCs w:val="22"/>
-        </w:rPr>
-      </w:pPr>
-      <w:r>
-        <w:rPr>
-          <w:sz w:val="22"/>
-          <w:szCs w:val="22"/>
-        </w:rPr>
-        <w:t xml:space="preserve">11.1.  Cuộc họp Hội đồng thành viên được tiến hành khi có số thành viên dự họp sở hữu từ 65% vốn điều </w:t>
-      </w:r>
-      <w:r>
-        <w:rPr>
-          <w:sz w:val="22"/>
-          <w:szCs w:val="22"/>
-        </w:rPr>
-        <w:lastRenderedPageBreak/>
-        <w:t xml:space="preserve">lệ trở lên; tỷ lệ cụ thể do Điều lệ công ty quy </w:t>
-      </w:r>
-      <w:proofErr w:type="gramStart"/>
-      <w:r>
-        <w:rPr>
-          <w:sz w:val="22"/>
-          <w:szCs w:val="22"/>
-        </w:rPr>
-        <w:t>định;</w:t>
-      </w:r>
-      <w:proofErr w:type="gramEnd"/>
-    </w:p>
-    <w:p>
-      <w:pPr>
-        <w:widowControl w:val="0"/>
-        <w:spacing w:line="324" w:lineRule="auto"/>
-        <w:jc w:val="both"/>
-        <w:rPr>
-          <w:sz w:val="22"/>
-          <w:szCs w:val="22"/>
-        </w:rPr>
-      </w:pPr>
-      <w:r>
-        <w:rPr>
-          <w:sz w:val="22"/>
-          <w:szCs w:val="22"/>
-        </w:rPr>
-        <w:t xml:space="preserve">11.2. Trường hợp cuộc họp lần thứ nhất không đủ điều kiện tiến hành theo quy định tại khoản 11.1 Điều này thì được triệu tập họp lần thứ hai trong thời hạn mười lăm ngày, kể từ ngày dự định họp lần thứ nhất. Cuộc họp Hội đồng thành viên triệu tập lần thứ hai được tiến hành khi có số thành viên dự họp đại diện ít nhất 50% vốn điều </w:t>
-      </w:r>
-      <w:proofErr w:type="gramStart"/>
-      <w:r>
-        <w:rPr>
-          <w:sz w:val="22"/>
-          <w:szCs w:val="22"/>
-        </w:rPr>
-        <w:t>lệ;</w:t>
-      </w:r>
-      <w:proofErr w:type="gramEnd"/>
-    </w:p>
-    <w:p>
-      <w:pPr>
-        <w:widowControl w:val="0"/>
-        <w:spacing w:line="324" w:lineRule="auto"/>
-        <w:jc w:val="both"/>
-        <w:rPr>
-          <w:sz w:val="22"/>
-          <w:szCs w:val="22"/>
-        </w:rPr>
-      </w:pPr>
-      <w:r>
-        <w:rPr>
-          <w:sz w:val="22"/>
-          <w:szCs w:val="22"/>
-        </w:rPr>
-        <w:t>11.3. Trường hợp cuộc họp lần thứ hai không đủ điều kiện tiến hành theo quy định tại khoản 11.2 Điều này thì được triệu tập họp lần thứ ba trong thời hạn mười ngày làm việc, kể từ ngày dự định họp thứ hai. Trong trường hợp này, cuộc họp Hội đồng thành viên được tiến hành không phụ thuộc số thành viên dự họp và số vốn điều lệ được đại diện bởi số thành viên dự họp.</w:t>
-      </w:r>
-    </w:p>
-    <w:p>
-      <w:pPr>
-        <w:widowControl w:val="0"/>
-        <w:spacing w:line="324" w:lineRule="auto"/>
-        <w:jc w:val="both"/>
-        <w:rPr>
-          <w:sz w:val="22"/>
-          <w:szCs w:val="22"/>
-        </w:rPr>
-      </w:pPr>
-      <w:r>
-        <w:rPr>
-          <w:sz w:val="22"/>
-          <w:szCs w:val="22"/>
-        </w:rPr>
-        <w:t>11.4. Thành viên, người đại diện theo uỷ quyền của thành viên phải tham dự và biểu quyết tại cuộc họp Hội đồng thành viên.</w:t>
-      </w:r>
-    </w:p>
-    <w:p>
-      <w:pPr>
-        <w:widowControl w:val="0"/>
-        <w:spacing w:line="324" w:lineRule="auto"/>
-        <w:jc w:val="both"/>
-        <w:rPr>
-          <w:b/>
-          <w:sz w:val="22"/>
-          <w:szCs w:val="22"/>
-        </w:rPr>
-      </w:pPr>
-      <w:r>
-        <w:rPr>
-          <w:b/>
-          <w:sz w:val="22"/>
-          <w:szCs w:val="22"/>
-        </w:rPr>
-        <w:t>Điều 12: Nghị quyết, Quyết định của Hội đồng thành viên.</w:t>
-      </w:r>
-    </w:p>
-    <w:p>
-      <w:pPr>
-        <w:widowControl w:val="0"/>
-        <w:spacing w:line="324" w:lineRule="auto"/>
-        <w:jc w:val="both"/>
-        <w:rPr>
-          <w:sz w:val="22"/>
-          <w:szCs w:val="22"/>
-        </w:rPr>
-      </w:pPr>
-      <w:r>
-        <w:rPr>
-          <w:sz w:val="22"/>
-          <w:szCs w:val="22"/>
-        </w:rPr>
-        <w:t>12.1. Hội đồng thành viên thông qua các quyết định thuộc thẩm quyền bằng hình thức biểu quyết tại cuộc họp, hoặc lấy ý kiến bằng văn bản về các vấn đề sau:</w:t>
-      </w:r>
-    </w:p>
-    <w:p>
-      <w:pPr>
-        <w:widowControl w:val="0"/>
-        <w:spacing w:line="324" w:lineRule="auto"/>
-        <w:jc w:val="both"/>
-        <w:rPr>
-          <w:sz w:val="22"/>
-          <w:szCs w:val="22"/>
-        </w:rPr>
-      </w:pPr>
-      <w:r>
-        <w:rPr>
-          <w:sz w:val="22"/>
-          <w:szCs w:val="22"/>
-        </w:rPr>
-        <w:t xml:space="preserve">a) Sửa đổi, bổ sung Điều lệ công </w:t>
-      </w:r>
-      <w:proofErr w:type="gramStart"/>
-      <w:r>
-        <w:rPr>
-          <w:sz w:val="22"/>
-          <w:szCs w:val="22"/>
-        </w:rPr>
-        <w:t>ty;</w:t>
-      </w:r>
-      <w:proofErr w:type="gramEnd"/>
-    </w:p>
-    <w:p>
-      <w:pPr>
-        <w:widowControl w:val="0"/>
-        <w:spacing w:line="324" w:lineRule="auto"/>
-        <w:jc w:val="both"/>
-        <w:rPr>
-          <w:sz w:val="22"/>
-          <w:szCs w:val="22"/>
-        </w:rPr>
-      </w:pPr>
-      <w:r>
-        <w:rPr>
-          <w:sz w:val="22"/>
-          <w:szCs w:val="22"/>
-        </w:rPr>
-        <w:t xml:space="preserve">b) Quyết định phương hướng phát triển công </w:t>
-      </w:r>
-      <w:proofErr w:type="gramStart"/>
-      <w:r>
-        <w:rPr>
-          <w:sz w:val="22"/>
-          <w:szCs w:val="22"/>
-        </w:rPr>
-        <w:t>ty;</w:t>
-      </w:r>
-      <w:proofErr w:type="gramEnd"/>
-    </w:p>
-    <w:p>
-      <w:pPr>
-        <w:widowControl w:val="0"/>
-        <w:spacing w:line="324" w:lineRule="auto"/>
-        <w:jc w:val="both"/>
-        <w:rPr>
-          <w:sz w:val="22"/>
-          <w:szCs w:val="22"/>
-        </w:rPr>
-      </w:pPr>
-      <w:r>
-        <w:rPr>
-          <w:sz w:val="22"/>
-          <w:szCs w:val="22"/>
-        </w:rPr>
-        <w:t xml:space="preserve">c) Bầu, miễn nhiệm, bãi nhiệm Chủ tịch Hội đồng thành viên; bổ nhiệm, miễn nhiệm, cách chức </w:t>
-      </w:r>
-      <w:r>
-        <w:rPr>
-          <w:sz w:val="22"/>
-          <w:szCs w:val="22"/>
-        </w:rPr>
-        <w:t>{{rep_</w:t>
-      </w:r>
-      <w:proofErr w:type="gramStart"/>
-      <w:r>
-        <w:rPr>
-          <w:sz w:val="22"/>
-          <w:szCs w:val="22"/>
-        </w:rPr>
-        <w:t>ceo.position</w:t>
-      </w:r>
-      <w:proofErr w:type="gramEnd"/>
-      <w:r>
-        <w:rPr>
-          <w:sz w:val="22"/>
-          <w:szCs w:val="22"/>
-        </w:rPr>
-        <w:t>.text}</w:t>
-      </w:r>
-      <w:proofErr w:type="gramStart"/>
-      <w:r>
-        <w:rPr>
-          <w:sz w:val="22"/>
-          <w:szCs w:val="22"/>
-        </w:rPr>
-        <w:t>}</w:t>
+      <w:r>
+        <w:rPr>
+          <w:sz w:val="22"/>
+          <w:szCs w:val="22"/>
+        </w:rPr>
+        <w:t>.text}}</w:t>
       </w:r>
       <w:r>
         <w:rPr>
@@ -6027,34 +5564,24 @@
         </w:rPr>
         <w:t>;</w:t>
       </w:r>
-      <w:proofErr w:type="gramEnd"/>
-    </w:p>
-    <w:p>
-      <w:pPr>
-        <w:widowControl w:val="0"/>
-        <w:spacing w:line="324" w:lineRule="auto"/>
-        <w:jc w:val="both"/>
-        <w:rPr>
-          <w:sz w:val="22"/>
-          <w:szCs w:val="22"/>
-        </w:rPr>
-      </w:pPr>
-      <w:r>
-        <w:rPr>
-          <w:sz w:val="22"/>
-          <w:szCs w:val="22"/>
-        </w:rPr>
-        <w:t xml:space="preserve">d) Thông qua báo cáo tài chính hàng </w:t>
-      </w:r>
-      <w:proofErr w:type="gramStart"/>
-      <w:r>
-        <w:rPr>
-          <w:sz w:val="22"/>
-          <w:szCs w:val="22"/>
-        </w:rPr>
-        <w:t>năm;</w:t>
-      </w:r>
-      <w:proofErr w:type="gramEnd"/>
+    </w:p>
+    <w:p>
+      <w:pPr>
+        <w:widowControl w:val="0"/>
+        <w:spacing w:line="324" w:lineRule="auto"/>
+        <w:jc w:val="both"/>
+        <w:rPr>
+          <w:sz w:val="22"/>
+          <w:szCs w:val="22"/>
+        </w:rPr>
+      </w:pPr>
+      <w:r>
+        <w:rPr>
+          <w:sz w:val="22"/>
+          <w:szCs w:val="22"/>
+        </w:rPr>
+        <w:t>d) Thông qua báo cáo tài chính hàng năm;</w:t>
+      </w:r>
     </w:p>
     <w:p>
       <w:pPr>
@@ -6107,71 +5634,44 @@
           <w:sz w:val="22"/>
           <w:szCs w:val="22"/>
         </w:rPr>
-        <w:t xml:space="preserve">a) Được số phiếu đại diện ít nhất 65% tổng số vốn góp của các thành viên dự họp chấp </w:t>
-      </w:r>
-      <w:proofErr w:type="gramStart"/>
-      <w:r>
-        <w:rPr>
-          <w:sz w:val="22"/>
-          <w:szCs w:val="22"/>
-        </w:rPr>
-        <w:t>thuận;</w:t>
-      </w:r>
-      <w:proofErr w:type="gramEnd"/>
-    </w:p>
-    <w:p>
-      <w:pPr>
-        <w:widowControl w:val="0"/>
-        <w:spacing w:line="324" w:lineRule="auto"/>
-        <w:jc w:val="both"/>
-        <w:rPr>
-          <w:sz w:val="22"/>
-          <w:szCs w:val="22"/>
-        </w:rPr>
-      </w:pPr>
-      <w:r>
-        <w:rPr>
-          <w:sz w:val="22"/>
-          <w:szCs w:val="22"/>
-        </w:rPr>
-        <w:t xml:space="preserve">b) Được số phiếu đại diện ít nhất 75% tổng số vốn góp của các thành viên dự họp chấp thuận đối với quyết định bán tài sản có giá trị bằng hoặc lớn hơn 50% tổng giá trị tài sản được ghi trong báo cáo tài chính gần nhất của công ty, sửa đổi, bổ sung Điều lệ công ty, tổ chức lại, giải thể công </w:t>
-      </w:r>
-      <w:proofErr w:type="gramStart"/>
-      <w:r>
-        <w:rPr>
-          <w:sz w:val="22"/>
-          <w:szCs w:val="22"/>
-        </w:rPr>
-        <w:t>ty;</w:t>
-      </w:r>
-      <w:proofErr w:type="gramEnd"/>
-    </w:p>
-    <w:p>
-      <w:pPr>
-        <w:widowControl w:val="0"/>
-        <w:spacing w:line="324" w:lineRule="auto"/>
-        <w:jc w:val="both"/>
-        <w:rPr>
-          <w:sz w:val="22"/>
-          <w:szCs w:val="22"/>
-        </w:rPr>
-      </w:pPr>
-      <w:r>
-        <w:rPr>
-          <w:sz w:val="22"/>
-          <w:szCs w:val="22"/>
-        </w:rPr>
-        <w:t xml:space="preserve">12.3.  Quyết định của Hội đồng thành viên được thông qua dưới hình thức lấy ý kiến bằng văn bản khi được số thành viên đại diện ít nhất 75% vốn điều lệ chấp </w:t>
-      </w:r>
-      <w:proofErr w:type="gramStart"/>
-      <w:r>
-        <w:rPr>
-          <w:sz w:val="22"/>
-          <w:szCs w:val="22"/>
-        </w:rPr>
-        <w:t>thuận;</w:t>
-      </w:r>
-      <w:proofErr w:type="gramEnd"/>
+        <w:t>a) Được số phiếu đại diện ít nhất 65% tổng số vốn góp của các thành viên dự họp chấp thuận;</w:t>
+      </w:r>
+    </w:p>
+    <w:p>
+      <w:pPr>
+        <w:widowControl w:val="0"/>
+        <w:spacing w:line="324" w:lineRule="auto"/>
+        <w:jc w:val="both"/>
+        <w:rPr>
+          <w:sz w:val="22"/>
+          <w:szCs w:val="22"/>
+        </w:rPr>
+      </w:pPr>
+      <w:r>
+        <w:rPr>
+          <w:sz w:val="22"/>
+          <w:szCs w:val="22"/>
+        </w:rPr>
+        <w:t>b) Được số phiếu đại diện ít nhất 75% tổng số vốn góp của các thành viên dự họp chấp thuận đối với quyết định bán tài sản có giá trị bằng hoặc lớn hơn 50% tổng giá trị tài sản được ghi trong báo cáo tài chính gần nhất của công ty, sửa đổi, bổ sung Điều lệ công ty, tổ chức lại, giải thể công ty;</w:t>
+      </w:r>
+    </w:p>
+    <w:p>
+      <w:pPr>
+        <w:widowControl w:val="0"/>
+        <w:spacing w:line="324" w:lineRule="auto"/>
+        <w:jc w:val="both"/>
+        <w:rPr>
+          <w:sz w:val="22"/>
+          <w:szCs w:val="22"/>
+        </w:rPr>
+      </w:pPr>
+      <w:r>
+        <w:rPr>
+          <w:sz w:val="22"/>
+          <w:szCs w:val="22"/>
+        </w:rPr>
+        <w:t>12.3.  Quyết định của Hội đồng thành viên được thông qua dưới hình thức lấy ý kiến bằng văn bản khi được số thành viên đại diện ít nhất 75% vốn điều lệ chấp thuận;</w:t>
+      </w:r>
     </w:p>
     <w:p>
       <w:pPr>
@@ -6226,152 +5726,98 @@
           <w:sz w:val="22"/>
           <w:szCs w:val="22"/>
         </w:rPr>
-        <w:t xml:space="preserve">13.2.  Biên bản họp Hội đồng thành viên phải làm xong và thông qua ngay trước khi kết thúc cuộc họp. Biên bản phải có các nội dung chủ yếu sau </w:t>
-      </w:r>
-      <w:proofErr w:type="gramStart"/>
-      <w:r>
-        <w:rPr>
-          <w:sz w:val="22"/>
-          <w:szCs w:val="22"/>
-        </w:rPr>
-        <w:t>đây;</w:t>
-      </w:r>
-      <w:proofErr w:type="gramEnd"/>
-    </w:p>
-    <w:p>
-      <w:pPr>
-        <w:widowControl w:val="0"/>
-        <w:spacing w:line="324" w:lineRule="auto"/>
-        <w:jc w:val="both"/>
-        <w:rPr>
-          <w:sz w:val="22"/>
-          <w:szCs w:val="22"/>
-        </w:rPr>
-      </w:pPr>
-      <w:r>
-        <w:rPr>
-          <w:sz w:val="22"/>
-          <w:szCs w:val="22"/>
-        </w:rPr>
-        <w:t xml:space="preserve">a) Thời gian và địa điểm họp, mục đích, chương trình </w:t>
-      </w:r>
-      <w:proofErr w:type="gramStart"/>
-      <w:r>
-        <w:rPr>
-          <w:sz w:val="22"/>
-          <w:szCs w:val="22"/>
-        </w:rPr>
-        <w:t>họp;</w:t>
-      </w:r>
-      <w:proofErr w:type="gramEnd"/>
-    </w:p>
-    <w:p>
-      <w:pPr>
-        <w:widowControl w:val="0"/>
-        <w:spacing w:line="324" w:lineRule="auto"/>
-        <w:jc w:val="both"/>
-        <w:rPr>
-          <w:sz w:val="22"/>
-          <w:szCs w:val="22"/>
-        </w:rPr>
-      </w:pPr>
-      <w:r>
-        <w:rPr>
-          <w:sz w:val="22"/>
-          <w:szCs w:val="22"/>
-        </w:rPr>
-        <w:t xml:space="preserve">b) Họ, tên, tỷ lệ vốn góp, số và ngày cấp giấy chứng nhận phần vốn góp của thành viên, người đại diện theo uỷ quyền dự họp; họ tên, tỷ lệ vốn góp, số vốn góp, số và ngày cấp giấy chứng nhận phần vốn góp của thành viên, người đại diện uỷ quyền của thành viên không dự </w:t>
-      </w:r>
-      <w:proofErr w:type="gramStart"/>
-      <w:r>
-        <w:rPr>
-          <w:sz w:val="22"/>
-          <w:szCs w:val="22"/>
-        </w:rPr>
-        <w:t>họp;</w:t>
-      </w:r>
-      <w:proofErr w:type="gramEnd"/>
-    </w:p>
-    <w:p>
-      <w:pPr>
-        <w:widowControl w:val="0"/>
-        <w:spacing w:line="324" w:lineRule="auto"/>
-        <w:jc w:val="both"/>
-        <w:rPr>
-          <w:sz w:val="22"/>
-          <w:szCs w:val="22"/>
-        </w:rPr>
-      </w:pPr>
-      <w:r>
-        <w:rPr>
-          <w:sz w:val="22"/>
-          <w:szCs w:val="22"/>
-        </w:rPr>
-        <w:t xml:space="preserve">c) Vấn đề được thảo luận và biểu quyết: tóm tắt ý kiến phát biểu của thành viên về từng vấn đề thảo </w:t>
-      </w:r>
-      <w:proofErr w:type="gramStart"/>
-      <w:r>
-        <w:rPr>
-          <w:sz w:val="22"/>
-          <w:szCs w:val="22"/>
-        </w:rPr>
-        <w:t>luận;</w:t>
-      </w:r>
-      <w:proofErr w:type="gramEnd"/>
-    </w:p>
-    <w:p>
-      <w:pPr>
-        <w:widowControl w:val="0"/>
-        <w:spacing w:line="324" w:lineRule="auto"/>
-        <w:jc w:val="both"/>
-        <w:rPr>
-          <w:sz w:val="22"/>
-          <w:szCs w:val="22"/>
-        </w:rPr>
-      </w:pPr>
-      <w:r>
-        <w:rPr>
-          <w:sz w:val="22"/>
-          <w:szCs w:val="22"/>
-        </w:rPr>
-        <w:t xml:space="preserve">d) Tổng số phiếu biểu quyết tán thành, không tán thành, không có ý kiến đối với từng vấn đề biểu </w:t>
-      </w:r>
-      <w:proofErr w:type="gramStart"/>
-      <w:r>
-        <w:rPr>
-          <w:sz w:val="22"/>
-          <w:szCs w:val="22"/>
-        </w:rPr>
-        <w:t>quyết;</w:t>
-      </w:r>
-      <w:proofErr w:type="gramEnd"/>
-    </w:p>
-    <w:p>
-      <w:pPr>
-        <w:widowControl w:val="0"/>
-        <w:spacing w:line="324" w:lineRule="auto"/>
-        <w:jc w:val="both"/>
-        <w:rPr>
-          <w:sz w:val="22"/>
-          <w:szCs w:val="22"/>
-        </w:rPr>
-      </w:pPr>
-      <w:r>
-        <w:rPr>
-          <w:sz w:val="22"/>
-          <w:szCs w:val="22"/>
-        </w:rPr>
-        <w:t xml:space="preserve">đ) Các quyết định được thông qua và tỷ lệ phiếu biểu quyết tương </w:t>
-      </w:r>
-      <w:proofErr w:type="gramStart"/>
-      <w:r>
-        <w:rPr>
-          <w:sz w:val="22"/>
-          <w:szCs w:val="22"/>
-        </w:rPr>
-        <w:t>ứng;</w:t>
-      </w:r>
-      <w:proofErr w:type="gramEnd"/>
+        <w:t>13.2.  Biên bản họp Hội đồng thành viên phải làm xong và thông qua ngay trước khi kết thúc cuộc họp. Biên bản phải có các nội dung chủ yếu sau đây;</w:t>
+      </w:r>
+    </w:p>
+    <w:p>
+      <w:pPr>
+        <w:widowControl w:val="0"/>
+        <w:spacing w:line="324" w:lineRule="auto"/>
+        <w:jc w:val="both"/>
+        <w:rPr>
+          <w:sz w:val="22"/>
+          <w:szCs w:val="22"/>
+        </w:rPr>
+      </w:pPr>
+      <w:r>
+        <w:rPr>
+          <w:sz w:val="22"/>
+          <w:szCs w:val="22"/>
+        </w:rPr>
+        <w:t>a) Thời gian và địa điểm họp, mục đích, chương trình họp;</w:t>
+      </w:r>
+    </w:p>
+    <w:p>
+      <w:pPr>
+        <w:widowControl w:val="0"/>
+        <w:spacing w:line="324" w:lineRule="auto"/>
+        <w:jc w:val="both"/>
+        <w:rPr>
+          <w:sz w:val="22"/>
+          <w:szCs w:val="22"/>
+        </w:rPr>
+      </w:pPr>
+      <w:r>
+        <w:rPr>
+          <w:sz w:val="22"/>
+          <w:szCs w:val="22"/>
+        </w:rPr>
+        <w:t>b) Họ, tên, tỷ lệ vốn góp, số và ngày cấp giấy chứng nhận phần vốn góp của thành viên, người đại diện theo uỷ quyền dự họp; họ tên, tỷ lệ vốn góp, số vốn góp, số và ngày cấp giấy chứng nhận phần vốn góp của thành viên, người đại diện uỷ quyền của thành viên không dự họp;</w:t>
+      </w:r>
+    </w:p>
+    <w:p>
+      <w:pPr>
+        <w:widowControl w:val="0"/>
+        <w:spacing w:line="324" w:lineRule="auto"/>
+        <w:jc w:val="both"/>
+        <w:rPr>
+          <w:sz w:val="22"/>
+          <w:szCs w:val="22"/>
+        </w:rPr>
+      </w:pPr>
+      <w:r>
+        <w:rPr>
+          <w:sz w:val="22"/>
+          <w:szCs w:val="22"/>
+        </w:rPr>
+        <w:t>c) Vấn đề được thảo luận và biểu quyết: tóm tắt ý kiến phát biểu của thành viên về từng vấn đề thảo luận;</w:t>
+      </w:r>
+    </w:p>
+    <w:p>
+      <w:pPr>
+        <w:widowControl w:val="0"/>
+        <w:spacing w:line="324" w:lineRule="auto"/>
+        <w:jc w:val="both"/>
+        <w:rPr>
+          <w:sz w:val="22"/>
+          <w:szCs w:val="22"/>
+        </w:rPr>
+      </w:pPr>
+      <w:r>
+        <w:rPr>
+          <w:sz w:val="22"/>
+          <w:szCs w:val="22"/>
+        </w:rPr>
+        <w:t>d) Tổng số phiếu biểu quyết tán thành, không tán thành, không có ý kiến đối với từng vấn đề biểu quyết;</w:t>
+      </w:r>
+    </w:p>
+    <w:p>
+      <w:pPr>
+        <w:widowControl w:val="0"/>
+        <w:spacing w:line="324" w:lineRule="auto"/>
+        <w:jc w:val="both"/>
+        <w:rPr>
+          <w:sz w:val="22"/>
+          <w:szCs w:val="22"/>
+        </w:rPr>
+      </w:pPr>
+      <w:r>
+        <w:rPr>
+          <w:sz w:val="22"/>
+          <w:szCs w:val="22"/>
+        </w:rPr>
+        <w:t>đ) Các quyết định được thông qua và tỷ lệ phiếu biểu quyết tương ứng;</w:t>
+      </w:r>
     </w:p>
     <w:p>
       <w:pPr>
@@ -6406,18 +5852,8 @@
           <w:sz w:val="22"/>
           <w:szCs w:val="22"/>
         </w:rPr>
-        <w:t xml:space="preserve">Họ, tên, chữ ký của thành viên, người đại diện theo uỷ quyền dự </w:t>
-      </w:r>
-      <w:proofErr w:type="gramStart"/>
-      <w:r>
-        <w:rPr>
-          <w:color w:val="000000"/>
-          <w:sz w:val="22"/>
-          <w:szCs w:val="22"/>
-        </w:rPr>
-        <w:t>họp;</w:t>
-      </w:r>
-      <w:proofErr w:type="gramEnd"/>
+        <w:t>Họ, tên, chữ ký của thành viên, người đại diện theo uỷ quyền dự họp;</w:t>
+      </w:r>
     </w:p>
     <w:p>
       <w:pPr>
@@ -6517,70 +5953,248 @@
           <w:sz w:val="22"/>
           <w:szCs w:val="22"/>
         </w:rPr>
-        <w:t xml:space="preserve">14.1.  Chủ tịch Hội đồng thành viên quyết định việc lấy ý kiến thành viên Hội đồng thành viên bằng văn bản để thông qua nghị quyết, quyết định các vấn đề thuộc thẩm </w:t>
+        <w:t>14.1.  Chủ tịch Hội đồng thành viên quyết định việc lấy ý kiến thành viên Hội đồng thành viên bằng văn bản để thông qua nghị quyết, quyết định các vấn đề thuộc thẩm quyền;</w:t>
+      </w:r>
+    </w:p>
+    <w:p>
+      <w:pPr>
+        <w:widowControl w:val="0"/>
+        <w:spacing w:line="324" w:lineRule="auto"/>
+        <w:jc w:val="both"/>
+        <w:rPr>
+          <w:sz w:val="22"/>
+          <w:szCs w:val="22"/>
+        </w:rPr>
+      </w:pPr>
+      <w:r>
+        <w:rPr>
+          <w:sz w:val="22"/>
+          <w:szCs w:val="22"/>
+        </w:rPr>
+        <w:t>14.2.  Chủ tịch Hội đồng thành viên có trách nhiệm tổ chức việc soạn thảo, gửi các báo cáo, tờ trình về nội dung cần quyết định, dự thảo nghị quyết, quyết định và phiếu lấy ý kiến đến các thành viên Hội đồng thành viên.</w:t>
+      </w:r>
+    </w:p>
+    <w:p>
+      <w:pPr>
+        <w:widowControl w:val="0"/>
+        <w:spacing w:line="324" w:lineRule="auto"/>
+        <w:jc w:val="both"/>
+        <w:rPr>
+          <w:sz w:val="22"/>
+          <w:szCs w:val="22"/>
+        </w:rPr>
+      </w:pPr>
+      <w:r>
+        <w:rPr>
+          <w:sz w:val="22"/>
+          <w:szCs w:val="22"/>
+        </w:rPr>
+        <w:t>Phiếu lấy ý kiến phải có các nội dung chủ yếu sau đây:</w:t>
+      </w:r>
+    </w:p>
+    <w:p>
+      <w:pPr>
+        <w:widowControl w:val="0"/>
+        <w:spacing w:line="324" w:lineRule="auto"/>
+        <w:jc w:val="both"/>
+        <w:rPr>
+          <w:sz w:val="22"/>
+          <w:szCs w:val="22"/>
+        </w:rPr>
+      </w:pPr>
+      <w:r>
+        <w:rPr>
+          <w:sz w:val="22"/>
+          <w:szCs w:val="22"/>
+        </w:rPr>
+        <w:t>a) Tên, địa chỉ trụ sở chính, số và ngày cấp Giấy chứng nhận đăng ký kinh doanh, nơi đăng ký kinh doanh của công ty;</w:t>
+      </w:r>
+    </w:p>
+    <w:p>
+      <w:pPr>
+        <w:widowControl w:val="0"/>
+        <w:spacing w:line="324" w:lineRule="auto"/>
+        <w:jc w:val="both"/>
+        <w:rPr>
+          <w:sz w:val="22"/>
+          <w:szCs w:val="22"/>
+        </w:rPr>
+      </w:pPr>
+      <w:r>
+        <w:rPr>
+          <w:sz w:val="22"/>
+          <w:szCs w:val="22"/>
+        </w:rPr>
+        <w:t>b) Họ, tên, địa chỉ liên lạc, quốc tịch, số giấy tờ pháp lý của cá nhân, tỷ lệ phần vốn góp của thành viên Hội đồng thành viên;</w:t>
+      </w:r>
+    </w:p>
+    <w:p>
+      <w:pPr>
+        <w:widowControl w:val="0"/>
+        <w:spacing w:line="324" w:lineRule="auto"/>
+        <w:jc w:val="both"/>
+        <w:rPr>
+          <w:sz w:val="22"/>
+          <w:szCs w:val="22"/>
+        </w:rPr>
+      </w:pPr>
+      <w:r>
+        <w:rPr>
+          <w:sz w:val="22"/>
+          <w:szCs w:val="22"/>
+        </w:rPr>
+        <w:t>c) Vấn đề cần lấy ý kiến và ý kiến trả lời tương ứng theo thứ tự tán thành, không tán thành và không có ý kiến;</w:t>
+      </w:r>
+    </w:p>
+    <w:p>
+      <w:pPr>
+        <w:widowControl w:val="0"/>
+        <w:spacing w:line="324" w:lineRule="auto"/>
+        <w:jc w:val="both"/>
+        <w:rPr>
+          <w:sz w:val="22"/>
+          <w:szCs w:val="22"/>
+        </w:rPr>
+      </w:pPr>
+      <w:r>
+        <w:rPr>
+          <w:sz w:val="22"/>
+          <w:szCs w:val="22"/>
+        </w:rPr>
+        <w:t>d) Thời hạn cuối cùng phải gửi phiếu lấy ý kiến về công ty;</w:t>
+      </w:r>
+    </w:p>
+    <w:p>
+      <w:pPr>
+        <w:widowControl w:val="0"/>
+        <w:spacing w:line="324" w:lineRule="auto"/>
+        <w:jc w:val="both"/>
+        <w:rPr>
+          <w:sz w:val="22"/>
+          <w:szCs w:val="22"/>
+        </w:rPr>
+      </w:pPr>
+      <w:r>
+        <w:rPr>
+          <w:sz w:val="22"/>
+          <w:szCs w:val="22"/>
+        </w:rPr>
+        <w:t>đ) Họ, tên, chữ ký của Chủ tịch và thành viên Hội đồng thành viên.</w:t>
+      </w:r>
+    </w:p>
+    <w:p>
+      <w:pPr>
+        <w:widowControl w:val="0"/>
+        <w:spacing w:line="324" w:lineRule="auto"/>
+        <w:jc w:val="both"/>
+        <w:rPr>
+          <w:sz w:val="22"/>
+          <w:szCs w:val="22"/>
+        </w:rPr>
+      </w:pPr>
+      <w:r>
+        <w:rPr>
+          <w:sz w:val="22"/>
+          <w:szCs w:val="22"/>
+        </w:rPr>
+        <w:t>Phiếu lấy ý kiến có nội dung đầy đủ, chính xác được thành viên gửi về công ty trong thời hạn quy định được coi là hợp lệ;</w:t>
+      </w:r>
+    </w:p>
+    <w:p>
+      <w:pPr>
+        <w:widowControl w:val="0"/>
+        <w:spacing w:line="324" w:lineRule="auto"/>
+        <w:jc w:val="both"/>
+        <w:rPr>
+          <w:sz w:val="22"/>
+          <w:szCs w:val="22"/>
+        </w:rPr>
+      </w:pPr>
+      <w:r>
+        <w:rPr>
+          <w:sz w:val="22"/>
+          <w:szCs w:val="22"/>
+        </w:rPr>
+        <w:t>14.3 Chủ tịch Hội đồng thành viên tổ chức việc kiểm phiếu, lập báo cáo và thông báo kết quả kiểm phiếu, quyết định được thông qua đến các thành viên trong thời hạn bảy ngày làm việc, kể từ ngày kết thúc thời hạn mà thành viên phải gửi ý kiến về công ty. Báo cáo kết quả kiểm phiếu phải có các nội dung chủ yếu theo quy định tại khoản 13.2 Điều 13 của Điều lệ này.</w:t>
+      </w:r>
+    </w:p>
+    <w:p>
+      <w:pPr>
+        <w:widowControl w:val="0"/>
+        <w:spacing w:line="324" w:lineRule="auto"/>
+        <w:jc w:val="both"/>
+        <w:rPr>
+          <w:b/>
+          <w:sz w:val="22"/>
+          <w:szCs w:val="22"/>
+        </w:rPr>
+      </w:pPr>
+      <w:r>
+        <w:rPr>
+          <w:b/>
+          <w:sz w:val="22"/>
+          <w:szCs w:val="22"/>
+        </w:rPr>
+        <w:t xml:space="preserve">Điều 15: </w:t>
+      </w:r>
+      <w:r>
+        <w:rPr>
+          <w:b/>
+          <w:sz w:val="22"/>
+          <w:szCs w:val="22"/>
+        </w:rPr>
+        <w:t>{{rep_</w:t>
       </w:r>
       <w:proofErr w:type="gramStart"/>
       <w:r>
         <w:rPr>
-          <w:sz w:val="22"/>
-          <w:szCs w:val="22"/>
-        </w:rPr>
-        <w:t>quyền;</w:t>
+          <w:b/>
+          <w:sz w:val="22"/>
+          <w:szCs w:val="22"/>
+        </w:rPr>
+        <w:t>ceo.position</w:t>
       </w:r>
       <w:proofErr w:type="gramEnd"/>
-    </w:p>
-    <w:p>
-      <w:pPr>
-        <w:widowControl w:val="0"/>
-        <w:spacing w:line="324" w:lineRule="auto"/>
-        <w:jc w:val="both"/>
-        <w:rPr>
-          <w:sz w:val="22"/>
-          <w:szCs w:val="22"/>
-        </w:rPr>
-      </w:pPr>
-      <w:r>
-        <w:rPr>
-          <w:sz w:val="22"/>
-          <w:szCs w:val="22"/>
-        </w:rPr>
-        <w:t>14.2.  Chủ tịch Hội đồng thành viên có trách nhiệm tổ chức việc soạn thảo, gửi các báo cáo, tờ trình về nội dung cần quyết định, dự thảo nghị quyết, quyết định và phiếu lấy ý kiến đến các thành viên Hội đồng thành viên.</w:t>
-      </w:r>
-    </w:p>
-    <w:p>
-      <w:pPr>
-        <w:widowControl w:val="0"/>
-        <w:spacing w:line="324" w:lineRule="auto"/>
-        <w:jc w:val="both"/>
-        <w:rPr>
-          <w:sz w:val="22"/>
-          <w:szCs w:val="22"/>
-        </w:rPr>
-      </w:pPr>
-      <w:r>
-        <w:rPr>
-          <w:sz w:val="22"/>
-          <w:szCs w:val="22"/>
-        </w:rPr>
-        <w:t>Phiếu lấy ý kiến phải có các nội dung chủ yếu sau đây:</w:t>
-      </w:r>
-    </w:p>
-    <w:p>
-      <w:pPr>
-        <w:widowControl w:val="0"/>
-        <w:spacing w:line="324" w:lineRule="auto"/>
-        <w:jc w:val="both"/>
-        <w:rPr>
-          <w:sz w:val="22"/>
-          <w:szCs w:val="22"/>
-        </w:rPr>
-      </w:pPr>
-      <w:r>
-        <w:rPr>
-          <w:sz w:val="22"/>
-          <w:szCs w:val="22"/>
-        </w:rPr>
-        <w:t xml:space="preserve">a) Tên, địa chỉ trụ sở chính, số và ngày cấp Giấy chứng nhận đăng ký kinh doanh, nơi đăng ký kinh doanh của công </w:t>
+      <w:r>
+        <w:rPr>
+          <w:b/>
+          <w:sz w:val="22"/>
+          <w:szCs w:val="22"/>
+        </w:rPr>
+        <w:t>.text}}</w:t>
+      </w:r>
+      <w:r>
+        <w:rPr>
+          <w:b/>
+          <w:sz w:val="22"/>
+          <w:szCs w:val="22"/>
+        </w:rPr>
+        <w:t xml:space="preserve"> </w:t>
+      </w:r>
+    </w:p>
+    <w:p>
+      <w:pPr>
+        <w:widowControl w:val="0"/>
+        <w:spacing w:line="324" w:lineRule="auto"/>
+        <w:jc w:val="both"/>
+        <w:rPr>
+          <w:sz w:val="22"/>
+          <w:szCs w:val="22"/>
+        </w:rPr>
+      </w:pPr>
+      <w:r>
+        <w:rPr>
+          <w:sz w:val="22"/>
+          <w:szCs w:val="22"/>
+        </w:rPr>
+        <w:t xml:space="preserve">15.1. </w:t>
+      </w:r>
+      <w:r>
+        <w:rPr>
+          <w:sz w:val="22"/>
+          <w:szCs w:val="22"/>
+        </w:rPr>
+        <w:t>{{rep_</w:t>
       </w:r>
       <w:proofErr w:type="gramStart"/>
       <w:r>
@@ -6588,26 +6202,47 @@
           <w:sz w:val="22"/>
           <w:szCs w:val="22"/>
         </w:rPr>
-        <w:t>ty;</w:t>
+        <w:t>ceo.position</w:t>
       </w:r>
       <w:proofErr w:type="gramEnd"/>
-    </w:p>
-    <w:p>
-      <w:pPr>
-        <w:widowControl w:val="0"/>
-        <w:spacing w:line="324" w:lineRule="auto"/>
-        <w:jc w:val="both"/>
-        <w:rPr>
-          <w:sz w:val="22"/>
-          <w:szCs w:val="22"/>
-        </w:rPr>
-      </w:pPr>
-      <w:r>
-        <w:rPr>
-          <w:sz w:val="22"/>
-          <w:szCs w:val="22"/>
-        </w:rPr>
-        <w:t xml:space="preserve">b) Họ, tên, địa chỉ liên lạc, quốc tịch, số giấy tờ pháp lý của cá nhân, tỷ lệ phần vốn góp của thành viên Hội đồng thành </w:t>
+      <w:r>
+        <w:rPr>
+          <w:sz w:val="22"/>
+          <w:szCs w:val="22"/>
+        </w:rPr>
+        <w:t>.text}}</w:t>
+      </w:r>
+      <w:r>
+        <w:rPr>
+          <w:sz w:val="22"/>
+          <w:szCs w:val="22"/>
+        </w:rPr>
+        <w:t xml:space="preserve"> công ty là người điều hành hoạt động kinh doanh hàng ngày của công ty, chịu trách nhiệm trước Hội đồng thành viên về việc thực hiện các quyền và nhiệm vụ của mình.</w:t>
+      </w:r>
+    </w:p>
+    <w:p>
+      <w:pPr>
+        <w:widowControl w:val="0"/>
+        <w:spacing w:line="324" w:lineRule="auto"/>
+        <w:jc w:val="both"/>
+        <w:rPr>
+          <w:sz w:val="22"/>
+          <w:szCs w:val="22"/>
+        </w:rPr>
+      </w:pPr>
+      <w:r>
+        <w:rPr>
+          <w:sz w:val="22"/>
+          <w:szCs w:val="22"/>
+        </w:rPr>
+        <w:t xml:space="preserve">15.2. Nhiệm kỳ của </w:t>
+      </w:r>
+      <w:r>
+        <w:rPr>
+          <w:sz w:val="22"/>
+          <w:szCs w:val="22"/>
+        </w:rPr>
+        <w:t>{{rep_</w:t>
       </w:r>
       <w:proofErr w:type="gramStart"/>
       <w:r>
@@ -6615,26 +6250,29 @@
           <w:sz w:val="22"/>
           <w:szCs w:val="22"/>
         </w:rPr>
-        <w:t>viên;</w:t>
+        <w:t>ceo.position</w:t>
       </w:r>
       <w:proofErr w:type="gramEnd"/>
-    </w:p>
-    <w:p>
-      <w:pPr>
-        <w:widowControl w:val="0"/>
-        <w:spacing w:line="324" w:lineRule="auto"/>
-        <w:jc w:val="both"/>
-        <w:rPr>
-          <w:sz w:val="22"/>
-          <w:szCs w:val="22"/>
-        </w:rPr>
-      </w:pPr>
-      <w:r>
-        <w:rPr>
-          <w:sz w:val="22"/>
-          <w:szCs w:val="22"/>
-        </w:rPr>
-        <w:t xml:space="preserve">c) Vấn đề cần lấy ý kiến và ý kiến trả lời tương ứng theo thứ tự tán thành, không tán thành và không có ý </w:t>
+      <w:r>
+        <w:rPr>
+          <w:sz w:val="22"/>
+          <w:szCs w:val="22"/>
+        </w:rPr>
+        <w:t>.text}}</w:t>
+      </w:r>
+      <w:r>
+        <w:rPr>
+          <w:sz w:val="22"/>
+          <w:szCs w:val="22"/>
+        </w:rPr>
+        <w:t xml:space="preserve"> là 05 (năm) năm, trừ khi được quy định khác bởi HĐTV và có thể được tái bổ nhiệm. Nếu nhiệm kỳ của </w:t>
+      </w:r>
+      <w:r>
+        <w:rPr>
+          <w:sz w:val="22"/>
+          <w:szCs w:val="22"/>
+        </w:rPr>
+        <w:t>{{rep_</w:t>
       </w:r>
       <w:proofErr w:type="gramStart"/>
       <w:r>
@@ -6642,26 +6280,29 @@
           <w:sz w:val="22"/>
           <w:szCs w:val="22"/>
         </w:rPr>
-        <w:t>kiến;</w:t>
+        <w:t>ceo.position</w:t>
       </w:r>
       <w:proofErr w:type="gramEnd"/>
-    </w:p>
-    <w:p>
-      <w:pPr>
-        <w:widowControl w:val="0"/>
-        <w:spacing w:line="324" w:lineRule="auto"/>
-        <w:jc w:val="both"/>
-        <w:rPr>
-          <w:sz w:val="22"/>
-          <w:szCs w:val="22"/>
-        </w:rPr>
-      </w:pPr>
-      <w:r>
-        <w:rPr>
-          <w:sz w:val="22"/>
-          <w:szCs w:val="22"/>
-        </w:rPr>
-        <w:t xml:space="preserve">d) Thời hạn cuối cùng phải gửi phiếu lấy ý kiến về công </w:t>
+      <w:r>
+        <w:rPr>
+          <w:sz w:val="22"/>
+          <w:szCs w:val="22"/>
+        </w:rPr>
+        <w:t>.text}}</w:t>
+      </w:r>
+      <w:r>
+        <w:rPr>
+          <w:sz w:val="22"/>
+          <w:szCs w:val="22"/>
+        </w:rPr>
+        <w:t xml:space="preserve"> đương chức hết hạn mà </w:t>
+      </w:r>
+      <w:r>
+        <w:rPr>
+          <w:sz w:val="22"/>
+          <w:szCs w:val="22"/>
+        </w:rPr>
+        <w:t>{{rep_</w:t>
       </w:r>
       <w:proofErr w:type="gramStart"/>
       <w:r>
@@ -6669,44 +6310,29 @@
           <w:sz w:val="22"/>
           <w:szCs w:val="22"/>
         </w:rPr>
-        <w:t>ty;</w:t>
+        <w:t>ceo.position</w:t>
       </w:r>
       <w:proofErr w:type="gramEnd"/>
-    </w:p>
-    <w:p>
-      <w:pPr>
-        <w:widowControl w:val="0"/>
-        <w:spacing w:line="324" w:lineRule="auto"/>
-        <w:jc w:val="both"/>
-        <w:rPr>
-          <w:sz w:val="22"/>
-          <w:szCs w:val="22"/>
-        </w:rPr>
-      </w:pPr>
-      <w:r>
-        <w:rPr>
-          <w:sz w:val="22"/>
-          <w:szCs w:val="22"/>
-        </w:rPr>
-        <w:t>đ) Họ, tên, chữ ký của Chủ tịch và thành viên Hội đồng thành viên.</w:t>
-      </w:r>
-    </w:p>
-    <w:p>
-      <w:pPr>
-        <w:widowControl w:val="0"/>
-        <w:spacing w:line="324" w:lineRule="auto"/>
-        <w:jc w:val="both"/>
-        <w:rPr>
-          <w:sz w:val="22"/>
-          <w:szCs w:val="22"/>
-        </w:rPr>
-      </w:pPr>
-      <w:r>
-        <w:rPr>
-          <w:sz w:val="22"/>
-          <w:szCs w:val="22"/>
-        </w:rPr>
-        <w:t xml:space="preserve">Phiếu lấy ý kiến có nội dung đầy đủ, chính xác được thành viên gửi về công ty trong thời hạn quy định được coi là hợp </w:t>
+      <w:r>
+        <w:rPr>
+          <w:sz w:val="22"/>
+          <w:szCs w:val="22"/>
+        </w:rPr>
+        <w:t>.text}}</w:t>
+      </w:r>
+      <w:r>
+        <w:rPr>
+          <w:sz w:val="22"/>
+          <w:szCs w:val="22"/>
+        </w:rPr>
+        <w:t xml:space="preserve"> mới chưa được bổ nhiệm thì nhiệm kỳ của </w:t>
+      </w:r>
+      <w:r>
+        <w:rPr>
+          <w:sz w:val="22"/>
+          <w:szCs w:val="22"/>
+        </w:rPr>
+        <w:t>{{rep_</w:t>
       </w:r>
       <w:proofErr w:type="gramStart"/>
       <w:r>
@@ -6714,50 +6340,25 @@
           <w:sz w:val="22"/>
           <w:szCs w:val="22"/>
         </w:rPr>
-        <w:t>lệ;</w:t>
+        <w:t>ceo.position</w:t>
       </w:r>
       <w:proofErr w:type="gramEnd"/>
-    </w:p>
-    <w:p>
-      <w:pPr>
-        <w:widowControl w:val="0"/>
-        <w:spacing w:line="324" w:lineRule="auto"/>
-        <w:jc w:val="both"/>
-        <w:rPr>
-          <w:sz w:val="22"/>
-          <w:szCs w:val="22"/>
-        </w:rPr>
-      </w:pPr>
-      <w:r>
-        <w:rPr>
-          <w:sz w:val="22"/>
-          <w:szCs w:val="22"/>
-        </w:rPr>
-        <w:t>14.3 Chủ tịch Hội đồng thành viên tổ chức việc kiểm phiếu, lập báo cáo và thông báo kết quả kiểm phiếu, quyết định được thông qua đến các thành viên trong thời hạn bảy ngày làm việc, kể từ ngày kết thúc thời hạn mà thành viên phải gửi ý kiến về công ty. Báo cáo kết quả kiểm phiếu phải có các nội dung chủ yếu theo quy định tại khoản 13.2 Điều 13 của Điều lệ này.</w:t>
-      </w:r>
-    </w:p>
-    <w:p>
-      <w:pPr>
-        <w:widowControl w:val="0"/>
-        <w:spacing w:line="324" w:lineRule="auto"/>
-        <w:jc w:val="both"/>
-        <w:rPr>
-          <w:b/>
-          <w:sz w:val="22"/>
-          <w:szCs w:val="22"/>
-        </w:rPr>
-      </w:pPr>
-      <w:r>
-        <w:rPr>
-          <w:b/>
-          <w:sz w:val="22"/>
-          <w:szCs w:val="22"/>
-        </w:rPr>
-        <w:t xml:space="preserve">Điều 15: </w:t>
-      </w:r>
-      <w:r>
-        <w:rPr>
-          <w:b/>
+      <w:r>
+        <w:rPr>
+          <w:sz w:val="22"/>
+          <w:szCs w:val="22"/>
+        </w:rPr>
+        <w:t>.text}}</w:t>
+      </w:r>
+      <w:r>
+        <w:rPr>
+          <w:sz w:val="22"/>
+          <w:szCs w:val="22"/>
+        </w:rPr>
+        <w:t xml:space="preserve"> đương chức sẽ được kéo dài cho tới thời điểm </w:t>
+      </w:r>
+      <w:r>
+        <w:rPr>
           <w:sz w:val="22"/>
           <w:szCs w:val="22"/>
         </w:rPr>
@@ -6766,7 +6367,6 @@
       <w:proofErr w:type="gramStart"/>
       <w:r>
         <w:rPr>
-          <w:b/>
           <w:sz w:val="22"/>
           <w:szCs w:val="22"/>
         </w:rPr>
@@ -6775,7 +6375,6 @@
       <w:proofErr w:type="gramEnd"/>
       <w:r>
         <w:rPr>
-          <w:b/>
           <w:sz w:val="22"/>
           <w:szCs w:val="22"/>
         </w:rPr>
@@ -6783,6 +6382,336 @@
       </w:r>
       <w:r>
         <w:rPr>
+          <w:sz w:val="22"/>
+          <w:szCs w:val="22"/>
+        </w:rPr>
+        <w:t xml:space="preserve"> mới được bổ nhiệm.</w:t>
+      </w:r>
+    </w:p>
+    <w:p>
+      <w:pPr>
+        <w:widowControl w:val="0"/>
+        <w:spacing w:line="324" w:lineRule="auto"/>
+        <w:jc w:val="both"/>
+        <w:rPr>
+          <w:sz w:val="22"/>
+          <w:szCs w:val="22"/>
+        </w:rPr>
+      </w:pPr>
+      <w:r>
+        <w:rPr>
+          <w:sz w:val="22"/>
+          <w:szCs w:val="22"/>
+        </w:rPr>
+        <w:t xml:space="preserve">15.3. </w:t>
+      </w:r>
+      <w:r>
+        <w:rPr>
+          <w:sz w:val="22"/>
+          <w:szCs w:val="22"/>
+        </w:rPr>
+        <w:t>{{rep_</w:t>
+      </w:r>
+      <w:proofErr w:type="gramStart"/>
+      <w:r>
+        <w:rPr>
+          <w:sz w:val="22"/>
+          <w:szCs w:val="22"/>
+        </w:rPr>
+        <w:t>ceo.position</w:t>
+      </w:r>
+      <w:proofErr w:type="gramEnd"/>
+      <w:r>
+        <w:rPr>
+          <w:sz w:val="22"/>
+          <w:szCs w:val="22"/>
+        </w:rPr>
+        <w:t>.text}}</w:t>
+      </w:r>
+      <w:r>
+        <w:rPr>
+          <w:sz w:val="22"/>
+          <w:szCs w:val="22"/>
+        </w:rPr>
+        <w:t xml:space="preserve"> có các quyền và nghĩa vụ sau đây:</w:t>
+      </w:r>
+    </w:p>
+    <w:p>
+      <w:pPr>
+        <w:widowControl w:val="0"/>
+        <w:spacing w:line="324" w:lineRule="auto"/>
+        <w:jc w:val="both"/>
+        <w:rPr>
+          <w:sz w:val="22"/>
+          <w:szCs w:val="22"/>
+        </w:rPr>
+      </w:pPr>
+      <w:r>
+        <w:rPr>
+          <w:sz w:val="22"/>
+          <w:szCs w:val="22"/>
+        </w:rPr>
+        <w:t>a) Tổ chức thực hiện các nghị quyết của Hội đồng thành viên;</w:t>
+      </w:r>
+    </w:p>
+    <w:p>
+      <w:pPr>
+        <w:widowControl w:val="0"/>
+        <w:spacing w:line="324" w:lineRule="auto"/>
+        <w:jc w:val="both"/>
+        <w:rPr>
+          <w:sz w:val="22"/>
+          <w:szCs w:val="22"/>
+        </w:rPr>
+      </w:pPr>
+      <w:r>
+        <w:rPr>
+          <w:sz w:val="22"/>
+          <w:szCs w:val="22"/>
+        </w:rPr>
+        <w:t>b) Quyết định các vấn đề liên quan đến hoạt động kinh doanh hằng ngày của công ty;</w:t>
+      </w:r>
+    </w:p>
+    <w:p>
+      <w:pPr>
+        <w:widowControl w:val="0"/>
+        <w:spacing w:line="324" w:lineRule="auto"/>
+        <w:jc w:val="both"/>
+        <w:rPr>
+          <w:sz w:val="22"/>
+          <w:szCs w:val="22"/>
+        </w:rPr>
+      </w:pPr>
+      <w:r>
+        <w:rPr>
+          <w:sz w:val="22"/>
+          <w:szCs w:val="22"/>
+        </w:rPr>
+        <w:t>c) Tổ chức thực hiện kế hoạch kinh doanh và phương án đầu tư của công ty;</w:t>
+      </w:r>
+    </w:p>
+    <w:p>
+      <w:pPr>
+        <w:widowControl w:val="0"/>
+        <w:spacing w:line="324" w:lineRule="auto"/>
+        <w:jc w:val="both"/>
+        <w:rPr>
+          <w:sz w:val="22"/>
+          <w:szCs w:val="22"/>
+        </w:rPr>
+      </w:pPr>
+      <w:r>
+        <w:rPr>
+          <w:sz w:val="22"/>
+          <w:szCs w:val="22"/>
+        </w:rPr>
+        <w:t>d) Ban hành quy chế quản lý nội bộ của công ty, trừ trường hợp Điều lệ công ty có quy định khác;</w:t>
+      </w:r>
+    </w:p>
+    <w:p>
+      <w:pPr>
+        <w:widowControl w:val="0"/>
+        <w:spacing w:line="324" w:lineRule="auto"/>
+        <w:jc w:val="both"/>
+        <w:rPr>
+          <w:sz w:val="22"/>
+          <w:szCs w:val="22"/>
+        </w:rPr>
+      </w:pPr>
+      <w:r>
+        <w:rPr>
+          <w:sz w:val="22"/>
+          <w:szCs w:val="22"/>
+        </w:rPr>
+        <w:t>đ) Bổ nhiệm, miễn nhiệm, bãi nhiệm các chức danh quản lý trong công ty, trừ các chức danh thuộc thẩm quyền của Hội đồng thành viên;</w:t>
+      </w:r>
+    </w:p>
+    <w:p>
+      <w:pPr>
+        <w:widowControl w:val="0"/>
+        <w:spacing w:line="324" w:lineRule="auto"/>
+        <w:jc w:val="both"/>
+        <w:rPr>
+          <w:sz w:val="22"/>
+          <w:szCs w:val="22"/>
+        </w:rPr>
+      </w:pPr>
+      <w:r>
+        <w:rPr>
+          <w:sz w:val="22"/>
+          <w:szCs w:val="22"/>
+        </w:rPr>
+        <w:t>e) Ký kết hợp đồng nhân danh công ty, trừ trường hợp thuộc thẩm quyền của Chủ tịch Hội đồng thành viên;</w:t>
+      </w:r>
+    </w:p>
+    <w:p>
+      <w:pPr>
+        <w:widowControl w:val="0"/>
+        <w:spacing w:line="324" w:lineRule="auto"/>
+        <w:jc w:val="both"/>
+        <w:rPr>
+          <w:sz w:val="22"/>
+          <w:szCs w:val="22"/>
+        </w:rPr>
+      </w:pPr>
+      <w:r>
+        <w:rPr>
+          <w:sz w:val="22"/>
+          <w:szCs w:val="22"/>
+        </w:rPr>
+        <w:t>g) Kiến nghị phương án cơ cấu tổ chức công ty;</w:t>
+      </w:r>
+    </w:p>
+    <w:p>
+      <w:pPr>
+        <w:widowControl w:val="0"/>
+        <w:spacing w:line="324" w:lineRule="auto"/>
+        <w:jc w:val="both"/>
+        <w:rPr>
+          <w:sz w:val="22"/>
+          <w:szCs w:val="22"/>
+        </w:rPr>
+      </w:pPr>
+      <w:r>
+        <w:rPr>
+          <w:sz w:val="22"/>
+          <w:szCs w:val="22"/>
+        </w:rPr>
+        <w:t>h) Trình báo cáo quyết toán tài chính hằng năm lên Hội đồng thành viên;</w:t>
+      </w:r>
+    </w:p>
+    <w:p>
+      <w:pPr>
+        <w:widowControl w:val="0"/>
+        <w:spacing w:line="324" w:lineRule="auto"/>
+        <w:jc w:val="both"/>
+        <w:rPr>
+          <w:sz w:val="22"/>
+          <w:szCs w:val="22"/>
+        </w:rPr>
+      </w:pPr>
+      <w:r>
+        <w:rPr>
+          <w:sz w:val="22"/>
+          <w:szCs w:val="22"/>
+        </w:rPr>
+        <w:t>i) Kiến nghị phương án sử dụng lợi nhuận hoặc xử lý lỗ trong kinh doanh;</w:t>
+      </w:r>
+    </w:p>
+    <w:p>
+      <w:pPr>
+        <w:widowControl w:val="0"/>
+        <w:spacing w:line="324" w:lineRule="auto"/>
+        <w:jc w:val="both"/>
+        <w:rPr>
+          <w:sz w:val="22"/>
+          <w:szCs w:val="22"/>
+        </w:rPr>
+      </w:pPr>
+      <w:r>
+        <w:rPr>
+          <w:sz w:val="22"/>
+          <w:szCs w:val="22"/>
+        </w:rPr>
+        <w:lastRenderedPageBreak/>
+        <w:t>k) Tuyển dụng lao động;</w:t>
+      </w:r>
+    </w:p>
+    <w:p>
+      <w:pPr>
+        <w:widowControl w:val="0"/>
+        <w:spacing w:line="324" w:lineRule="auto"/>
+        <w:jc w:val="both"/>
+        <w:rPr>
+          <w:sz w:val="22"/>
+          <w:szCs w:val="22"/>
+        </w:rPr>
+      </w:pPr>
+      <w:r>
+        <w:rPr>
+          <w:sz w:val="22"/>
+          <w:szCs w:val="22"/>
+        </w:rPr>
+        <w:t xml:space="preserve">l) Quyền và nghĩa vụ khác được quy định tại hợp đồng lao động mà </w:t>
+      </w:r>
+      <w:r>
+        <w:rPr>
+          <w:sz w:val="22"/>
+          <w:szCs w:val="22"/>
+        </w:rPr>
+        <w:t>{{rep_</w:t>
+      </w:r>
+      <w:proofErr w:type="gramStart"/>
+      <w:r>
+        <w:rPr>
+          <w:sz w:val="22"/>
+          <w:szCs w:val="22"/>
+        </w:rPr>
+        <w:t>ceo.position</w:t>
+      </w:r>
+      <w:proofErr w:type="gramEnd"/>
+      <w:r>
+        <w:rPr>
+          <w:sz w:val="22"/>
+          <w:szCs w:val="22"/>
+        </w:rPr>
+        <w:t>.text}}</w:t>
+      </w:r>
+      <w:r>
+        <w:rPr>
+          <w:sz w:val="22"/>
+          <w:szCs w:val="22"/>
+        </w:rPr>
+        <w:t xml:space="preserve"> ký với công ty theo nghị quyết của Hội đồng thành viên.</w:t>
+      </w:r>
+    </w:p>
+    <w:p>
+      <w:pPr>
+        <w:widowControl w:val="0"/>
+        <w:spacing w:line="324" w:lineRule="auto"/>
+        <w:jc w:val="both"/>
+        <w:rPr>
+          <w:b/>
+          <w:sz w:val="22"/>
+          <w:szCs w:val="22"/>
+        </w:rPr>
+      </w:pPr>
+      <w:r>
+        <w:rPr>
+          <w:b/>
+          <w:sz w:val="22"/>
+          <w:szCs w:val="22"/>
+        </w:rPr>
+        <w:t xml:space="preserve">Điều 16: Nghĩa vụ của thành viên Hội đồng thành viên, </w:t>
+      </w:r>
+      <w:r>
+        <w:rPr>
+          <w:b/>
+          <w:sz w:val="22"/>
+          <w:szCs w:val="22"/>
+        </w:rPr>
+        <w:t>{{rep_</w:t>
+      </w:r>
+      <w:proofErr w:type="gramStart"/>
+      <w:r>
+        <w:rPr>
+          <w:b/>
+          <w:sz w:val="22"/>
+          <w:szCs w:val="22"/>
+        </w:rPr>
+        <w:t>ceo.position</w:t>
+      </w:r>
+      <w:proofErr w:type="gramEnd"/>
+      <w:r>
+        <w:rPr>
+          <w:b/>
+          <w:sz w:val="22"/>
+          <w:szCs w:val="22"/>
+        </w:rPr>
+        <w:t>.text}}</w:t>
+      </w:r>
+      <w:r>
+        <w:rPr>
           <w:b/>
           <w:sz w:val="22"/>
           <w:szCs w:val="22"/>
@@ -6805,7 +6734,7 @@
           <w:sz w:val="22"/>
           <w:szCs w:val="22"/>
         </w:rPr>
-        <w:t xml:space="preserve">15.1. </w:t>
+        <w:t xml:space="preserve">16.1.  Thành viên Hội đồng thành viên, </w:t>
       </w:r>
       <w:r>
         <w:rPr>
@@ -6835,643 +6764,6 @@
           <w:sz w:val="22"/>
           <w:szCs w:val="22"/>
         </w:rPr>
-        <w:t xml:space="preserve"> công ty là người điều hành hoạt động kinh doanh hàng ngày của công ty, chịu trách nhiệm trước Hội đồng thành viên về việc thực hiện các quyền và nhiệm vụ của mình.</w:t>
-      </w:r>
-    </w:p>
-    <w:p>
-      <w:pPr>
-        <w:widowControl w:val="0"/>
-        <w:spacing w:line="324" w:lineRule="auto"/>
-        <w:jc w:val="both"/>
-        <w:rPr>
-          <w:sz w:val="22"/>
-          <w:szCs w:val="22"/>
-        </w:rPr>
-      </w:pPr>
-      <w:r>
-        <w:rPr>
-          <w:sz w:val="22"/>
-          <w:szCs w:val="22"/>
-        </w:rPr>
-        <w:t xml:space="preserve">15.2. Nhiệm kỳ của </w:t>
-      </w:r>
-      <w:r>
-        <w:rPr>
-          <w:sz w:val="22"/>
-          <w:szCs w:val="22"/>
-        </w:rPr>
-        <w:t>{{rep_</w:t>
-      </w:r>
-      <w:proofErr w:type="gramStart"/>
-      <w:r>
-        <w:rPr>
-          <w:sz w:val="22"/>
-          <w:szCs w:val="22"/>
-        </w:rPr>
-        <w:t>ceo.position</w:t>
-      </w:r>
-      <w:proofErr w:type="gramEnd"/>
-      <w:r>
-        <w:rPr>
-          <w:sz w:val="22"/>
-          <w:szCs w:val="22"/>
-        </w:rPr>
-        <w:t>.text}}</w:t>
-      </w:r>
-      <w:r>
-        <w:rPr>
-          <w:sz w:val="22"/>
-          <w:szCs w:val="22"/>
-        </w:rPr>
-        <w:t xml:space="preserve"> là 05 (năm) năm, trừ khi được quy định khác bởi HĐTV và có thể được tái bổ nhiệm. Nếu nhiệm kỳ của </w:t>
-      </w:r>
-      <w:r>
-        <w:rPr>
-          <w:sz w:val="22"/>
-          <w:szCs w:val="22"/>
-        </w:rPr>
-        <w:t>{{rep_</w:t>
-      </w:r>
-      <w:proofErr w:type="gramStart"/>
-      <w:r>
-        <w:rPr>
-          <w:sz w:val="22"/>
-          <w:szCs w:val="22"/>
-        </w:rPr>
-        <w:t>ceo.position</w:t>
-      </w:r>
-      <w:proofErr w:type="gramEnd"/>
-      <w:r>
-        <w:rPr>
-          <w:sz w:val="22"/>
-          <w:szCs w:val="22"/>
-        </w:rPr>
-        <w:t>.text}}</w:t>
-      </w:r>
-      <w:r>
-        <w:rPr>
-          <w:sz w:val="22"/>
-          <w:szCs w:val="22"/>
-        </w:rPr>
-        <w:t xml:space="preserve"> đương chức hết hạn mà </w:t>
-      </w:r>
-      <w:r>
-        <w:rPr>
-          <w:sz w:val="22"/>
-          <w:szCs w:val="22"/>
-        </w:rPr>
-        <w:t>{{rep_</w:t>
-      </w:r>
-      <w:proofErr w:type="gramStart"/>
-      <w:r>
-        <w:rPr>
-          <w:sz w:val="22"/>
-          <w:szCs w:val="22"/>
-        </w:rPr>
-        <w:t>ceo.position</w:t>
-      </w:r>
-      <w:proofErr w:type="gramEnd"/>
-      <w:r>
-        <w:rPr>
-          <w:sz w:val="22"/>
-          <w:szCs w:val="22"/>
-        </w:rPr>
-        <w:t>.text}}</w:t>
-      </w:r>
-      <w:r>
-        <w:rPr>
-          <w:sz w:val="22"/>
-          <w:szCs w:val="22"/>
-        </w:rPr>
-        <w:t xml:space="preserve"> mới chưa được bổ nhiệm thì nhiệm kỳ của </w:t>
-      </w:r>
-      <w:r>
-        <w:rPr>
-          <w:sz w:val="22"/>
-          <w:szCs w:val="22"/>
-        </w:rPr>
-        <w:t>{{rep_</w:t>
-      </w:r>
-      <w:proofErr w:type="gramStart"/>
-      <w:r>
-        <w:rPr>
-          <w:sz w:val="22"/>
-          <w:szCs w:val="22"/>
-        </w:rPr>
-        <w:t>ceo.position</w:t>
-      </w:r>
-      <w:proofErr w:type="gramEnd"/>
-      <w:r>
-        <w:rPr>
-          <w:sz w:val="22"/>
-          <w:szCs w:val="22"/>
-        </w:rPr>
-        <w:t>.text}}</w:t>
-      </w:r>
-      <w:r>
-        <w:rPr>
-          <w:sz w:val="22"/>
-          <w:szCs w:val="22"/>
-        </w:rPr>
-        <w:t xml:space="preserve"> đương chức sẽ được kéo dài cho tới thời điểm </w:t>
-      </w:r>
-      <w:r>
-        <w:rPr>
-          <w:sz w:val="22"/>
-          <w:szCs w:val="22"/>
-        </w:rPr>
-        <w:t>{{rep_</w:t>
-      </w:r>
-      <w:proofErr w:type="gramStart"/>
-      <w:r>
-        <w:rPr>
-          <w:sz w:val="22"/>
-          <w:szCs w:val="22"/>
-        </w:rPr>
-        <w:t>ceo.position</w:t>
-      </w:r>
-      <w:proofErr w:type="gramEnd"/>
-      <w:r>
-        <w:rPr>
-          <w:sz w:val="22"/>
-          <w:szCs w:val="22"/>
-        </w:rPr>
-        <w:t>.text}}</w:t>
-      </w:r>
-      <w:r>
-        <w:rPr>
-          <w:sz w:val="22"/>
-          <w:szCs w:val="22"/>
-        </w:rPr>
-        <w:t xml:space="preserve"> mới được bổ nhiệm.</w:t>
-      </w:r>
-    </w:p>
-    <w:p>
-      <w:pPr>
-        <w:widowControl w:val="0"/>
-        <w:spacing w:line="324" w:lineRule="auto"/>
-        <w:jc w:val="both"/>
-        <w:rPr>
-          <w:sz w:val="22"/>
-          <w:szCs w:val="22"/>
-        </w:rPr>
-      </w:pPr>
-      <w:r>
-        <w:rPr>
-          <w:sz w:val="22"/>
-          <w:szCs w:val="22"/>
-        </w:rPr>
-        <w:t xml:space="preserve">15.3. </w:t>
-      </w:r>
-      <w:r>
-        <w:rPr>
-          <w:sz w:val="22"/>
-          <w:szCs w:val="22"/>
-        </w:rPr>
-        <w:t>{{rep_</w:t>
-      </w:r>
-      <w:proofErr w:type="gramStart"/>
-      <w:r>
-        <w:rPr>
-          <w:sz w:val="22"/>
-          <w:szCs w:val="22"/>
-        </w:rPr>
-        <w:t>ceo.position</w:t>
-      </w:r>
-      <w:proofErr w:type="gramEnd"/>
-      <w:r>
-        <w:rPr>
-          <w:sz w:val="22"/>
-          <w:szCs w:val="22"/>
-        </w:rPr>
-        <w:t>.text}}</w:t>
-      </w:r>
-      <w:r>
-        <w:rPr>
-          <w:sz w:val="22"/>
-          <w:szCs w:val="22"/>
-        </w:rPr>
-        <w:t xml:space="preserve"> có các quyền và nghĩa vụ sau đây:</w:t>
-      </w:r>
-    </w:p>
-    <w:p>
-      <w:pPr>
-        <w:widowControl w:val="0"/>
-        <w:spacing w:line="324" w:lineRule="auto"/>
-        <w:jc w:val="both"/>
-        <w:rPr>
-          <w:sz w:val="22"/>
-          <w:szCs w:val="22"/>
-        </w:rPr>
-      </w:pPr>
-      <w:r>
-        <w:rPr>
-          <w:sz w:val="22"/>
-          <w:szCs w:val="22"/>
-        </w:rPr>
-        <w:t xml:space="preserve">a) Tổ chức thực hiện các nghị quyết của Hội đồng thành </w:t>
-      </w:r>
-      <w:proofErr w:type="gramStart"/>
-      <w:r>
-        <w:rPr>
-          <w:sz w:val="22"/>
-          <w:szCs w:val="22"/>
-        </w:rPr>
-        <w:t>viên;</w:t>
-      </w:r>
-      <w:proofErr w:type="gramEnd"/>
-    </w:p>
-    <w:p>
-      <w:pPr>
-        <w:widowControl w:val="0"/>
-        <w:spacing w:line="324" w:lineRule="auto"/>
-        <w:jc w:val="both"/>
-        <w:rPr>
-          <w:sz w:val="22"/>
-          <w:szCs w:val="22"/>
-        </w:rPr>
-      </w:pPr>
-      <w:r>
-        <w:rPr>
-          <w:sz w:val="22"/>
-          <w:szCs w:val="22"/>
-        </w:rPr>
-        <w:t xml:space="preserve">b) Quyết định các vấn đề liên quan đến hoạt động kinh doanh hằng ngày của công </w:t>
-      </w:r>
-      <w:proofErr w:type="gramStart"/>
-      <w:r>
-        <w:rPr>
-          <w:sz w:val="22"/>
-          <w:szCs w:val="22"/>
-        </w:rPr>
-        <w:t>ty;</w:t>
-      </w:r>
-      <w:proofErr w:type="gramEnd"/>
-    </w:p>
-    <w:p>
-      <w:pPr>
-        <w:widowControl w:val="0"/>
-        <w:spacing w:line="324" w:lineRule="auto"/>
-        <w:jc w:val="both"/>
-        <w:rPr>
-          <w:sz w:val="22"/>
-          <w:szCs w:val="22"/>
-        </w:rPr>
-      </w:pPr>
-      <w:r>
-        <w:rPr>
-          <w:sz w:val="22"/>
-          <w:szCs w:val="22"/>
-        </w:rPr>
-        <w:t xml:space="preserve">c) Tổ chức thực hiện kế hoạch kinh doanh và phương án đầu tư của công </w:t>
-      </w:r>
-      <w:proofErr w:type="gramStart"/>
-      <w:r>
-        <w:rPr>
-          <w:sz w:val="22"/>
-          <w:szCs w:val="22"/>
-        </w:rPr>
-        <w:t>ty;</w:t>
-      </w:r>
-      <w:proofErr w:type="gramEnd"/>
-    </w:p>
-    <w:p>
-      <w:pPr>
-        <w:widowControl w:val="0"/>
-        <w:spacing w:line="324" w:lineRule="auto"/>
-        <w:jc w:val="both"/>
-        <w:rPr>
-          <w:sz w:val="22"/>
-          <w:szCs w:val="22"/>
-        </w:rPr>
-      </w:pPr>
-      <w:r>
-        <w:rPr>
-          <w:sz w:val="22"/>
-          <w:szCs w:val="22"/>
-        </w:rPr>
-        <w:t xml:space="preserve">d) Ban hành quy chế quản lý nội bộ của công ty, trừ trường hợp Điều lệ công ty có quy định </w:t>
-      </w:r>
-      <w:proofErr w:type="gramStart"/>
-      <w:r>
-        <w:rPr>
-          <w:sz w:val="22"/>
-          <w:szCs w:val="22"/>
-        </w:rPr>
-        <w:t>khác;</w:t>
-      </w:r>
-      <w:proofErr w:type="gramEnd"/>
-    </w:p>
-    <w:p>
-      <w:pPr>
-        <w:widowControl w:val="0"/>
-        <w:spacing w:line="324" w:lineRule="auto"/>
-        <w:jc w:val="both"/>
-        <w:rPr>
-          <w:sz w:val="22"/>
-          <w:szCs w:val="22"/>
-        </w:rPr>
-      </w:pPr>
-      <w:r>
-        <w:rPr>
-          <w:sz w:val="22"/>
-          <w:szCs w:val="22"/>
-        </w:rPr>
-        <w:t xml:space="preserve">đ) Bổ nhiệm, miễn nhiệm, bãi nhiệm các chức danh quản lý trong công ty, trừ các chức danh thuộc thẩm quyền của Hội đồng thành </w:t>
-      </w:r>
-      <w:proofErr w:type="gramStart"/>
-      <w:r>
-        <w:rPr>
-          <w:sz w:val="22"/>
-          <w:szCs w:val="22"/>
-        </w:rPr>
-        <w:t>viên;</w:t>
-      </w:r>
-      <w:proofErr w:type="gramEnd"/>
-    </w:p>
-    <w:p>
-      <w:pPr>
-        <w:widowControl w:val="0"/>
-        <w:spacing w:line="324" w:lineRule="auto"/>
-        <w:jc w:val="both"/>
-        <w:rPr>
-          <w:sz w:val="22"/>
-          <w:szCs w:val="22"/>
-        </w:rPr>
-      </w:pPr>
-      <w:r>
-        <w:rPr>
-          <w:sz w:val="22"/>
-          <w:szCs w:val="22"/>
-        </w:rPr>
-        <w:t xml:space="preserve">e) Ký kết hợp đồng nhân danh công ty, trừ trường hợp thuộc thẩm quyền của Chủ tịch Hội đồng thành </w:t>
-      </w:r>
-      <w:proofErr w:type="gramStart"/>
-      <w:r>
-        <w:rPr>
-          <w:sz w:val="22"/>
-          <w:szCs w:val="22"/>
-        </w:rPr>
-        <w:t>viên;</w:t>
-      </w:r>
-      <w:proofErr w:type="gramEnd"/>
-    </w:p>
-    <w:p>
-      <w:pPr>
-        <w:widowControl w:val="0"/>
-        <w:spacing w:line="324" w:lineRule="auto"/>
-        <w:jc w:val="both"/>
-        <w:rPr>
-          <w:sz w:val="22"/>
-          <w:szCs w:val="22"/>
-        </w:rPr>
-      </w:pPr>
-      <w:r>
-        <w:rPr>
-          <w:sz w:val="22"/>
-          <w:szCs w:val="22"/>
-        </w:rPr>
-        <w:t xml:space="preserve">g) Kiến nghị phương án cơ cấu tổ chức công </w:t>
-      </w:r>
-      <w:proofErr w:type="gramStart"/>
-      <w:r>
-        <w:rPr>
-          <w:sz w:val="22"/>
-          <w:szCs w:val="22"/>
-        </w:rPr>
-        <w:t>ty;</w:t>
-      </w:r>
-      <w:proofErr w:type="gramEnd"/>
-    </w:p>
-    <w:p>
-      <w:pPr>
-        <w:widowControl w:val="0"/>
-        <w:spacing w:line="324" w:lineRule="auto"/>
-        <w:jc w:val="both"/>
-        <w:rPr>
-          <w:sz w:val="22"/>
-          <w:szCs w:val="22"/>
-        </w:rPr>
-      </w:pPr>
-      <w:r>
-        <w:rPr>
-          <w:sz w:val="22"/>
-          <w:szCs w:val="22"/>
-        </w:rPr>
-        <w:t xml:space="preserve">h) Trình báo cáo quyết toán tài chính hằng năm lên Hội đồng thành </w:t>
-      </w:r>
-      <w:proofErr w:type="gramStart"/>
-      <w:r>
-        <w:rPr>
-          <w:sz w:val="22"/>
-          <w:szCs w:val="22"/>
-        </w:rPr>
-        <w:t>viên;</w:t>
-      </w:r>
-      <w:proofErr w:type="gramEnd"/>
-    </w:p>
-    <w:p>
-      <w:pPr>
-        <w:widowControl w:val="0"/>
-        <w:spacing w:line="324" w:lineRule="auto"/>
-        <w:jc w:val="both"/>
-        <w:rPr>
-          <w:sz w:val="22"/>
-          <w:szCs w:val="22"/>
-        </w:rPr>
-      </w:pPr>
-      <w:r>
-        <w:rPr>
-          <w:sz w:val="22"/>
-          <w:szCs w:val="22"/>
-        </w:rPr>
-        <w:t xml:space="preserve">i) Kiến nghị phương án sử dụng lợi nhuận hoặc xử lý lỗ trong kinh </w:t>
-      </w:r>
-      <w:proofErr w:type="gramStart"/>
-      <w:r>
-        <w:rPr>
-          <w:sz w:val="22"/>
-          <w:szCs w:val="22"/>
-        </w:rPr>
-        <w:t>doanh;</w:t>
-      </w:r>
-      <w:proofErr w:type="gramEnd"/>
-    </w:p>
-    <w:p>
-      <w:pPr>
-        <w:widowControl w:val="0"/>
-        <w:spacing w:line="324" w:lineRule="auto"/>
-        <w:jc w:val="both"/>
-        <w:rPr>
-          <w:sz w:val="22"/>
-          <w:szCs w:val="22"/>
-        </w:rPr>
-      </w:pPr>
-      <w:r>
-        <w:rPr>
-          <w:sz w:val="22"/>
-          <w:szCs w:val="22"/>
-        </w:rPr>
-        <w:lastRenderedPageBreak/>
-        <w:t xml:space="preserve">k) Tuyển dụng lao </w:t>
-      </w:r>
-      <w:proofErr w:type="gramStart"/>
-      <w:r>
-        <w:rPr>
-          <w:sz w:val="22"/>
-          <w:szCs w:val="22"/>
-        </w:rPr>
-        <w:t>động;</w:t>
-      </w:r>
-      <w:proofErr w:type="gramEnd"/>
-    </w:p>
-    <w:p>
-      <w:pPr>
-        <w:widowControl w:val="0"/>
-        <w:spacing w:line="324" w:lineRule="auto"/>
-        <w:jc w:val="both"/>
-        <w:rPr>
-          <w:sz w:val="22"/>
-          <w:szCs w:val="22"/>
-        </w:rPr>
-      </w:pPr>
-      <w:r>
-        <w:rPr>
-          <w:sz w:val="22"/>
-          <w:szCs w:val="22"/>
-        </w:rPr>
-        <w:t xml:space="preserve">l) Quyền và nghĩa vụ khác được quy định tại hợp đồng lao động mà </w:t>
-      </w:r>
-      <w:r>
-        <w:rPr>
-          <w:sz w:val="22"/>
-          <w:szCs w:val="22"/>
-        </w:rPr>
-        <w:t>{{rep_</w:t>
-      </w:r>
-      <w:proofErr w:type="gramStart"/>
-      <w:r>
-        <w:rPr>
-          <w:sz w:val="22"/>
-          <w:szCs w:val="22"/>
-        </w:rPr>
-        <w:t>ceo.position</w:t>
-      </w:r>
-      <w:proofErr w:type="gramEnd"/>
-      <w:r>
-        <w:rPr>
-          <w:sz w:val="22"/>
-          <w:szCs w:val="22"/>
-        </w:rPr>
-        <w:t>.text}}</w:t>
-      </w:r>
-      <w:r>
-        <w:rPr>
-          <w:sz w:val="22"/>
-          <w:szCs w:val="22"/>
-        </w:rPr>
-        <w:t xml:space="preserve"> ký với công ty theo nghị quyết của Hội đồng thành viên.</w:t>
-      </w:r>
-    </w:p>
-    <w:p>
-      <w:pPr>
-        <w:widowControl w:val="0"/>
-        <w:spacing w:line="324" w:lineRule="auto"/>
-        <w:jc w:val="both"/>
-        <w:rPr>
-          <w:b/>
-          <w:sz w:val="22"/>
-          <w:szCs w:val="22"/>
-        </w:rPr>
-      </w:pPr>
-      <w:r>
-        <w:rPr>
-          <w:b/>
-          <w:sz w:val="22"/>
-          <w:szCs w:val="22"/>
-        </w:rPr>
-        <w:t xml:space="preserve">Điều 16: Nghĩa vụ của thành viên Hội đồng thành viên, </w:t>
-      </w:r>
-      <w:r>
-        <w:rPr>
-          <w:b/>
-          <w:sz w:val="22"/>
-          <w:szCs w:val="22"/>
-        </w:rPr>
-        <w:t>{{rep_</w:t>
-      </w:r>
-      <w:proofErr w:type="gramStart"/>
-      <w:r>
-        <w:rPr>
-          <w:b/>
-          <w:sz w:val="22"/>
-          <w:szCs w:val="22"/>
-        </w:rPr>
-        <w:t>ceo.position</w:t>
-      </w:r>
-      <w:proofErr w:type="gramEnd"/>
-      <w:r>
-        <w:rPr>
-          <w:b/>
-          <w:sz w:val="22"/>
-          <w:szCs w:val="22"/>
-        </w:rPr>
-        <w:t>.text}}</w:t>
-      </w:r>
-      <w:r>
-        <w:rPr>
-          <w:b/>
-          <w:sz w:val="22"/>
-          <w:szCs w:val="22"/>
-        </w:rPr>
-        <w:t xml:space="preserve"> </w:t>
-      </w:r>
-    </w:p>
-    <w:p>
-      <w:pPr>
-        <w:widowControl w:val="0"/>
-        <w:spacing w:line="324" w:lineRule="auto"/>
-        <w:jc w:val="both"/>
-        <w:rPr>
-          <w:sz w:val="22"/>
-          <w:szCs w:val="22"/>
-        </w:rPr>
-      </w:pPr>
-      <w:r>
-        <w:rPr>
-          <w:sz w:val="22"/>
-          <w:szCs w:val="22"/>
-        </w:rPr>
-        <w:t xml:space="preserve">16.1.  Thành viên Hội đồng thành viên, </w:t>
-      </w:r>
-      <w:r>
-        <w:rPr>
-          <w:sz w:val="22"/>
-          <w:szCs w:val="22"/>
-        </w:rPr>
-        <w:t>{{rep_</w:t>
-      </w:r>
-      <w:proofErr w:type="gramStart"/>
-      <w:r>
-        <w:rPr>
-          <w:sz w:val="22"/>
-          <w:szCs w:val="22"/>
-        </w:rPr>
-        <w:t>ceo.position</w:t>
-      </w:r>
-      <w:proofErr w:type="gramEnd"/>
-      <w:r>
-        <w:rPr>
-          <w:sz w:val="22"/>
-          <w:szCs w:val="22"/>
-        </w:rPr>
-        <w:t>.text}}</w:t>
-      </w:r>
-      <w:r>
-        <w:rPr>
-          <w:sz w:val="22"/>
-          <w:szCs w:val="22"/>
-        </w:rPr>
         <w:t xml:space="preserve"> công ty có các nghĩa vụ sau đây:</w:t>
       </w:r>
     </w:p>
@@ -7490,71 +6782,44 @@
           <w:sz w:val="22"/>
           <w:szCs w:val="22"/>
         </w:rPr>
-        <w:t xml:space="preserve">a) Thực hiện các quyền và nhiệm vụ được giao một cách trung thực, cẩn trọng, tốt nhất nhằm bảo đảm lợi ích hợp pháp tối đa của công ty và chủ sở hữu công </w:t>
-      </w:r>
-      <w:proofErr w:type="gramStart"/>
-      <w:r>
-        <w:rPr>
-          <w:sz w:val="22"/>
-          <w:szCs w:val="22"/>
-        </w:rPr>
-        <w:t>ty;</w:t>
-      </w:r>
-      <w:proofErr w:type="gramEnd"/>
-    </w:p>
-    <w:p>
-      <w:pPr>
-        <w:widowControl w:val="0"/>
-        <w:spacing w:line="324" w:lineRule="auto"/>
-        <w:jc w:val="both"/>
-        <w:rPr>
-          <w:sz w:val="22"/>
-          <w:szCs w:val="22"/>
-        </w:rPr>
-      </w:pPr>
-      <w:r>
-        <w:rPr>
-          <w:sz w:val="22"/>
-          <w:szCs w:val="22"/>
-        </w:rPr>
-        <w:t xml:space="preserve">b) Trung thành với lợi ích của công ty và chủ sở hữu công ty; không sử dụng thông tin, bí quyết, cơ hội kinh doanh của công ty; không được lạm dụng địa vị, chức vụ và tài sản của công ty để tư lợi hoặc phục vụ lợi ích của tổ chức, cá nhân </w:t>
-      </w:r>
-      <w:proofErr w:type="gramStart"/>
-      <w:r>
-        <w:rPr>
-          <w:sz w:val="22"/>
-          <w:szCs w:val="22"/>
-        </w:rPr>
-        <w:t>khác;</w:t>
-      </w:r>
-      <w:proofErr w:type="gramEnd"/>
-    </w:p>
-    <w:p>
-      <w:pPr>
-        <w:widowControl w:val="0"/>
-        <w:spacing w:line="324" w:lineRule="auto"/>
-        <w:jc w:val="both"/>
-        <w:rPr>
-          <w:sz w:val="22"/>
-          <w:szCs w:val="22"/>
-        </w:rPr>
-      </w:pPr>
-      <w:r>
-        <w:rPr>
-          <w:sz w:val="22"/>
-          <w:szCs w:val="22"/>
-        </w:rPr>
-        <w:t xml:space="preserve">c) Thông báo kịp thời, đầy đủ, chính xác cho công ty về các doanh nghiệp mà họ và người có liên quan của họ làm chủ hoặc có cổ phần, phần vốn góp chi phối. Thông báo này được niêm yết tại trụ sở chính và chi nhánh của công </w:t>
-      </w:r>
-      <w:proofErr w:type="gramStart"/>
-      <w:r>
-        <w:rPr>
-          <w:sz w:val="22"/>
-          <w:szCs w:val="22"/>
-        </w:rPr>
-        <w:t>ty;</w:t>
-      </w:r>
-      <w:proofErr w:type="gramEnd"/>
+        <w:t>a) Thực hiện các quyền và nhiệm vụ được giao một cách trung thực, cẩn trọng, tốt nhất nhằm bảo đảm lợi ích hợp pháp tối đa của công ty và chủ sở hữu công ty;</w:t>
+      </w:r>
+    </w:p>
+    <w:p>
+      <w:pPr>
+        <w:widowControl w:val="0"/>
+        <w:spacing w:line="324" w:lineRule="auto"/>
+        <w:jc w:val="both"/>
+        <w:rPr>
+          <w:sz w:val="22"/>
+          <w:szCs w:val="22"/>
+        </w:rPr>
+      </w:pPr>
+      <w:r>
+        <w:rPr>
+          <w:sz w:val="22"/>
+          <w:szCs w:val="22"/>
+        </w:rPr>
+        <w:t>b) Trung thành với lợi ích của công ty và chủ sở hữu công ty; không sử dụng thông tin, bí quyết, cơ hội kinh doanh của công ty; không được lạm dụng địa vị, chức vụ và tài sản của công ty để tư lợi hoặc phục vụ lợi ích của tổ chức, cá nhân khác;</w:t>
+      </w:r>
+    </w:p>
+    <w:p>
+      <w:pPr>
+        <w:widowControl w:val="0"/>
+        <w:spacing w:line="324" w:lineRule="auto"/>
+        <w:jc w:val="both"/>
+        <w:rPr>
+          <w:sz w:val="22"/>
+          <w:szCs w:val="22"/>
+        </w:rPr>
+      </w:pPr>
+      <w:r>
+        <w:rPr>
+          <w:sz w:val="22"/>
+          <w:szCs w:val="22"/>
+        </w:rPr>
+        <w:t>c) Thông báo kịp thời, đầy đủ, chính xác cho công ty về các doanh nghiệp mà họ và người có liên quan của họ làm chủ hoặc có cổ phần, phần vốn góp chi phối. Thông báo này được niêm yết tại trụ sở chính và chi nhánh của công ty;</w:t>
+      </w:r>
     </w:p>
     <w:p>
       <w:pPr>
@@ -7723,17 +6988,8 @@
           <w:sz w:val="22"/>
           <w:szCs w:val="22"/>
         </w:rPr>
-        <w:t xml:space="preserve">Có đủ năng lực hành vi dân sự và không thuộc đối tượng bị cấm quản lý doanh nghiệp theo quy định của Luật Doanh </w:t>
-      </w:r>
-      <w:proofErr w:type="gramStart"/>
-      <w:r>
-        <w:rPr>
-          <w:sz w:val="22"/>
-          <w:szCs w:val="22"/>
-        </w:rPr>
-        <w:t>nghiệp;</w:t>
-      </w:r>
-      <w:proofErr w:type="gramEnd"/>
+        <w:t>Có đủ năng lực hành vi dân sự và không thuộc đối tượng bị cấm quản lý doanh nghiệp theo quy định của Luật Doanh nghiệp;</w:t>
+      </w:r>
     </w:p>
     <w:p>
       <w:pPr>
@@ -8766,18 +8022,8 @@
           <w:sz w:val="22"/>
           <w:szCs w:val="22"/>
         </w:rPr>
-        <w:t xml:space="preserve">Chuẩn bị cho các cuộc họp của HĐTV theo yêu cầu của Chủ tịch </w:t>
-      </w:r>
-      <w:proofErr w:type="gramStart"/>
-      <w:r>
-        <w:rPr>
-          <w:color w:val="000000"/>
-          <w:sz w:val="22"/>
-          <w:szCs w:val="22"/>
-        </w:rPr>
-        <w:t>HĐTV;</w:t>
-      </w:r>
-      <w:proofErr w:type="gramEnd"/>
+        <w:t>Chuẩn bị cho các cuộc họp của HĐTV theo yêu cầu của Chủ tịch HĐTV;</w:t>
+      </w:r>
     </w:p>
     <w:p>
       <w:pPr>
@@ -8802,17 +8048,8 @@
           <w:szCs w:val="22"/>
         </w:rPr>
         <w:tab/>
-        <w:t xml:space="preserve">Tham dự và làm biên bản các cuộc </w:t>
-      </w:r>
-      <w:proofErr w:type="gramStart"/>
-      <w:r>
-        <w:rPr>
-          <w:sz w:val="22"/>
-          <w:szCs w:val="22"/>
-        </w:rPr>
-        <w:t>họp;</w:t>
-      </w:r>
-      <w:proofErr w:type="gramEnd"/>
+        <w:t>Tham dự và làm biên bản các cuộc họp;</w:t>
+      </w:r>
     </w:p>
     <w:p>
       <w:pPr>
@@ -8837,17 +8074,8 @@
           <w:szCs w:val="22"/>
         </w:rPr>
         <w:tab/>
-        <w:t xml:space="preserve">Tư vấn về thủ tục của các cuộc </w:t>
-      </w:r>
-      <w:proofErr w:type="gramStart"/>
-      <w:r>
-        <w:rPr>
-          <w:sz w:val="22"/>
-          <w:szCs w:val="22"/>
-        </w:rPr>
-        <w:t>họp;</w:t>
-      </w:r>
-      <w:proofErr w:type="gramEnd"/>
+        <w:t>Tư vấn về thủ tục của các cuộc họp;</w:t>
+      </w:r>
     </w:p>
     <w:p>
       <w:pPr>
@@ -8872,17 +8100,8 @@
           <w:szCs w:val="22"/>
         </w:rPr>
         <w:tab/>
-        <w:t xml:space="preserve">Đảm bảo các Nghị quyết của HĐTV phù hợp với Pháp luật hiện </w:t>
-      </w:r>
-      <w:proofErr w:type="gramStart"/>
-      <w:r>
-        <w:rPr>
-          <w:sz w:val="22"/>
-          <w:szCs w:val="22"/>
-        </w:rPr>
-        <w:t>hành;</w:t>
-      </w:r>
-      <w:proofErr w:type="gramEnd"/>
+        <w:t>Đảm bảo các Nghị quyết của HĐTV phù hợp với Pháp luật hiện hành;</w:t>
+      </w:r>
     </w:p>
     <w:p>
       <w:pPr>
@@ -8907,17 +8126,8 @@
           <w:szCs w:val="22"/>
         </w:rPr>
         <w:tab/>
-        <w:t xml:space="preserve">Cung cấp các thông tin tài chính, bản sau Biên bản họp HĐTV và các thông tin khác cho thành viên của </w:t>
-      </w:r>
-      <w:proofErr w:type="gramStart"/>
-      <w:r>
-        <w:rPr>
-          <w:sz w:val="22"/>
-          <w:szCs w:val="22"/>
-        </w:rPr>
-        <w:t>HĐTV;</w:t>
-      </w:r>
-      <w:proofErr w:type="gramEnd"/>
+        <w:t>Cung cấp các thông tin tài chính, bản sau Biên bản họp HĐTV và các thông tin khác cho thành viên của HĐTV;</w:t>
+      </w:r>
     </w:p>
     <w:p>
       <w:pPr>
@@ -8942,17 +8152,8 @@
           <w:szCs w:val="22"/>
         </w:rPr>
         <w:tab/>
-        <w:t xml:space="preserve">Hỗ trợ thành viên HĐTV trong việc thực hiện các quyền và nghĩa vụ được </w:t>
-      </w:r>
-      <w:proofErr w:type="gramStart"/>
-      <w:r>
-        <w:rPr>
-          <w:sz w:val="22"/>
-          <w:szCs w:val="22"/>
-        </w:rPr>
-        <w:t>giao;</w:t>
-      </w:r>
-      <w:proofErr w:type="gramEnd"/>
+        <w:t>Hỗ trợ thành viên HĐTV trong việc thực hiện các quyền và nghĩa vụ được giao;</w:t>
+      </w:r>
     </w:p>
     <w:p>
       <w:pPr>
@@ -8977,17 +8178,8 @@
           <w:szCs w:val="22"/>
         </w:rPr>
         <w:tab/>
-        <w:t xml:space="preserve">Hỗ trợ HĐTV trong áp dụng và thực hiện nguyên tắc quản trị Công </w:t>
-      </w:r>
-      <w:proofErr w:type="gramStart"/>
-      <w:r>
-        <w:rPr>
-          <w:sz w:val="22"/>
-          <w:szCs w:val="22"/>
-        </w:rPr>
-        <w:t>ty;</w:t>
-      </w:r>
-      <w:proofErr w:type="gramEnd"/>
+        <w:t>Hỗ trợ HĐTV trong áp dụng và thực hiện nguyên tắc quản trị Công ty;</w:t>
+      </w:r>
     </w:p>
     <w:p>
       <w:pPr>
@@ -9012,17 +8204,8 @@
           <w:szCs w:val="22"/>
         </w:rPr>
         <w:tab/>
-        <w:t xml:space="preserve">Hỗ trợ Công ty trong xây dựng quan hệ Thành viên và bảo vệ Quyền và Lợi ích hợp pháp của Thành </w:t>
-      </w:r>
-      <w:proofErr w:type="gramStart"/>
-      <w:r>
-        <w:rPr>
-          <w:sz w:val="22"/>
-          <w:szCs w:val="22"/>
-        </w:rPr>
-        <w:t>viên;</w:t>
-      </w:r>
-      <w:proofErr w:type="gramEnd"/>
+        <w:t>Hỗ trợ Công ty trong xây dựng quan hệ Thành viên và bảo vệ Quyền và Lợi ích hợp pháp của Thành viên;</w:t>
+      </w:r>
     </w:p>
     <w:p>
       <w:pPr>
@@ -9047,17 +8230,8 @@
           <w:szCs w:val="22"/>
         </w:rPr>
         <w:tab/>
-        <w:t xml:space="preserve">Hỗ trợ Công ty trong việc tuân thủ đúng các nghĩa vụ cung cấp thông tin, công khai thông tin và thủ tục hành </w:t>
-      </w:r>
-      <w:proofErr w:type="gramStart"/>
-      <w:r>
-        <w:rPr>
-          <w:sz w:val="22"/>
-          <w:szCs w:val="22"/>
-        </w:rPr>
-        <w:t>chính;</w:t>
-      </w:r>
-      <w:proofErr w:type="gramEnd"/>
+        <w:t>Hỗ trợ Công ty trong việc tuân thủ đúng các nghĩa vụ cung cấp thông tin, công khai thông tin và thủ tục hành chính;</w:t>
+      </w:r>
     </w:p>
     <w:p>
       <w:pPr>
@@ -9082,17 +8256,8 @@
           <w:szCs w:val="22"/>
         </w:rPr>
         <w:tab/>
-        <w:t xml:space="preserve">Các quyền và nghĩa vụ khác tùy vào quyết định của Chủ tịch HĐTV theo từng công việc và thời </w:t>
-      </w:r>
-      <w:proofErr w:type="gramStart"/>
-      <w:r>
-        <w:rPr>
-          <w:sz w:val="22"/>
-          <w:szCs w:val="22"/>
-        </w:rPr>
-        <w:t>điểm;</w:t>
-      </w:r>
-      <w:proofErr w:type="gramEnd"/>
+        <w:t>Các quyền và nghĩa vụ khác tùy vào quyết định của Chủ tịch HĐTV theo từng công việc và thời điểm;</w:t>
+      </w:r>
     </w:p>
     <w:p>
       <w:pPr>
@@ -9197,15 +8362,7 @@
           <w:sz w:val="22"/>
           <w:szCs w:val="22"/>
         </w:rPr>
-        <w:t>.text}</w:t>
-      </w:r>
-      <w:proofErr w:type="gramStart"/>
-      <w:r>
-        <w:rPr>
-          <w:sz w:val="22"/>
-          <w:szCs w:val="22"/>
-        </w:rPr>
-        <w:t>}</w:t>
+        <w:t>.text}}</w:t>
       </w:r>
       <w:r>
         <w:rPr>
@@ -9214,61 +8371,42 @@
         </w:rPr>
         <w:t>;</w:t>
       </w:r>
-      <w:proofErr w:type="gramEnd"/>
-    </w:p>
-    <w:p>
-      <w:pPr>
-        <w:widowControl w:val="0"/>
-        <w:spacing w:line="324" w:lineRule="auto"/>
-        <w:jc w:val="both"/>
-        <w:rPr>
-          <w:sz w:val="22"/>
-          <w:szCs w:val="22"/>
-        </w:rPr>
-      </w:pPr>
-      <w:r>
-        <w:rPr>
-          <w:sz w:val="22"/>
-          <w:szCs w:val="22"/>
-        </w:rPr>
-        <w:t xml:space="preserve">b) Người có liên quan của những người quy định tại điểm a khoản </w:t>
-      </w:r>
-      <w:proofErr w:type="gramStart"/>
-      <w:r>
-        <w:rPr>
-          <w:sz w:val="22"/>
-          <w:szCs w:val="22"/>
-        </w:rPr>
-        <w:t>này;</w:t>
-      </w:r>
-      <w:proofErr w:type="gramEnd"/>
-    </w:p>
-    <w:p>
-      <w:pPr>
-        <w:widowControl w:val="0"/>
-        <w:spacing w:line="324" w:lineRule="auto"/>
-        <w:jc w:val="both"/>
-        <w:rPr>
-          <w:sz w:val="22"/>
-          <w:szCs w:val="22"/>
-        </w:rPr>
-      </w:pPr>
-      <w:r>
-        <w:rPr>
-          <w:sz w:val="22"/>
-          <w:szCs w:val="22"/>
-        </w:rPr>
-        <w:t xml:space="preserve">c) Người quản lý công ty mẹ, người có thẩm quyền bổ nhiệm người quản lý công ty </w:t>
-      </w:r>
-      <w:proofErr w:type="gramStart"/>
-      <w:r>
-        <w:rPr>
-          <w:sz w:val="22"/>
-          <w:szCs w:val="22"/>
-        </w:rPr>
-        <w:t>mẹ;</w:t>
-      </w:r>
-      <w:proofErr w:type="gramEnd"/>
+    </w:p>
+    <w:p>
+      <w:pPr>
+        <w:widowControl w:val="0"/>
+        <w:spacing w:line="324" w:lineRule="auto"/>
+        <w:jc w:val="both"/>
+        <w:rPr>
+          <w:sz w:val="22"/>
+          <w:szCs w:val="22"/>
+        </w:rPr>
+      </w:pPr>
+      <w:r>
+        <w:rPr>
+          <w:sz w:val="22"/>
+          <w:szCs w:val="22"/>
+        </w:rPr>
+        <w:t>b) Người có liên quan của những người quy định tại điểm a khoản này;</w:t>
+      </w:r>
+    </w:p>
+    <w:p>
+      <w:pPr>
+        <w:widowControl w:val="0"/>
+        <w:spacing w:line="324" w:lineRule="auto"/>
+        <w:jc w:val="both"/>
+        <w:rPr>
+          <w:sz w:val="22"/>
+          <w:szCs w:val="22"/>
+        </w:rPr>
+      </w:pPr>
+      <w:r>
+        <w:rPr>
+          <w:sz w:val="22"/>
+          <w:szCs w:val="22"/>
+        </w:rPr>
+        <w:t>c) Người quản lý công ty mẹ, người có thẩm quyền bổ nhiệm người quản lý công ty mẹ;</w:t>
+      </w:r>
     </w:p>
     <w:p>
       <w:pPr>
@@ -9394,44 +8532,26 @@
           <w:sz w:val="22"/>
           <w:szCs w:val="22"/>
         </w:rPr>
-        <w:t xml:space="preserve">a) Sửa đổi, bổ sung các nội dung trong Điều lệ công ty liên quan đến quyền và nghĩa vụ của thành viên, Hội đồng thành </w:t>
-      </w:r>
-      <w:proofErr w:type="gramStart"/>
-      <w:r>
-        <w:rPr>
-          <w:sz w:val="22"/>
-          <w:szCs w:val="22"/>
-        </w:rPr>
-        <w:t>viên;</w:t>
-      </w:r>
-      <w:proofErr w:type="gramEnd"/>
-    </w:p>
-    <w:p>
-      <w:pPr>
-        <w:widowControl w:val="0"/>
-        <w:spacing w:line="324" w:lineRule="auto"/>
-        <w:jc w:val="both"/>
-        <w:rPr>
-          <w:sz w:val="22"/>
-          <w:szCs w:val="22"/>
-        </w:rPr>
-      </w:pPr>
-      <w:r>
-        <w:rPr>
-          <w:sz w:val="22"/>
-          <w:szCs w:val="22"/>
-        </w:rPr>
-        <w:t xml:space="preserve">b) Tổ chức lại công </w:t>
-      </w:r>
-      <w:proofErr w:type="gramStart"/>
-      <w:r>
-        <w:rPr>
-          <w:sz w:val="22"/>
-          <w:szCs w:val="22"/>
-        </w:rPr>
-        <w:t>ty;</w:t>
-      </w:r>
-      <w:proofErr w:type="gramEnd"/>
+        <w:t>a) Sửa đổi, bổ sung các nội dung trong Điều lệ công ty liên quan đến quyền và nghĩa vụ của thành viên, Hội đồng thành viên;</w:t>
+      </w:r>
+    </w:p>
+    <w:p>
+      <w:pPr>
+        <w:widowControl w:val="0"/>
+        <w:spacing w:line="324" w:lineRule="auto"/>
+        <w:jc w:val="both"/>
+        <w:rPr>
+          <w:sz w:val="22"/>
+          <w:szCs w:val="22"/>
+        </w:rPr>
+      </w:pPr>
+      <w:r>
+        <w:rPr>
+          <w:sz w:val="22"/>
+          <w:szCs w:val="22"/>
+        </w:rPr>
+        <w:t>b) Tổ chức lại công ty;</w:t>
+      </w:r>
     </w:p>
     <w:p>
       <w:pPr>
@@ -9558,17 +8678,8 @@
           <w:sz w:val="22"/>
           <w:szCs w:val="22"/>
         </w:rPr>
-        <w:t xml:space="preserve">24.1.  Phải chào bán phần vốn góp đó cho các thành viên còn lại theo tỷ lệ tương ứng với phần vốn góp của họ trong công ty với cùng điều kiện chào </w:t>
-      </w:r>
-      <w:proofErr w:type="gramStart"/>
-      <w:r>
-        <w:rPr>
-          <w:sz w:val="22"/>
-          <w:szCs w:val="22"/>
-        </w:rPr>
-        <w:t>bán;</w:t>
-      </w:r>
-      <w:proofErr w:type="gramEnd"/>
+        <w:t>24.1.  Phải chào bán phần vốn góp đó cho các thành viên còn lại theo tỷ lệ tương ứng với phần vốn góp của họ trong công ty với cùng điều kiện chào bán;</w:t>
+      </w:r>
     </w:p>
     <w:p>
       <w:pPr>
@@ -9685,44 +8796,26 @@
           <w:sz w:val="22"/>
           <w:szCs w:val="22"/>
         </w:rPr>
-        <w:t xml:space="preserve">a) Người thừa kế không muốn trở thành thành </w:t>
-      </w:r>
-      <w:proofErr w:type="gramStart"/>
-      <w:r>
-        <w:rPr>
-          <w:sz w:val="22"/>
-          <w:szCs w:val="22"/>
-        </w:rPr>
-        <w:t>viên;</w:t>
-      </w:r>
-      <w:proofErr w:type="gramEnd"/>
-    </w:p>
-    <w:p>
-      <w:pPr>
-        <w:widowControl w:val="0"/>
-        <w:spacing w:line="324" w:lineRule="auto"/>
-        <w:jc w:val="both"/>
-        <w:rPr>
-          <w:sz w:val="22"/>
-          <w:szCs w:val="22"/>
-        </w:rPr>
-      </w:pPr>
-      <w:r>
-        <w:rPr>
-          <w:sz w:val="22"/>
-          <w:szCs w:val="22"/>
-        </w:rPr>
-        <w:t xml:space="preserve">b) Người được tặng, cho theo quy định tại khoản 25.5 Điều này không được Hội đồng thành viên chấp thuận làm thành </w:t>
-      </w:r>
-      <w:proofErr w:type="gramStart"/>
-      <w:r>
-        <w:rPr>
-          <w:sz w:val="22"/>
-          <w:szCs w:val="22"/>
-        </w:rPr>
-        <w:t>viên;</w:t>
-      </w:r>
-      <w:proofErr w:type="gramEnd"/>
+        <w:t>a) Người thừa kế không muốn trở thành thành viên;</w:t>
+      </w:r>
+    </w:p>
+    <w:p>
+      <w:pPr>
+        <w:widowControl w:val="0"/>
+        <w:spacing w:line="324" w:lineRule="auto"/>
+        <w:jc w:val="both"/>
+        <w:rPr>
+          <w:sz w:val="22"/>
+          <w:szCs w:val="22"/>
+        </w:rPr>
+      </w:pPr>
+      <w:r>
+        <w:rPr>
+          <w:sz w:val="22"/>
+          <w:szCs w:val="22"/>
+        </w:rPr>
+        <w:t>b) Người được tặng, cho theo quy định tại khoản 25.5 Điều này không được Hội đồng thành viên chấp thuận làm thành viên;</w:t>
+      </w:r>
     </w:p>
     <w:p>
       <w:pPr>
@@ -9829,17 +8922,8 @@
           <w:sz w:val="22"/>
           <w:szCs w:val="22"/>
         </w:rPr>
-        <w:t xml:space="preserve">a) Trở thành thành viên của công ty nếu được Hội đồng thành viên chấp </w:t>
-      </w:r>
-      <w:proofErr w:type="gramStart"/>
-      <w:r>
-        <w:rPr>
-          <w:sz w:val="22"/>
-          <w:szCs w:val="22"/>
-        </w:rPr>
-        <w:t>thuận;</w:t>
-      </w:r>
-      <w:proofErr w:type="gramEnd"/>
+        <w:t>a) Trở thành thành viên của công ty nếu được Hội đồng thành viên chấp thuận;</w:t>
+      </w:r>
     </w:p>
     <w:p>
       <w:pPr>
@@ -9971,17 +9055,8 @@
           <w:sz w:val="22"/>
           <w:szCs w:val="22"/>
         </w:rPr>
-        <w:t xml:space="preserve">a) Tên, địa chỉ trụ sở chính của công </w:t>
-      </w:r>
-      <w:proofErr w:type="gramStart"/>
-      <w:r>
-        <w:rPr>
-          <w:sz w:val="22"/>
-          <w:szCs w:val="22"/>
-        </w:rPr>
-        <w:t>ty;</w:t>
-      </w:r>
-      <w:proofErr w:type="gramEnd"/>
+        <w:t>a) Tên, địa chỉ trụ sở chính của công ty;</w:t>
+      </w:r>
     </w:p>
     <w:p>
       <w:pPr>
@@ -10001,17 +9076,8 @@
           <w:sz w:val="22"/>
           <w:szCs w:val="22"/>
         </w:rPr>
-        <w:t xml:space="preserve">a) Số và ngày cấp Giấy chứng nhận đăng ký kinh </w:t>
-      </w:r>
-      <w:proofErr w:type="gramStart"/>
-      <w:r>
-        <w:rPr>
-          <w:sz w:val="22"/>
-          <w:szCs w:val="22"/>
-        </w:rPr>
-        <w:t>doanh;</w:t>
-      </w:r>
-      <w:proofErr w:type="gramEnd"/>
+        <w:t>a) Số và ngày cấp Giấy chứng nhận đăng ký kinh doanh;</w:t>
+      </w:r>
     </w:p>
     <w:p>
       <w:pPr>
@@ -10031,17 +9097,8 @@
           <w:sz w:val="22"/>
           <w:szCs w:val="22"/>
         </w:rPr>
-        <w:t xml:space="preserve">c) Vốn điều lệ của công </w:t>
-      </w:r>
-      <w:proofErr w:type="gramStart"/>
-      <w:r>
-        <w:rPr>
-          <w:sz w:val="22"/>
-          <w:szCs w:val="22"/>
-        </w:rPr>
-        <w:t>ty;</w:t>
-      </w:r>
-      <w:proofErr w:type="gramEnd"/>
+        <w:t>c) Vốn điều lệ của công ty;</w:t>
+      </w:r>
     </w:p>
     <w:p>
       <w:pPr>
@@ -10061,17 +9118,8 @@
           <w:sz w:val="22"/>
           <w:szCs w:val="22"/>
         </w:rPr>
-        <w:t xml:space="preserve">d) Họ, tên, địa chỉ thường trú, quốc tịch, số Giấy chứng minh nhân dân, Hộ chiếu hoặc chứng thực cá nhân hợp pháp khác đối với thành viên là cá nhân; tên, địa chỉ thường trú, quốc tịch, số quyết định thành lập hoặc số đăng ký kinh doanh đối với thành viên là tổ </w:t>
-      </w:r>
-      <w:proofErr w:type="gramStart"/>
-      <w:r>
-        <w:rPr>
-          <w:sz w:val="22"/>
-          <w:szCs w:val="22"/>
-        </w:rPr>
-        <w:t>chức;</w:t>
-      </w:r>
-      <w:proofErr w:type="gramEnd"/>
+        <w:t>d) Họ, tên, địa chỉ thường trú, quốc tịch, số Giấy chứng minh nhân dân, Hộ chiếu hoặc chứng thực cá nhân hợp pháp khác đối với thành viên là cá nhân; tên, địa chỉ thường trú, quốc tịch, số quyết định thành lập hoặc số đăng ký kinh doanh đối với thành viên là tổ chức;</w:t>
+      </w:r>
     </w:p>
     <w:p>
       <w:pPr>
@@ -10091,17 +9139,8 @@
           <w:sz w:val="22"/>
           <w:szCs w:val="22"/>
         </w:rPr>
-        <w:t xml:space="preserve">đ) Phần vốn góp, giá trị vốn góp của thành </w:t>
-      </w:r>
-      <w:proofErr w:type="gramStart"/>
-      <w:r>
-        <w:rPr>
-          <w:sz w:val="22"/>
-          <w:szCs w:val="22"/>
-        </w:rPr>
-        <w:t>viên;</w:t>
-      </w:r>
-      <w:proofErr w:type="gramEnd"/>
+        <w:t>đ) Phần vốn góp, giá trị vốn góp của thành viên;</w:t>
+      </w:r>
     </w:p>
     <w:p>
       <w:pPr>
@@ -10121,17 +9160,8 @@
           <w:sz w:val="22"/>
           <w:szCs w:val="22"/>
         </w:rPr>
-        <w:t xml:space="preserve">e) Số và ngày cấp giấy chứng nhận phần vốn </w:t>
-      </w:r>
-      <w:proofErr w:type="gramStart"/>
-      <w:r>
-        <w:rPr>
-          <w:sz w:val="22"/>
-          <w:szCs w:val="22"/>
-        </w:rPr>
-        <w:t>góp;</w:t>
-      </w:r>
-      <w:proofErr w:type="gramEnd"/>
+        <w:t>e) Số và ngày cấp giấy chứng nhận phần vốn góp;</w:t>
+      </w:r>
     </w:p>
     <w:p>
       <w:pPr>
@@ -10246,17 +9276,8 @@
           <w:sz w:val="22"/>
           <w:szCs w:val="22"/>
         </w:rPr>
-        <w:t xml:space="preserve">a) Tăng vốn góp của thành </w:t>
-      </w:r>
-      <w:proofErr w:type="gramStart"/>
-      <w:r>
-        <w:rPr>
-          <w:sz w:val="22"/>
-          <w:szCs w:val="22"/>
-        </w:rPr>
-        <w:t>viên;</w:t>
-      </w:r>
-      <w:proofErr w:type="gramEnd"/>
+        <w:t>a) Tăng vốn góp của thành viên;</w:t>
+      </w:r>
     </w:p>
     <w:p>
       <w:pPr>
@@ -10360,17 +9381,8 @@
           <w:sz w:val="22"/>
           <w:szCs w:val="22"/>
         </w:rPr>
-        <w:t xml:space="preserve">a) Hoàn trả một phần vốn góp cho thành viên theo tỷ lệ phần vốn góp của họ trong vốn điều lệ của công ty nếu đã hoạt động kinh doanh liên tục từ 02 năm trở lên kể từ ngày đăng ký thành lập doanh nghiệp và bảo đảm thanh toán đủ các khoản nợ và nghĩa vụ tài sản khác sau khi đã hoàn trả cho thành </w:t>
-      </w:r>
-      <w:proofErr w:type="gramStart"/>
-      <w:r>
-        <w:rPr>
-          <w:sz w:val="22"/>
-          <w:szCs w:val="22"/>
-        </w:rPr>
-        <w:t>viên;</w:t>
-      </w:r>
-      <w:proofErr w:type="gramEnd"/>
+        <w:t>a) Hoàn trả một phần vốn góp cho thành viên theo tỷ lệ phần vốn góp của họ trong vốn điều lệ của công ty nếu đã hoạt động kinh doanh liên tục từ 02 năm trở lên kể từ ngày đăng ký thành lập doanh nghiệp và bảo đảm thanh toán đủ các khoản nợ và nghĩa vụ tài sản khác sau khi đã hoàn trả cho thành viên;</w:t>
+      </w:r>
     </w:p>
     <w:p>
       <w:pPr>
@@ -10391,17 +9403,8 @@
           <w:sz w:val="22"/>
           <w:szCs w:val="22"/>
         </w:rPr>
-        <w:t xml:space="preserve">b) Mua lại phần vốn góp theo quy định tại Điều 23 của Điều lệ </w:t>
-      </w:r>
-      <w:proofErr w:type="gramStart"/>
-      <w:r>
-        <w:rPr>
-          <w:sz w:val="22"/>
-          <w:szCs w:val="22"/>
-        </w:rPr>
-        <w:t>này;</w:t>
-      </w:r>
-      <w:proofErr w:type="gramEnd"/>
+        <w:t>b) Mua lại phần vốn góp theo quy định tại Điều 23 của Điều lệ này;</w:t>
+      </w:r>
     </w:p>
     <w:p>
       <w:pPr>
@@ -11094,17 +10097,8 @@
           <w:sz w:val="22"/>
           <w:szCs w:val="22"/>
         </w:rPr>
-        <w:t xml:space="preserve">a) Tên, địa chỉ trụ sở chính của Công </w:t>
-      </w:r>
-      <w:proofErr w:type="gramStart"/>
-      <w:r>
-        <w:rPr>
-          <w:sz w:val="22"/>
-          <w:szCs w:val="22"/>
-        </w:rPr>
-        <w:t>ty;</w:t>
-      </w:r>
-      <w:proofErr w:type="gramEnd"/>
+        <w:t>a) Tên, địa chỉ trụ sở chính của Công ty;</w:t>
+      </w:r>
     </w:p>
     <w:p>
       <w:pPr>
@@ -11124,17 +10118,8 @@
           <w:sz w:val="22"/>
           <w:szCs w:val="22"/>
         </w:rPr>
-        <w:t xml:space="preserve">b) Lý do giải </w:t>
-      </w:r>
-      <w:proofErr w:type="gramStart"/>
-      <w:r>
-        <w:rPr>
-          <w:sz w:val="22"/>
-          <w:szCs w:val="22"/>
-        </w:rPr>
-        <w:t>thể;</w:t>
-      </w:r>
-      <w:proofErr w:type="gramEnd"/>
+        <w:t>b) Lý do giải thể;</w:t>
+      </w:r>
     </w:p>
     <w:p>
       <w:pPr>
@@ -11154,17 +10139,8 @@
           <w:sz w:val="22"/>
           <w:szCs w:val="22"/>
         </w:rPr>
-        <w:t xml:space="preserve">c) Thời hạn, thủ tục thanh lý hợp đồng và thanh toán các khoản nợ của doanh </w:t>
-      </w:r>
-      <w:proofErr w:type="gramStart"/>
-      <w:r>
-        <w:rPr>
-          <w:sz w:val="22"/>
-          <w:szCs w:val="22"/>
-        </w:rPr>
-        <w:t>nghiệp;</w:t>
-      </w:r>
-      <w:proofErr w:type="gramEnd"/>
+        <w:t>c) Thời hạn, thủ tục thanh lý hợp đồng và thanh toán các khoản nợ của doanh nghiệp;</w:t>
+      </w:r>
     </w:p>
     <w:p>
       <w:pPr>
@@ -11184,17 +10160,8 @@
           <w:sz w:val="22"/>
           <w:szCs w:val="22"/>
         </w:rPr>
-        <w:t xml:space="preserve">d) Phương án xử lý các nghĩa vụ phát sinh từ hợp đồng lao </w:t>
-      </w:r>
-      <w:proofErr w:type="gramStart"/>
-      <w:r>
-        <w:rPr>
-          <w:sz w:val="22"/>
-          <w:szCs w:val="22"/>
-        </w:rPr>
-        <w:t>động;</w:t>
-      </w:r>
-      <w:proofErr w:type="gramEnd"/>
+        <w:t>d) Phương án xử lý các nghĩa vụ phát sinh từ hợp đồng lao động;</w:t>
+      </w:r>
     </w:p>
     <w:p>
       <w:pPr>
@@ -11292,17 +10259,8 @@
           <w:sz w:val="22"/>
           <w:szCs w:val="22"/>
         </w:rPr>
-        <w:t xml:space="preserve">a) Các khoản nợ lương, trợ cấp thôi việc, bảo hiểm xã hội theo quy định của pháp luật và các quyền lợi khác của người lao động theo thỏa ước lao động tập thể và hợp đồng lao động đã ký </w:t>
-      </w:r>
-      <w:proofErr w:type="gramStart"/>
-      <w:r>
-        <w:rPr>
-          <w:sz w:val="22"/>
-          <w:szCs w:val="22"/>
-        </w:rPr>
-        <w:t>kết;</w:t>
-      </w:r>
-      <w:proofErr w:type="gramEnd"/>
+        <w:t>a) Các khoản nợ lương, trợ cấp thôi việc, bảo hiểm xã hội theo quy định của pháp luật và các quyền lợi khác của người lao động theo thỏa ước lao động tập thể và hợp đồng lao động đã ký kết;</w:t>
+      </w:r>
     </w:p>
     <w:p>
       <w:pPr>
@@ -11391,17 +10349,8 @@
           <w:szCs w:val="22"/>
         </w:rPr>
         <w:lastRenderedPageBreak/>
-        <w:t xml:space="preserve">quyết, quyết định giải thể và phương án giải quyết nợ đến các chủ nợ, người có quyền, nghĩa vụ và lợi ích có liên quan. Phương án giải quyết nợ phải có tên, địa chỉ của chủ nợ; số nợ, thời hạn, địa điểm và phương thức thanh toán số nợ đó; cách thức và thời hạn giải quyết khiếu nại của chủ </w:t>
-      </w:r>
-      <w:proofErr w:type="gramStart"/>
-      <w:r>
-        <w:rPr>
-          <w:sz w:val="22"/>
-          <w:szCs w:val="22"/>
-        </w:rPr>
-        <w:t>nợ;</w:t>
-      </w:r>
-      <w:proofErr w:type="gramEnd"/>
+        <w:t>quyết, quyết định giải thể và phương án giải quyết nợ đến các chủ nợ, người có quyền, nghĩa vụ và lợi ích có liên quan. Phương án giải quyết nợ phải có tên, địa chỉ của chủ nợ; số nợ, thời hạn, địa điểm và phương thức thanh toán số nợ đó; cách thức và thời hạn giải quyết khiếu nại của chủ nợ;</w:t>
+      </w:r>
     </w:p>
     <w:p>
       <w:pPr>
@@ -12291,17 +11240,6 @@
       <w:pPr>
         <w:widowControl w:val="0"/>
         <w:spacing w:line="324" w:lineRule="auto"/>
-        <w:rPr>
-          <w:b/>
-          <w:sz w:val="22"/>
-          <w:szCs w:val="22"/>
-        </w:rPr>
-      </w:pPr>
-    </w:p>
-    <w:p>
-      <w:pPr>
-        <w:widowControl w:val="0"/>
-        <w:spacing w:line="324" w:lineRule="auto"/>
         <w:jc w:val="center"/>
         <w:rPr>
           <w:b/>
@@ -12315,6 +11253,7 @@
           <w:sz w:val="22"/>
           <w:szCs w:val="22"/>
         </w:rPr>
+        <w:lastRenderedPageBreak/>
         <w:t>NGƯỜI ĐẠI DIỆN THEO PHÁP LUẬT CỦA CÔNG TY</w:t>
       </w:r>
     </w:p>
@@ -12947,7 +11886,6 @@
       <w:pPr>
         <w:widowControl w:val="0"/>
         <w:spacing w:line="324" w:lineRule="auto"/>
-        <w:jc w:val="center"/>
         <w:rPr>
           <w:b/>
           <w:sz w:val="22"/>
